--- a/public/templates/fasilitas-pelabuhan-template.docx
+++ b/public/templates/fasilitas-pelabuhan-template.docx
@@ -207,7 +207,6 @@
         <w:rPr>
           <w:rFonts w:ascii="Baskerville Old Face" w:hAnsi="Baskerville Old Face"/>
           <w:sz w:val="36"/>
-          <w:u w:val="single"/>
         </w:rPr>
         <w:t xml:space="preserve">FORM DATA </w:t>
       </w:r>
@@ -386,14 +385,12 @@
       <w:r>
         <w:rPr>
           <w:rFonts w:ascii="Baskerville Old Face" w:hAnsi="Baskerville Old Face"/>
-          <w:u w:val="single"/>
-        </w:rPr>
-        <w:tab/>
-      </w:r>
-      <w:r>
-        <w:rPr>
-          <w:rFonts w:ascii="Baskerville Old Face" w:hAnsi="Baskerville Old Face"/>
-          <w:u w:val="single"/>
+        </w:rPr>
+        <w:tab/>
+      </w:r>
+      <w:r>
+        <w:rPr>
+          <w:rFonts w:ascii="Baskerville Old Face" w:hAnsi="Baskerville Old Face"/>
           <w:lang w:val="id-ID"/>
         </w:rPr>
         <w:tab/>
@@ -401,7 +398,6 @@
       <w:r>
         <w:rPr>
           <w:rFonts w:ascii="Baskerville Old Face" w:hAnsi="Baskerville Old Face"/>
-          <w:u w:val="single"/>
         </w:rPr>
         <w:tab/>
       </w:r>
@@ -492,56 +488,48 @@
       <w:r>
         <w:rPr>
           <w:rFonts w:ascii="Baskerville Old Face" w:hAnsi="Baskerville Old Face"/>
-          <w:u w:val="single"/>
-        </w:rPr>
-        <w:tab/>
-      </w:r>
-      <w:r>
-        <w:rPr>
-          <w:rFonts w:ascii="Baskerville Old Face" w:hAnsi="Baskerville Old Face"/>
-          <w:u w:val="single"/>
-        </w:rPr>
-        <w:tab/>
-      </w:r>
-      <w:r>
-        <w:rPr>
-          <w:rFonts w:ascii="Baskerville Old Face" w:hAnsi="Baskerville Old Face"/>
-          <w:u w:val="single"/>
-        </w:rPr>
-        <w:tab/>
-      </w:r>
-      <w:r>
-        <w:rPr>
-          <w:rFonts w:ascii="Baskerville Old Face" w:hAnsi="Baskerville Old Face"/>
-          <w:u w:val="single"/>
-        </w:rPr>
-        <w:tab/>
-      </w:r>
-      <w:r>
-        <w:rPr>
-          <w:rFonts w:ascii="Baskerville Old Face" w:hAnsi="Baskerville Old Face"/>
-          <w:u w:val="single"/>
-        </w:rPr>
-        <w:tab/>
-      </w:r>
-      <w:r>
-        <w:rPr>
-          <w:rFonts w:ascii="Baskerville Old Face" w:hAnsi="Baskerville Old Face"/>
-          <w:u w:val="single"/>
-        </w:rPr>
-        <w:tab/>
-      </w:r>
-      <w:r>
-        <w:rPr>
-          <w:rFonts w:ascii="Baskerville Old Face" w:hAnsi="Baskerville Old Face"/>
-          <w:u w:val="single"/>
-        </w:rPr>
-        <w:tab/>
-      </w:r>
-      <w:r>
-        <w:rPr>
-          <w:rFonts w:ascii="Baskerville Old Face" w:hAnsi="Baskerville Old Face"/>
-          <w:u w:val="single"/>
+        </w:rPr>
+        <w:tab/>
+      </w:r>
+      <w:r>
+        <w:rPr>
+          <w:rFonts w:ascii="Baskerville Old Face" w:hAnsi="Baskerville Old Face"/>
+        </w:rPr>
+        <w:tab/>
+      </w:r>
+      <w:r>
+        <w:rPr>
+          <w:rFonts w:ascii="Baskerville Old Face" w:hAnsi="Baskerville Old Face"/>
+        </w:rPr>
+        <w:tab/>
+      </w:r>
+      <w:r>
+        <w:rPr>
+          <w:rFonts w:ascii="Baskerville Old Face" w:hAnsi="Baskerville Old Face"/>
+        </w:rPr>
+        <w:tab/>
+      </w:r>
+      <w:r>
+        <w:rPr>
+          <w:rFonts w:ascii="Baskerville Old Face" w:hAnsi="Baskerville Old Face"/>
+        </w:rPr>
+        <w:tab/>
+      </w:r>
+      <w:r>
+        <w:rPr>
+          <w:rFonts w:ascii="Baskerville Old Face" w:hAnsi="Baskerville Old Face"/>
+        </w:rPr>
+        <w:tab/>
+      </w:r>
+      <w:r>
+        <w:rPr>
+          <w:rFonts w:ascii="Baskerville Old Face" w:hAnsi="Baskerville Old Face"/>
+        </w:rPr>
+        <w:tab/>
+      </w:r>
+      <w:r>
+        <w:rPr>
+          <w:rFonts w:ascii="Baskerville Old Face" w:hAnsi="Baskerville Old Face"/>
         </w:rPr>
         <w:tab/>
       </w:r>
@@ -605,42 +593,36 @@
       <w:r>
         <w:rPr>
           <w:rFonts w:ascii="Baskerville Old Face" w:hAnsi="Baskerville Old Face"/>
-          <w:u w:val="single"/>
         </w:rPr>
         <w:t xml:space="preserve"> </w:t>
       </w:r>
       <w:r>
         <w:rPr>
           <w:rFonts w:ascii="Baskerville Old Face" w:hAnsi="Baskerville Old Face"/>
-          <w:u w:val="single"/>
         </w:rPr>
         <w:t xml:space="preserve">                                                              </w:t>
       </w:r>
       <w:r>
         <w:rPr>
           <w:rFonts w:ascii="Baskerville Old Face" w:hAnsi="Baskerville Old Face"/>
-          <w:u w:val="single"/>
-        </w:rPr>
-        <w:tab/>
-      </w:r>
-      <w:r>
-        <w:rPr>
-          <w:rFonts w:ascii="Baskerville Old Face" w:hAnsi="Baskerville Old Face"/>
-          <w:u w:val="single"/>
-        </w:rPr>
-        <w:tab/>
-      </w:r>
-      <w:r>
-        <w:rPr>
-          <w:rFonts w:ascii="Baskerville Old Face" w:hAnsi="Baskerville Old Face"/>
-          <w:u w:val="single"/>
-        </w:rPr>
-        <w:tab/>
-      </w:r>
-      <w:r>
-        <w:rPr>
-          <w:rFonts w:ascii="Baskerville Old Face" w:hAnsi="Baskerville Old Face"/>
-          <w:u w:val="single"/>
+        </w:rPr>
+        <w:tab/>
+      </w:r>
+      <w:r>
+        <w:rPr>
+          <w:rFonts w:ascii="Baskerville Old Face" w:hAnsi="Baskerville Old Face"/>
+        </w:rPr>
+        <w:tab/>
+      </w:r>
+      <w:r>
+        <w:rPr>
+          <w:rFonts w:ascii="Baskerville Old Face" w:hAnsi="Baskerville Old Face"/>
+        </w:rPr>
+        <w:tab/>
+      </w:r>
+      <w:r>
+        <w:rPr>
+          <w:rFonts w:ascii="Baskerville Old Face" w:hAnsi="Baskerville Old Face"/>
         </w:rPr>
         <w:tab/>
       </w:r>
@@ -661,7 +643,6 @@
         <w:spacing w:line="360" w:lineRule="auto"/>
         <w:rPr>
           <w:rFonts w:ascii="Baskerville Old Face" w:hAnsi="Baskerville Old Face"/>
-          <w:u w:val="single"/>
         </w:rPr>
       </w:pPr>
       <w:r>
@@ -724,14 +705,12 @@
       <w:r>
         <w:rPr>
           <w:rFonts w:ascii="Baskerville Old Face" w:hAnsi="Baskerville Old Face"/>
-          <w:u w:val="single"/>
         </w:rPr>
         <w:t xml:space="preserve"> </w:t>
       </w:r>
       <w:r>
         <w:rPr>
           <w:rFonts w:ascii="Baskerville Old Face" w:hAnsi="Baskerville Old Face"/>
-          <w:u w:val="single"/>
           <w:lang w:val="id-ID"/>
         </w:rPr>
         <w:tab/>
@@ -739,7 +718,6 @@
       <w:r>
         <w:rPr>
           <w:rFonts w:ascii="Baskerville Old Face" w:hAnsi="Baskerville Old Face"/>
-          <w:u w:val="single"/>
           <w:lang w:val="id-ID"/>
         </w:rPr>
         <w:tab/>
@@ -747,14 +725,12 @@
       <w:r>
         <w:rPr>
           <w:rFonts w:ascii="Baskerville Old Face" w:hAnsi="Baskerville Old Face"/>
-          <w:u w:val="single"/>
         </w:rPr>
         <w:t xml:space="preserve">           </w:t>
       </w:r>
       <w:r>
         <w:rPr>
           <w:rFonts w:ascii="Baskerville Old Face" w:hAnsi="Baskerville Old Face"/>
-          <w:u w:val="single"/>
         </w:rPr>
         <w:tab/>
       </w:r>
@@ -868,14 +844,12 @@
       <w:r>
         <w:rPr>
           <w:rFonts w:ascii="Baskerville Old Face" w:hAnsi="Baskerville Old Face"/>
-          <w:u w:val="single"/>
         </w:rPr>
         <w:t xml:space="preserve">                  </w:t>
       </w:r>
       <w:r>
         <w:rPr>
           <w:rFonts w:ascii="Baskerville Old Face" w:hAnsi="Baskerville Old Face"/>
-          <w:u w:val="single"/>
           <w:lang w:val="id-ID"/>
         </w:rPr>
         <w:tab/>
@@ -883,7 +857,6 @@
       <w:r>
         <w:rPr>
           <w:rFonts w:ascii="Baskerville Old Face" w:hAnsi="Baskerville Old Face"/>
-          <w:u w:val="single"/>
           <w:lang w:val="id-ID"/>
         </w:rPr>
         <w:tab/>
@@ -891,7 +864,6 @@
       <w:r>
         <w:rPr>
           <w:rFonts w:ascii="Baskerville Old Face" w:hAnsi="Baskerville Old Face"/>
-          <w:u w:val="single"/>
           <w:lang w:val="id-ID"/>
         </w:rPr>
         <w:tab/>
@@ -899,7 +871,6 @@
       <w:r>
         <w:rPr>
           <w:rFonts w:ascii="Baskerville Old Face" w:hAnsi="Baskerville Old Face"/>
-          <w:u w:val="single"/>
           <w:lang w:val="id-ID"/>
         </w:rPr>
         <w:tab/>
@@ -994,14 +965,12 @@
       <w:r>
         <w:rPr>
           <w:rFonts w:ascii="Baskerville Old Face" w:hAnsi="Baskerville Old Face"/>
-          <w:u w:val="single"/>
         </w:rPr>
         <w:t xml:space="preserve">            </w:t>
       </w:r>
       <w:r>
         <w:rPr>
           <w:rFonts w:ascii="Baskerville Old Face" w:hAnsi="Baskerville Old Face"/>
-          <w:u w:val="single"/>
           <w:lang w:val="id-ID"/>
         </w:rPr>
         <w:tab/>
@@ -1009,7 +978,6 @@
       <w:r>
         <w:rPr>
           <w:rFonts w:ascii="Baskerville Old Face" w:hAnsi="Baskerville Old Face"/>
-          <w:u w:val="single"/>
           <w:lang w:val="id-ID"/>
         </w:rPr>
         <w:tab/>
@@ -1017,7 +985,6 @@
       <w:r>
         <w:rPr>
           <w:rFonts w:ascii="Baskerville Old Face" w:hAnsi="Baskerville Old Face"/>
-          <w:u w:val="single"/>
           <w:lang w:val="id-ID"/>
         </w:rPr>
         <w:tab/>
@@ -1025,7 +992,6 @@
       <w:r>
         <w:rPr>
           <w:rFonts w:ascii="Baskerville Old Face" w:hAnsi="Baskerville Old Face"/>
-          <w:u w:val="single"/>
         </w:rPr>
         <w:tab/>
       </w:r>
@@ -1078,56 +1044,48 @@
       <w:r>
         <w:rPr>
           <w:rFonts w:ascii="Baskerville Old Face" w:hAnsi="Baskerville Old Face"/>
-          <w:u w:val="single"/>
-        </w:rPr>
-        <w:tab/>
-      </w:r>
-      <w:r>
-        <w:rPr>
-          <w:rFonts w:ascii="Baskerville Old Face" w:hAnsi="Baskerville Old Face"/>
-          <w:u w:val="single"/>
-        </w:rPr>
-        <w:tab/>
-      </w:r>
-      <w:r>
-        <w:rPr>
-          <w:rFonts w:ascii="Baskerville Old Face" w:hAnsi="Baskerville Old Face"/>
-          <w:u w:val="single"/>
-        </w:rPr>
-        <w:tab/>
-      </w:r>
-      <w:r>
-        <w:rPr>
-          <w:rFonts w:ascii="Baskerville Old Face" w:hAnsi="Baskerville Old Face"/>
-          <w:u w:val="single"/>
-        </w:rPr>
-        <w:tab/>
-      </w:r>
-      <w:r>
-        <w:rPr>
-          <w:rFonts w:ascii="Baskerville Old Face" w:hAnsi="Baskerville Old Face"/>
-          <w:u w:val="single"/>
-        </w:rPr>
-        <w:tab/>
-      </w:r>
-      <w:r>
-        <w:rPr>
-          <w:rFonts w:ascii="Baskerville Old Face" w:hAnsi="Baskerville Old Face"/>
-          <w:u w:val="single"/>
-        </w:rPr>
-        <w:tab/>
-      </w:r>
-      <w:r>
-        <w:rPr>
-          <w:rFonts w:ascii="Baskerville Old Face" w:hAnsi="Baskerville Old Face"/>
-          <w:u w:val="single"/>
-        </w:rPr>
-        <w:tab/>
-      </w:r>
-      <w:r>
-        <w:rPr>
-          <w:rFonts w:ascii="Baskerville Old Face" w:hAnsi="Baskerville Old Face"/>
-          <w:u w:val="single"/>
+        </w:rPr>
+        <w:tab/>
+      </w:r>
+      <w:r>
+        <w:rPr>
+          <w:rFonts w:ascii="Baskerville Old Face" w:hAnsi="Baskerville Old Face"/>
+        </w:rPr>
+        <w:tab/>
+      </w:r>
+      <w:r>
+        <w:rPr>
+          <w:rFonts w:ascii="Baskerville Old Face" w:hAnsi="Baskerville Old Face"/>
+        </w:rPr>
+        <w:tab/>
+      </w:r>
+      <w:r>
+        <w:rPr>
+          <w:rFonts w:ascii="Baskerville Old Face" w:hAnsi="Baskerville Old Face"/>
+        </w:rPr>
+        <w:tab/>
+      </w:r>
+      <w:r>
+        <w:rPr>
+          <w:rFonts w:ascii="Baskerville Old Face" w:hAnsi="Baskerville Old Face"/>
+        </w:rPr>
+        <w:tab/>
+      </w:r>
+      <w:r>
+        <w:rPr>
+          <w:rFonts w:ascii="Baskerville Old Face" w:hAnsi="Baskerville Old Face"/>
+        </w:rPr>
+        <w:tab/>
+      </w:r>
+      <w:r>
+        <w:rPr>
+          <w:rFonts w:ascii="Baskerville Old Face" w:hAnsi="Baskerville Old Face"/>
+        </w:rPr>
+        <w:tab/>
+      </w:r>
+      <w:r>
+        <w:rPr>
+          <w:rFonts w:ascii="Baskerville Old Face" w:hAnsi="Baskerville Old Face"/>
         </w:rPr>
         <w:tab/>
       </w:r>
@@ -1179,56 +1137,48 @@
       <w:r>
         <w:rPr>
           <w:rFonts w:ascii="Baskerville Old Face" w:hAnsi="Baskerville Old Face"/>
-          <w:u w:val="single"/>
-        </w:rPr>
-        <w:tab/>
-      </w:r>
-      <w:r>
-        <w:rPr>
-          <w:rFonts w:ascii="Baskerville Old Face" w:hAnsi="Baskerville Old Face"/>
-          <w:u w:val="single"/>
-        </w:rPr>
-        <w:tab/>
-      </w:r>
-      <w:r>
-        <w:rPr>
-          <w:rFonts w:ascii="Baskerville Old Face" w:hAnsi="Baskerville Old Face"/>
-          <w:u w:val="single"/>
-        </w:rPr>
-        <w:tab/>
-      </w:r>
-      <w:r>
-        <w:rPr>
-          <w:rFonts w:ascii="Baskerville Old Face" w:hAnsi="Baskerville Old Face"/>
-          <w:u w:val="single"/>
-        </w:rPr>
-        <w:tab/>
-      </w:r>
-      <w:r>
-        <w:rPr>
-          <w:rFonts w:ascii="Baskerville Old Face" w:hAnsi="Baskerville Old Face"/>
-          <w:u w:val="single"/>
-        </w:rPr>
-        <w:tab/>
-      </w:r>
-      <w:r>
-        <w:rPr>
-          <w:rFonts w:ascii="Baskerville Old Face" w:hAnsi="Baskerville Old Face"/>
-          <w:u w:val="single"/>
-        </w:rPr>
-        <w:tab/>
-      </w:r>
-      <w:r>
-        <w:rPr>
-          <w:rFonts w:ascii="Baskerville Old Face" w:hAnsi="Baskerville Old Face"/>
-          <w:u w:val="single"/>
-        </w:rPr>
-        <w:tab/>
-      </w:r>
-      <w:r>
-        <w:rPr>
-          <w:rFonts w:ascii="Baskerville Old Face" w:hAnsi="Baskerville Old Face"/>
-          <w:u w:val="single"/>
+        </w:rPr>
+        <w:tab/>
+      </w:r>
+      <w:r>
+        <w:rPr>
+          <w:rFonts w:ascii="Baskerville Old Face" w:hAnsi="Baskerville Old Face"/>
+        </w:rPr>
+        <w:tab/>
+      </w:r>
+      <w:r>
+        <w:rPr>
+          <w:rFonts w:ascii="Baskerville Old Face" w:hAnsi="Baskerville Old Face"/>
+        </w:rPr>
+        <w:tab/>
+      </w:r>
+      <w:r>
+        <w:rPr>
+          <w:rFonts w:ascii="Baskerville Old Face" w:hAnsi="Baskerville Old Face"/>
+        </w:rPr>
+        <w:tab/>
+      </w:r>
+      <w:r>
+        <w:rPr>
+          <w:rFonts w:ascii="Baskerville Old Face" w:hAnsi="Baskerville Old Face"/>
+        </w:rPr>
+        <w:tab/>
+      </w:r>
+      <w:r>
+        <w:rPr>
+          <w:rFonts w:ascii="Baskerville Old Face" w:hAnsi="Baskerville Old Face"/>
+        </w:rPr>
+        <w:tab/>
+      </w:r>
+      <w:r>
+        <w:rPr>
+          <w:rFonts w:ascii="Baskerville Old Face" w:hAnsi="Baskerville Old Face"/>
+        </w:rPr>
+        <w:tab/>
+      </w:r>
+      <w:r>
+        <w:rPr>
+          <w:rFonts w:ascii="Baskerville Old Face" w:hAnsi="Baskerville Old Face"/>
         </w:rPr>
         <w:tab/>
       </w:r>
@@ -1280,56 +1230,48 @@
       <w:r>
         <w:rPr>
           <w:rFonts w:ascii="Baskerville Old Face" w:hAnsi="Baskerville Old Face"/>
-          <w:u w:val="single"/>
-        </w:rPr>
-        <w:tab/>
-      </w:r>
-      <w:r>
-        <w:rPr>
-          <w:rFonts w:ascii="Baskerville Old Face" w:hAnsi="Baskerville Old Face"/>
-          <w:u w:val="single"/>
-        </w:rPr>
-        <w:tab/>
-      </w:r>
-      <w:r>
-        <w:rPr>
-          <w:rFonts w:ascii="Baskerville Old Face" w:hAnsi="Baskerville Old Face"/>
-          <w:u w:val="single"/>
-        </w:rPr>
-        <w:tab/>
-      </w:r>
-      <w:r>
-        <w:rPr>
-          <w:rFonts w:ascii="Baskerville Old Face" w:hAnsi="Baskerville Old Face"/>
-          <w:u w:val="single"/>
-        </w:rPr>
-        <w:tab/>
-      </w:r>
-      <w:r>
-        <w:rPr>
-          <w:rFonts w:ascii="Baskerville Old Face" w:hAnsi="Baskerville Old Face"/>
-          <w:u w:val="single"/>
-        </w:rPr>
-        <w:tab/>
-      </w:r>
-      <w:r>
-        <w:rPr>
-          <w:rFonts w:ascii="Baskerville Old Face" w:hAnsi="Baskerville Old Face"/>
-          <w:u w:val="single"/>
-        </w:rPr>
-        <w:tab/>
-      </w:r>
-      <w:r>
-        <w:rPr>
-          <w:rFonts w:ascii="Baskerville Old Face" w:hAnsi="Baskerville Old Face"/>
-          <w:u w:val="single"/>
-        </w:rPr>
-        <w:tab/>
-      </w:r>
-      <w:r>
-        <w:rPr>
-          <w:rFonts w:ascii="Baskerville Old Face" w:hAnsi="Baskerville Old Face"/>
-          <w:u w:val="single"/>
+        </w:rPr>
+        <w:tab/>
+      </w:r>
+      <w:r>
+        <w:rPr>
+          <w:rFonts w:ascii="Baskerville Old Face" w:hAnsi="Baskerville Old Face"/>
+        </w:rPr>
+        <w:tab/>
+      </w:r>
+      <w:r>
+        <w:rPr>
+          <w:rFonts w:ascii="Baskerville Old Face" w:hAnsi="Baskerville Old Face"/>
+        </w:rPr>
+        <w:tab/>
+      </w:r>
+      <w:r>
+        <w:rPr>
+          <w:rFonts w:ascii="Baskerville Old Face" w:hAnsi="Baskerville Old Face"/>
+        </w:rPr>
+        <w:tab/>
+      </w:r>
+      <w:r>
+        <w:rPr>
+          <w:rFonts w:ascii="Baskerville Old Face" w:hAnsi="Baskerville Old Face"/>
+        </w:rPr>
+        <w:tab/>
+      </w:r>
+      <w:r>
+        <w:rPr>
+          <w:rFonts w:ascii="Baskerville Old Face" w:hAnsi="Baskerville Old Face"/>
+        </w:rPr>
+        <w:tab/>
+      </w:r>
+      <w:r>
+        <w:rPr>
+          <w:rFonts w:ascii="Baskerville Old Face" w:hAnsi="Baskerville Old Face"/>
+        </w:rPr>
+        <w:tab/>
+      </w:r>
+      <w:r>
+        <w:rPr>
+          <w:rFonts w:ascii="Baskerville Old Face" w:hAnsi="Baskerville Old Face"/>
         </w:rPr>
         <w:tab/>
       </w:r>
@@ -1383,14 +1325,12 @@
       <w:r>
         <w:rPr>
           <w:rFonts w:ascii="Baskerville Old Face" w:hAnsi="Baskerville Old Face"/>
-          <w:u w:val="single"/>
-        </w:rPr>
-        <w:tab/>
-      </w:r>
-      <w:r>
-        <w:rPr>
-          <w:rFonts w:ascii="Baskerville Old Face" w:hAnsi="Baskerville Old Face"/>
-          <w:u w:val="single"/>
+        </w:rPr>
+        <w:tab/>
+      </w:r>
+      <w:r>
+        <w:rPr>
+          <w:rFonts w:ascii="Baskerville Old Face" w:hAnsi="Baskerville Old Face"/>
           <w:lang w:val="id-ID"/>
         </w:rPr>
         <w:tab/>
@@ -1398,14 +1338,12 @@
       <w:r>
         <w:rPr>
           <w:rFonts w:ascii="Baskerville Old Face" w:hAnsi="Baskerville Old Face"/>
-          <w:u w:val="single"/>
-        </w:rPr>
-        <w:tab/>
-      </w:r>
-      <w:r>
-        <w:rPr>
-          <w:rFonts w:ascii="Baskerville Old Face" w:hAnsi="Baskerville Old Face"/>
-          <w:u w:val="single"/>
+        </w:rPr>
+        <w:tab/>
+      </w:r>
+      <w:r>
+        <w:rPr>
+          <w:rFonts w:ascii="Baskerville Old Face" w:hAnsi="Baskerville Old Face"/>
         </w:rPr>
         <w:tab/>
       </w:r>
@@ -1459,14 +1397,12 @@
       <w:r>
         <w:rPr>
           <w:rFonts w:ascii="Baskerville Old Face" w:hAnsi="Baskerville Old Face"/>
-          <w:u w:val="single"/>
-        </w:rPr>
-        <w:tab/>
-      </w:r>
-      <w:r>
-        <w:rPr>
-          <w:rFonts w:ascii="Baskerville Old Face" w:hAnsi="Baskerville Old Face"/>
-          <w:u w:val="single"/>
+        </w:rPr>
+        <w:tab/>
+      </w:r>
+      <w:r>
+        <w:rPr>
+          <w:rFonts w:ascii="Baskerville Old Face" w:hAnsi="Baskerville Old Face"/>
           <w:lang w:val="id-ID"/>
         </w:rPr>
         <w:tab/>
@@ -1474,14 +1410,12 @@
       <w:r>
         <w:rPr>
           <w:rFonts w:ascii="Baskerville Old Face" w:hAnsi="Baskerville Old Face"/>
-          <w:u w:val="single"/>
-        </w:rPr>
-        <w:tab/>
-      </w:r>
-      <w:r>
-        <w:rPr>
-          <w:rFonts w:ascii="Baskerville Old Face" w:hAnsi="Baskerville Old Face"/>
-          <w:u w:val="single"/>
+        </w:rPr>
+        <w:tab/>
+      </w:r>
+      <w:r>
+        <w:rPr>
+          <w:rFonts w:ascii="Baskerville Old Face" w:hAnsi="Baskerville Old Face"/>
         </w:rPr>
         <w:tab/>
       </w:r>
@@ -1500,7 +1434,6 @@
         <w:spacing w:line="360" w:lineRule="auto"/>
         <w:rPr>
           <w:rFonts w:ascii="Baskerville Old Face" w:hAnsi="Baskerville Old Face"/>
-          <w:u w:val="single"/>
         </w:rPr>
       </w:pPr>
       <w:r>
@@ -1533,28 +1466,24 @@
       <w:r>
         <w:rPr>
           <w:rFonts w:ascii="Baskerville Old Face" w:hAnsi="Baskerville Old Face"/>
-          <w:u w:val="single"/>
-        </w:rPr>
-        <w:tab/>
-      </w:r>
-      <w:r>
-        <w:rPr>
-          <w:rFonts w:ascii="Baskerville Old Face" w:hAnsi="Baskerville Old Face"/>
-          <w:u w:val="single"/>
-        </w:rPr>
-        <w:tab/>
-      </w:r>
-      <w:r>
-        <w:rPr>
-          <w:rFonts w:ascii="Baskerville Old Face" w:hAnsi="Baskerville Old Face"/>
-          <w:u w:val="single"/>
-        </w:rPr>
-        <w:tab/>
-      </w:r>
-      <w:r>
-        <w:rPr>
-          <w:rFonts w:ascii="Baskerville Old Face" w:hAnsi="Baskerville Old Face"/>
-          <w:u w:val="single"/>
+        </w:rPr>
+        <w:tab/>
+      </w:r>
+      <w:r>
+        <w:rPr>
+          <w:rFonts w:ascii="Baskerville Old Face" w:hAnsi="Baskerville Old Face"/>
+        </w:rPr>
+        <w:tab/>
+      </w:r>
+      <w:r>
+        <w:rPr>
+          <w:rFonts w:ascii="Baskerville Old Face" w:hAnsi="Baskerville Old Face"/>
+        </w:rPr>
+        <w:tab/>
+      </w:r>
+      <w:r>
+        <w:rPr>
+          <w:rFonts w:ascii="Baskerville Old Face" w:hAnsi="Baskerville Old Face"/>
         </w:rPr>
         <w:tab/>
       </w:r>
@@ -1613,14 +1542,12 @@
       <w:r>
         <w:rPr>
           <w:rFonts w:ascii="Baskerville Old Face" w:hAnsi="Baskerville Old Face"/>
-          <w:u w:val="single"/>
         </w:rPr>
         <w:t xml:space="preserve">   </w:t>
       </w:r>
       <w:r>
         <w:rPr>
           <w:rFonts w:ascii="Baskerville Old Face" w:hAnsi="Baskerville Old Face"/>
-          <w:u w:val="single"/>
         </w:rPr>
         <w:t xml:space="preserve">                                          </w:t>
       </w:r>
@@ -1633,21 +1560,18 @@
       <w:r>
         <w:rPr>
           <w:rFonts w:ascii="Baskerville Old Face" w:hAnsi="Baskerville Old Face"/>
-          <w:u w:val="single"/>
         </w:rPr>
         <w:t>LU/LS</w:t>
       </w:r>
       <w:r>
         <w:rPr>
           <w:rFonts w:ascii="Baskerville Old Face" w:hAnsi="Baskerville Old Face"/>
-          <w:u w:val="single"/>
-        </w:rPr>
-        <w:tab/>
-      </w:r>
-      <w:r>
-        <w:rPr>
-          <w:rFonts w:ascii="Baskerville Old Face" w:hAnsi="Baskerville Old Face"/>
-          <w:u w:val="single"/>
+        </w:rPr>
+        <w:tab/>
+      </w:r>
+      <w:r>
+        <w:rPr>
+          <w:rFonts w:ascii="Baskerville Old Face" w:hAnsi="Baskerville Old Face"/>
         </w:rPr>
         <w:tab/>
       </w:r>
@@ -1660,7 +1584,6 @@
       <w:r>
         <w:rPr>
           <w:rFonts w:ascii="Baskerville Old Face" w:hAnsi="Baskerville Old Face"/>
-          <w:u w:val="single"/>
         </w:rPr>
         <w:tab/>
         <w:t xml:space="preserve">       BT</w:t>
@@ -1668,7 +1591,6 @@
       <w:r>
         <w:rPr>
           <w:rFonts w:ascii="Baskerville Old Face" w:hAnsi="Baskerville Old Face"/>
-          <w:u w:val="single"/>
         </w:rPr>
         <w:tab/>
       </w:r>
@@ -1701,9 +1623,6 @@
           <w:rFonts w:ascii="Baskerville Old Face" w:hAnsi="Baskerville Old Face"/>
           <w:noProof/>
         </w:rPr>
-        <w:pict>
-          <v:roundrect id="_x0000_s1087" style="position:absolute;left:0;text-align:left;margin-left:182.7pt;margin-top:-.45pt;width:10.7pt;height:10.65pt;z-index:251642368" arcsize="10923f" fillcolor="#ddd8c2"/>
-        </w:pict>
       </w:r>
       <w:r>
         <w:rPr>
@@ -1729,8 +1648,99 @@
         <w:rPr>
           <w:rFonts w:ascii="Baskerville Old Face" w:hAnsi="Baskerville Old Face"/>
         </w:rPr>
-        <w:tab/>
-        <w:t>{#status_pelabuhan_umum_diusahakan}[X] {/status_pelabuhan_umum_diusahakan}{^status_pelabuhan_umum_diusahakan}[ ] {/status_pelabuhan_umum_diusahakan}Pelabuhan Umum diusahakan</w:t>
+        <w:t xml:space="preserve">{#status_pelabuhan_umum_diusahakan}</w:t>
+      </w:r>
+      <w:r>
+        <w:rPr>
+          <w:rFonts w:ascii="Baskerville Old Face" w:hAnsi="Baskerville Old Face"/>
+        </w:rPr>
+        <w:drawing>
+          <wp:inline distT="0" distB="0" distL="0" distR="0">
+            <wp:extent cx="130000" cy="130000"/>
+            <wp:effectExtent l="0" t="0" r="0" b="0"/>
+            <wp:docPr id="900000001" name="checked"/>
+            <wp:cNvGraphicFramePr>
+              <a:graphicFrameLocks xmlns:a="http://schemas.openxmlformats.org/drawingml/2006/main" noChangeAspect="1"/>
+            </wp:cNvGraphicFramePr>
+            <a:graphic xmlns:a="http://schemas.openxmlformats.org/drawingml/2006/main">
+              <a:graphicData uri="http://schemas.openxmlformats.org/drawingml/2006/picture">
+                <pic:pic xmlns:pic="http://schemas.openxmlformats.org/drawingml/2006/picture">
+                  <pic:nvPicPr>
+                    <pic:cNvPr id="0" name="checked"/>
+                    <pic:cNvPicPr/>
+                  </pic:nvPicPr>
+                  <pic:blipFill>
+                    <a:blip r:embed="rId101"/>
+                    <a:stretch>
+                      <a:fillRect/>
+                    </a:stretch>
+                  </pic:blipFill>
+                  <pic:spPr>
+                    <a:xfrm>
+                      <a:off x="0" y="0"/>
+                      <a:ext cx="130000" cy="130000"/>
+                    </a:xfrm>
+                    <a:prstGeom prst="rect">
+                      <a:avLst/>
+                    </a:prstGeom>
+                  </pic:spPr>
+                </pic:pic>
+              </a:graphicData>
+            </a:graphic>
+          </wp:inline>
+        </w:drawing>
+      </w:r>
+      <w:r>
+        <w:rPr>
+          <w:rFonts w:ascii="Baskerville Old Face" w:hAnsi="Baskerville Old Face"/>
+        </w:rPr>
+        <w:t xml:space="preserve"> {/status_pelabuhan_umum_diusahakan}{^status_pelabuhan_umum_diusahakan}</w:t>
+      </w:r>
+      <w:r>
+        <w:rPr>
+          <w:rFonts w:ascii="Baskerville Old Face" w:hAnsi="Baskerville Old Face"/>
+        </w:rPr>
+        <w:drawing>
+          <wp:inline distT="0" distB="0" distL="0" distR="0">
+            <wp:extent cx="130000" cy="130000"/>
+            <wp:effectExtent l="0" t="0" r="0" b="0"/>
+            <wp:docPr id="900000002" name="unchecked"/>
+            <wp:cNvGraphicFramePr>
+              <a:graphicFrameLocks xmlns:a="http://schemas.openxmlformats.org/drawingml/2006/main" noChangeAspect="1"/>
+            </wp:cNvGraphicFramePr>
+            <a:graphic xmlns:a="http://schemas.openxmlformats.org/drawingml/2006/main">
+              <a:graphicData uri="http://schemas.openxmlformats.org/drawingml/2006/picture">
+                <pic:pic xmlns:pic="http://schemas.openxmlformats.org/drawingml/2006/picture">
+                  <pic:nvPicPr>
+                    <pic:cNvPr id="0" name="unchecked"/>
+                    <pic:cNvPicPr/>
+                  </pic:nvPicPr>
+                  <pic:blipFill>
+                    <a:blip r:embed="rId102"/>
+                    <a:stretch>
+                      <a:fillRect/>
+                    </a:stretch>
+                  </pic:blipFill>
+                  <pic:spPr>
+                    <a:xfrm>
+                      <a:off x="0" y="0"/>
+                      <a:ext cx="130000" cy="130000"/>
+                    </a:xfrm>
+                    <a:prstGeom prst="rect">
+                      <a:avLst/>
+                    </a:prstGeom>
+                  </pic:spPr>
+                </pic:pic>
+              </a:graphicData>
+            </a:graphic>
+          </wp:inline>
+        </w:drawing>
+      </w:r>
+      <w:r>
+        <w:rPr>
+          <w:rFonts w:ascii="Baskerville Old Face" w:hAnsi="Baskerville Old Face"/>
+        </w:rPr>
+        <w:t xml:space="preserve"> {/status_pelabuhan_umum_diusahakan}Pelabuhan Umum diusahakan</w:t>
       </w:r>
     </w:p>
     <w:p>
@@ -1757,9 +1767,6 @@
           <w:rFonts w:ascii="Baskerville Old Face" w:hAnsi="Baskerville Old Face"/>
           <w:noProof/>
         </w:rPr>
-        <w:pict>
-          <v:roundrect id="_x0000_s1088" style="position:absolute;left:0;text-align:left;margin-left:182.7pt;margin-top:-.5pt;width:10.7pt;height:10.65pt;z-index:251643392" arcsize="10923f" fillcolor="#ddd8c2"/>
-        </w:pict>
       </w:r>
       <w:r>
         <w:rPr>
@@ -1791,7 +1798,99 @@
         <w:rPr>
           <w:rFonts w:ascii="Baskerville Old Face" w:hAnsi="Baskerville Old Face"/>
         </w:rPr>
-        <w:t>{#status_pelabuhan_umum_tidak_diusahakan}[X] {/status_pelabuhan_umum_tidak_diusahakan}{^status_pelabuhan_umum_tidak_diusahakan}[ ] {/status_pelabuhan_umum_tidak_diusahakan}Pelabuhan Umum tidak diusahakan</w:t>
+        <w:t xml:space="preserve">{#status_pelabuhan_umum_tidak_diusahakan}</w:t>
+      </w:r>
+      <w:r>
+        <w:rPr>
+          <w:rFonts w:ascii="Baskerville Old Face" w:hAnsi="Baskerville Old Face"/>
+        </w:rPr>
+        <w:drawing>
+          <wp:inline distT="0" distB="0" distL="0" distR="0">
+            <wp:extent cx="130000" cy="130000"/>
+            <wp:effectExtent l="0" t="0" r="0" b="0"/>
+            <wp:docPr id="900000003" name="checked"/>
+            <wp:cNvGraphicFramePr>
+              <a:graphicFrameLocks xmlns:a="http://schemas.openxmlformats.org/drawingml/2006/main" noChangeAspect="1"/>
+            </wp:cNvGraphicFramePr>
+            <a:graphic xmlns:a="http://schemas.openxmlformats.org/drawingml/2006/main">
+              <a:graphicData uri="http://schemas.openxmlformats.org/drawingml/2006/picture">
+                <pic:pic xmlns:pic="http://schemas.openxmlformats.org/drawingml/2006/picture">
+                  <pic:nvPicPr>
+                    <pic:cNvPr id="0" name="checked"/>
+                    <pic:cNvPicPr/>
+                  </pic:nvPicPr>
+                  <pic:blipFill>
+                    <a:blip r:embed="rId101"/>
+                    <a:stretch>
+                      <a:fillRect/>
+                    </a:stretch>
+                  </pic:blipFill>
+                  <pic:spPr>
+                    <a:xfrm>
+                      <a:off x="0" y="0"/>
+                      <a:ext cx="130000" cy="130000"/>
+                    </a:xfrm>
+                    <a:prstGeom prst="rect">
+                      <a:avLst/>
+                    </a:prstGeom>
+                  </pic:spPr>
+                </pic:pic>
+              </a:graphicData>
+            </a:graphic>
+          </wp:inline>
+        </w:drawing>
+      </w:r>
+      <w:r>
+        <w:rPr>
+          <w:rFonts w:ascii="Baskerville Old Face" w:hAnsi="Baskerville Old Face"/>
+        </w:rPr>
+        <w:t xml:space="preserve"> {/status_pelabuhan_umum_tidak_diusahakan}{^status_pelabuhan_umum_tidak_diusahakan}</w:t>
+      </w:r>
+      <w:r>
+        <w:rPr>
+          <w:rFonts w:ascii="Baskerville Old Face" w:hAnsi="Baskerville Old Face"/>
+        </w:rPr>
+        <w:drawing>
+          <wp:inline distT="0" distB="0" distL="0" distR="0">
+            <wp:extent cx="130000" cy="130000"/>
+            <wp:effectExtent l="0" t="0" r="0" b="0"/>
+            <wp:docPr id="900000004" name="unchecked"/>
+            <wp:cNvGraphicFramePr>
+              <a:graphicFrameLocks xmlns:a="http://schemas.openxmlformats.org/drawingml/2006/main" noChangeAspect="1"/>
+            </wp:cNvGraphicFramePr>
+            <a:graphic xmlns:a="http://schemas.openxmlformats.org/drawingml/2006/main">
+              <a:graphicData uri="http://schemas.openxmlformats.org/drawingml/2006/picture">
+                <pic:pic xmlns:pic="http://schemas.openxmlformats.org/drawingml/2006/picture">
+                  <pic:nvPicPr>
+                    <pic:cNvPr id="0" name="unchecked"/>
+                    <pic:cNvPicPr/>
+                  </pic:nvPicPr>
+                  <pic:blipFill>
+                    <a:blip r:embed="rId102"/>
+                    <a:stretch>
+                      <a:fillRect/>
+                    </a:stretch>
+                  </pic:blipFill>
+                  <pic:spPr>
+                    <a:xfrm>
+                      <a:off x="0" y="0"/>
+                      <a:ext cx="130000" cy="130000"/>
+                    </a:xfrm>
+                    <a:prstGeom prst="rect">
+                      <a:avLst/>
+                    </a:prstGeom>
+                  </pic:spPr>
+                </pic:pic>
+              </a:graphicData>
+            </a:graphic>
+          </wp:inline>
+        </w:drawing>
+      </w:r>
+      <w:r>
+        <w:rPr>
+          <w:rFonts w:ascii="Baskerville Old Face" w:hAnsi="Baskerville Old Face"/>
+        </w:rPr>
+        <w:t xml:space="preserve"> {/status_pelabuhan_umum_tidak_diusahakan}Pelabuhan Umum tidak diusahakan</w:t>
       </w:r>
     </w:p>
     <w:p>
@@ -1818,9 +1917,6 @@
           <w:rFonts w:ascii="Baskerville Old Face" w:hAnsi="Baskerville Old Face"/>
           <w:noProof/>
         </w:rPr>
-        <w:pict>
-          <v:roundrect id="_x0000_s1089" style="position:absolute;left:0;text-align:left;margin-left:182.7pt;margin-top:-.3pt;width:10.7pt;height:10.65pt;z-index:251644416" arcsize="10923f" fillcolor="#ddd8c2"/>
-        </w:pict>
       </w:r>
       <w:r>
         <w:rPr>
@@ -1852,7 +1948,99 @@
         <w:rPr>
           <w:rFonts w:ascii="Baskerville Old Face" w:hAnsi="Baskerville Old Face"/>
         </w:rPr>
-        <w:t>{#status_pelabuhan_khusus}[X] {/status_pelabuhan_khusus}{^status_pelabuhan_khusus}[ ] {/status_pelabuhan_khusus}Pelabuhan Khusus</w:t>
+        <w:t xml:space="preserve">{#status_pelabuhan_khusus}</w:t>
+      </w:r>
+      <w:r>
+        <w:rPr>
+          <w:rFonts w:ascii="Baskerville Old Face" w:hAnsi="Baskerville Old Face"/>
+        </w:rPr>
+        <w:drawing>
+          <wp:inline distT="0" distB="0" distL="0" distR="0">
+            <wp:extent cx="130000" cy="130000"/>
+            <wp:effectExtent l="0" t="0" r="0" b="0"/>
+            <wp:docPr id="900000005" name="checked"/>
+            <wp:cNvGraphicFramePr>
+              <a:graphicFrameLocks xmlns:a="http://schemas.openxmlformats.org/drawingml/2006/main" noChangeAspect="1"/>
+            </wp:cNvGraphicFramePr>
+            <a:graphic xmlns:a="http://schemas.openxmlformats.org/drawingml/2006/main">
+              <a:graphicData uri="http://schemas.openxmlformats.org/drawingml/2006/picture">
+                <pic:pic xmlns:pic="http://schemas.openxmlformats.org/drawingml/2006/picture">
+                  <pic:nvPicPr>
+                    <pic:cNvPr id="0" name="checked"/>
+                    <pic:cNvPicPr/>
+                  </pic:nvPicPr>
+                  <pic:blipFill>
+                    <a:blip r:embed="rId101"/>
+                    <a:stretch>
+                      <a:fillRect/>
+                    </a:stretch>
+                  </pic:blipFill>
+                  <pic:spPr>
+                    <a:xfrm>
+                      <a:off x="0" y="0"/>
+                      <a:ext cx="130000" cy="130000"/>
+                    </a:xfrm>
+                    <a:prstGeom prst="rect">
+                      <a:avLst/>
+                    </a:prstGeom>
+                  </pic:spPr>
+                </pic:pic>
+              </a:graphicData>
+            </a:graphic>
+          </wp:inline>
+        </w:drawing>
+      </w:r>
+      <w:r>
+        <w:rPr>
+          <w:rFonts w:ascii="Baskerville Old Face" w:hAnsi="Baskerville Old Face"/>
+        </w:rPr>
+        <w:t xml:space="preserve"> {/status_pelabuhan_khusus}{^status_pelabuhan_khusus}</w:t>
+      </w:r>
+      <w:r>
+        <w:rPr>
+          <w:rFonts w:ascii="Baskerville Old Face" w:hAnsi="Baskerville Old Face"/>
+        </w:rPr>
+        <w:drawing>
+          <wp:inline distT="0" distB="0" distL="0" distR="0">
+            <wp:extent cx="130000" cy="130000"/>
+            <wp:effectExtent l="0" t="0" r="0" b="0"/>
+            <wp:docPr id="900000006" name="unchecked"/>
+            <wp:cNvGraphicFramePr>
+              <a:graphicFrameLocks xmlns:a="http://schemas.openxmlformats.org/drawingml/2006/main" noChangeAspect="1"/>
+            </wp:cNvGraphicFramePr>
+            <a:graphic xmlns:a="http://schemas.openxmlformats.org/drawingml/2006/main">
+              <a:graphicData uri="http://schemas.openxmlformats.org/drawingml/2006/picture">
+                <pic:pic xmlns:pic="http://schemas.openxmlformats.org/drawingml/2006/picture">
+                  <pic:nvPicPr>
+                    <pic:cNvPr id="0" name="unchecked"/>
+                    <pic:cNvPicPr/>
+                  </pic:nvPicPr>
+                  <pic:blipFill>
+                    <a:blip r:embed="rId102"/>
+                    <a:stretch>
+                      <a:fillRect/>
+                    </a:stretch>
+                  </pic:blipFill>
+                  <pic:spPr>
+                    <a:xfrm>
+                      <a:off x="0" y="0"/>
+                      <a:ext cx="130000" cy="130000"/>
+                    </a:xfrm>
+                    <a:prstGeom prst="rect">
+                      <a:avLst/>
+                    </a:prstGeom>
+                  </pic:spPr>
+                </pic:pic>
+              </a:graphicData>
+            </a:graphic>
+          </wp:inline>
+        </w:drawing>
+      </w:r>
+      <w:r>
+        <w:rPr>
+          <w:rFonts w:ascii="Baskerville Old Face" w:hAnsi="Baskerville Old Face"/>
+        </w:rPr>
+        <w:t xml:space="preserve"> {/status_pelabuhan_khusus}Pelabuhan Khusus</w:t>
       </w:r>
     </w:p>
     <w:p>
@@ -1879,9 +2067,6 @@
           <w:rFonts w:ascii="Baskerville Old Face" w:hAnsi="Baskerville Old Face"/>
           <w:noProof/>
         </w:rPr>
-        <w:pict>
-          <v:roundrect id="_x0000_s1090" style="position:absolute;left:0;text-align:left;margin-left:182.7pt;margin-top:-.5pt;width:10.7pt;height:10.65pt;z-index:251645440" arcsize="10923f" fillcolor="#ddd8c2"/>
-        </w:pict>
       </w:r>
       <w:r>
         <w:rPr>
@@ -1913,7 +2098,99 @@
         <w:rPr>
           <w:rFonts w:ascii="Baskerville Old Face" w:hAnsi="Baskerville Old Face"/>
         </w:rPr>
-        <w:t>{#status_pelabuhan_dermaga_khusus}[X] {/status_pelabuhan_dermaga_khusus}{^status_pelabuhan_dermaga_khusus}[ ] {/status_pelabuhan_dermaga_khusus}Dermaga Khusus</w:t>
+        <w:t xml:space="preserve">{#status_pelabuhan_dermaga_khusus}</w:t>
+      </w:r>
+      <w:r>
+        <w:rPr>
+          <w:rFonts w:ascii="Baskerville Old Face" w:hAnsi="Baskerville Old Face"/>
+        </w:rPr>
+        <w:drawing>
+          <wp:inline distT="0" distB="0" distL="0" distR="0">
+            <wp:extent cx="130000" cy="130000"/>
+            <wp:effectExtent l="0" t="0" r="0" b="0"/>
+            <wp:docPr id="900000007" name="checked"/>
+            <wp:cNvGraphicFramePr>
+              <a:graphicFrameLocks xmlns:a="http://schemas.openxmlformats.org/drawingml/2006/main" noChangeAspect="1"/>
+            </wp:cNvGraphicFramePr>
+            <a:graphic xmlns:a="http://schemas.openxmlformats.org/drawingml/2006/main">
+              <a:graphicData uri="http://schemas.openxmlformats.org/drawingml/2006/picture">
+                <pic:pic xmlns:pic="http://schemas.openxmlformats.org/drawingml/2006/picture">
+                  <pic:nvPicPr>
+                    <pic:cNvPr id="0" name="checked"/>
+                    <pic:cNvPicPr/>
+                  </pic:nvPicPr>
+                  <pic:blipFill>
+                    <a:blip r:embed="rId101"/>
+                    <a:stretch>
+                      <a:fillRect/>
+                    </a:stretch>
+                  </pic:blipFill>
+                  <pic:spPr>
+                    <a:xfrm>
+                      <a:off x="0" y="0"/>
+                      <a:ext cx="130000" cy="130000"/>
+                    </a:xfrm>
+                    <a:prstGeom prst="rect">
+                      <a:avLst/>
+                    </a:prstGeom>
+                  </pic:spPr>
+                </pic:pic>
+              </a:graphicData>
+            </a:graphic>
+          </wp:inline>
+        </w:drawing>
+      </w:r>
+      <w:r>
+        <w:rPr>
+          <w:rFonts w:ascii="Baskerville Old Face" w:hAnsi="Baskerville Old Face"/>
+        </w:rPr>
+        <w:t xml:space="preserve"> {/status_pelabuhan_dermaga_khusus}{^status_pelabuhan_dermaga_khusus}</w:t>
+      </w:r>
+      <w:r>
+        <w:rPr>
+          <w:rFonts w:ascii="Baskerville Old Face" w:hAnsi="Baskerville Old Face"/>
+        </w:rPr>
+        <w:drawing>
+          <wp:inline distT="0" distB="0" distL="0" distR="0">
+            <wp:extent cx="130000" cy="130000"/>
+            <wp:effectExtent l="0" t="0" r="0" b="0"/>
+            <wp:docPr id="900000008" name="unchecked"/>
+            <wp:cNvGraphicFramePr>
+              <a:graphicFrameLocks xmlns:a="http://schemas.openxmlformats.org/drawingml/2006/main" noChangeAspect="1"/>
+            </wp:cNvGraphicFramePr>
+            <a:graphic xmlns:a="http://schemas.openxmlformats.org/drawingml/2006/main">
+              <a:graphicData uri="http://schemas.openxmlformats.org/drawingml/2006/picture">
+                <pic:pic xmlns:pic="http://schemas.openxmlformats.org/drawingml/2006/picture">
+                  <pic:nvPicPr>
+                    <pic:cNvPr id="0" name="unchecked"/>
+                    <pic:cNvPicPr/>
+                  </pic:nvPicPr>
+                  <pic:blipFill>
+                    <a:blip r:embed="rId102"/>
+                    <a:stretch>
+                      <a:fillRect/>
+                    </a:stretch>
+                  </pic:blipFill>
+                  <pic:spPr>
+                    <a:xfrm>
+                      <a:off x="0" y="0"/>
+                      <a:ext cx="130000" cy="130000"/>
+                    </a:xfrm>
+                    <a:prstGeom prst="rect">
+                      <a:avLst/>
+                    </a:prstGeom>
+                  </pic:spPr>
+                </pic:pic>
+              </a:graphicData>
+            </a:graphic>
+          </wp:inline>
+        </w:drawing>
+      </w:r>
+      <w:r>
+        <w:rPr>
+          <w:rFonts w:ascii="Baskerville Old Face" w:hAnsi="Baskerville Old Face"/>
+        </w:rPr>
+        <w:t xml:space="preserve"> {/status_pelabuhan_dermaga_khusus}Dermaga Khusus</w:t>
       </w:r>
     </w:p>
     <w:p>
@@ -1944,9 +2221,6 @@
           <w:rFonts w:ascii="Baskerville Old Face" w:hAnsi="Baskerville Old Face"/>
           <w:noProof/>
         </w:rPr>
-        <w:pict>
-          <v:roundrect id="_x0000_s1091" style="position:absolute;left:0;text-align:left;margin-left:182.7pt;margin-top:1.05pt;width:10.7pt;height:10.65pt;z-index:251646464" arcsize="10923f" fillcolor="#c2d69b"/>
-        </w:pict>
       </w:r>
       <w:r>
         <w:rPr>
@@ -1972,8 +2246,99 @@
         <w:rPr>
           <w:rFonts w:ascii="Baskerville Old Face" w:hAnsi="Baskerville Old Face"/>
         </w:rPr>
-        <w:tab/>
-        <w:t>{#status_terbuka_terbuka}[X] {/status_terbuka_terbuka}{^status_terbuka_terbuka}[ ] {/status_terbuka_terbuka}Terbuka untuk perdagangan Luar Negeri</w:t>
+        <w:t xml:space="preserve">{#status_terbuka_terbuka}</w:t>
+      </w:r>
+      <w:r>
+        <w:rPr>
+          <w:rFonts w:ascii="Baskerville Old Face" w:hAnsi="Baskerville Old Face"/>
+        </w:rPr>
+        <w:drawing>
+          <wp:inline distT="0" distB="0" distL="0" distR="0">
+            <wp:extent cx="130000" cy="130000"/>
+            <wp:effectExtent l="0" t="0" r="0" b="0"/>
+            <wp:docPr id="900000009" name="checked"/>
+            <wp:cNvGraphicFramePr>
+              <a:graphicFrameLocks xmlns:a="http://schemas.openxmlformats.org/drawingml/2006/main" noChangeAspect="1"/>
+            </wp:cNvGraphicFramePr>
+            <a:graphic xmlns:a="http://schemas.openxmlformats.org/drawingml/2006/main">
+              <a:graphicData uri="http://schemas.openxmlformats.org/drawingml/2006/picture">
+                <pic:pic xmlns:pic="http://schemas.openxmlformats.org/drawingml/2006/picture">
+                  <pic:nvPicPr>
+                    <pic:cNvPr id="0" name="checked"/>
+                    <pic:cNvPicPr/>
+                  </pic:nvPicPr>
+                  <pic:blipFill>
+                    <a:blip r:embed="rId101"/>
+                    <a:stretch>
+                      <a:fillRect/>
+                    </a:stretch>
+                  </pic:blipFill>
+                  <pic:spPr>
+                    <a:xfrm>
+                      <a:off x="0" y="0"/>
+                      <a:ext cx="130000" cy="130000"/>
+                    </a:xfrm>
+                    <a:prstGeom prst="rect">
+                      <a:avLst/>
+                    </a:prstGeom>
+                  </pic:spPr>
+                </pic:pic>
+              </a:graphicData>
+            </a:graphic>
+          </wp:inline>
+        </w:drawing>
+      </w:r>
+      <w:r>
+        <w:rPr>
+          <w:rFonts w:ascii="Baskerville Old Face" w:hAnsi="Baskerville Old Face"/>
+        </w:rPr>
+        <w:t xml:space="preserve"> {/status_terbuka_terbuka}{^status_terbuka_terbuka}</w:t>
+      </w:r>
+      <w:r>
+        <w:rPr>
+          <w:rFonts w:ascii="Baskerville Old Face" w:hAnsi="Baskerville Old Face"/>
+        </w:rPr>
+        <w:drawing>
+          <wp:inline distT="0" distB="0" distL="0" distR="0">
+            <wp:extent cx="130000" cy="130000"/>
+            <wp:effectExtent l="0" t="0" r="0" b="0"/>
+            <wp:docPr id="900000010" name="unchecked"/>
+            <wp:cNvGraphicFramePr>
+              <a:graphicFrameLocks xmlns:a="http://schemas.openxmlformats.org/drawingml/2006/main" noChangeAspect="1"/>
+            </wp:cNvGraphicFramePr>
+            <a:graphic xmlns:a="http://schemas.openxmlformats.org/drawingml/2006/main">
+              <a:graphicData uri="http://schemas.openxmlformats.org/drawingml/2006/picture">
+                <pic:pic xmlns:pic="http://schemas.openxmlformats.org/drawingml/2006/picture">
+                  <pic:nvPicPr>
+                    <pic:cNvPr id="0" name="unchecked"/>
+                    <pic:cNvPicPr/>
+                  </pic:nvPicPr>
+                  <pic:blipFill>
+                    <a:blip r:embed="rId102"/>
+                    <a:stretch>
+                      <a:fillRect/>
+                    </a:stretch>
+                  </pic:blipFill>
+                  <pic:spPr>
+                    <a:xfrm>
+                      <a:off x="0" y="0"/>
+                      <a:ext cx="130000" cy="130000"/>
+                    </a:xfrm>
+                    <a:prstGeom prst="rect">
+                      <a:avLst/>
+                    </a:prstGeom>
+                  </pic:spPr>
+                </pic:pic>
+              </a:graphicData>
+            </a:graphic>
+          </wp:inline>
+        </w:drawing>
+      </w:r>
+      <w:r>
+        <w:rPr>
+          <w:rFonts w:ascii="Baskerville Old Face" w:hAnsi="Baskerville Old Face"/>
+        </w:rPr>
+        <w:t xml:space="preserve"> {/status_terbuka_terbuka}Terbuka untuk perdagangan Luar Negeri</w:t>
       </w:r>
     </w:p>
     <w:p>
@@ -2000,9 +2365,6 @@
           <w:rFonts w:ascii="Baskerville Old Face" w:hAnsi="Baskerville Old Face"/>
           <w:noProof/>
         </w:rPr>
-        <w:pict>
-          <v:roundrect id="_x0000_s1092" style="position:absolute;left:0;text-align:left;margin-left:182.7pt;margin-top:.25pt;width:10.7pt;height:10.65pt;z-index:251647488" arcsize="10923f" fillcolor="#c2d69b"/>
-        </w:pict>
       </w:r>
       <w:r>
         <w:rPr>
@@ -2034,7 +2396,99 @@
         <w:rPr>
           <w:rFonts w:ascii="Baskerville Old Face" w:hAnsi="Baskerville Old Face"/>
         </w:rPr>
-        <w:t>{#status_terbuka_tidak_terbuka}[X] {/status_terbuka_tidak_terbuka}{^status_terbuka_tidak_terbuka}[ ] {/status_terbuka_tidak_terbuka}Tidak terbuka untuk perdagangan Luar Negeri</w:t>
+        <w:t xml:space="preserve">{#status_terbuka_tidak_terbuka}</w:t>
+      </w:r>
+      <w:r>
+        <w:rPr>
+          <w:rFonts w:ascii="Baskerville Old Face" w:hAnsi="Baskerville Old Face"/>
+        </w:rPr>
+        <w:drawing>
+          <wp:inline distT="0" distB="0" distL="0" distR="0">
+            <wp:extent cx="130000" cy="130000"/>
+            <wp:effectExtent l="0" t="0" r="0" b="0"/>
+            <wp:docPr id="900000011" name="checked"/>
+            <wp:cNvGraphicFramePr>
+              <a:graphicFrameLocks xmlns:a="http://schemas.openxmlformats.org/drawingml/2006/main" noChangeAspect="1"/>
+            </wp:cNvGraphicFramePr>
+            <a:graphic xmlns:a="http://schemas.openxmlformats.org/drawingml/2006/main">
+              <a:graphicData uri="http://schemas.openxmlformats.org/drawingml/2006/picture">
+                <pic:pic xmlns:pic="http://schemas.openxmlformats.org/drawingml/2006/picture">
+                  <pic:nvPicPr>
+                    <pic:cNvPr id="0" name="checked"/>
+                    <pic:cNvPicPr/>
+                  </pic:nvPicPr>
+                  <pic:blipFill>
+                    <a:blip r:embed="rId101"/>
+                    <a:stretch>
+                      <a:fillRect/>
+                    </a:stretch>
+                  </pic:blipFill>
+                  <pic:spPr>
+                    <a:xfrm>
+                      <a:off x="0" y="0"/>
+                      <a:ext cx="130000" cy="130000"/>
+                    </a:xfrm>
+                    <a:prstGeom prst="rect">
+                      <a:avLst/>
+                    </a:prstGeom>
+                  </pic:spPr>
+                </pic:pic>
+              </a:graphicData>
+            </a:graphic>
+          </wp:inline>
+        </w:drawing>
+      </w:r>
+      <w:r>
+        <w:rPr>
+          <w:rFonts w:ascii="Baskerville Old Face" w:hAnsi="Baskerville Old Face"/>
+        </w:rPr>
+        <w:t xml:space="preserve"> {/status_terbuka_tidak_terbuka}{^status_terbuka_tidak_terbuka}</w:t>
+      </w:r>
+      <w:r>
+        <w:rPr>
+          <w:rFonts w:ascii="Baskerville Old Face" w:hAnsi="Baskerville Old Face"/>
+        </w:rPr>
+        <w:drawing>
+          <wp:inline distT="0" distB="0" distL="0" distR="0">
+            <wp:extent cx="130000" cy="130000"/>
+            <wp:effectExtent l="0" t="0" r="0" b="0"/>
+            <wp:docPr id="900000012" name="unchecked"/>
+            <wp:cNvGraphicFramePr>
+              <a:graphicFrameLocks xmlns:a="http://schemas.openxmlformats.org/drawingml/2006/main" noChangeAspect="1"/>
+            </wp:cNvGraphicFramePr>
+            <a:graphic xmlns:a="http://schemas.openxmlformats.org/drawingml/2006/main">
+              <a:graphicData uri="http://schemas.openxmlformats.org/drawingml/2006/picture">
+                <pic:pic xmlns:pic="http://schemas.openxmlformats.org/drawingml/2006/picture">
+                  <pic:nvPicPr>
+                    <pic:cNvPr id="0" name="unchecked"/>
+                    <pic:cNvPicPr/>
+                  </pic:nvPicPr>
+                  <pic:blipFill>
+                    <a:blip r:embed="rId102"/>
+                    <a:stretch>
+                      <a:fillRect/>
+                    </a:stretch>
+                  </pic:blipFill>
+                  <pic:spPr>
+                    <a:xfrm>
+                      <a:off x="0" y="0"/>
+                      <a:ext cx="130000" cy="130000"/>
+                    </a:xfrm>
+                    <a:prstGeom prst="rect">
+                      <a:avLst/>
+                    </a:prstGeom>
+                  </pic:spPr>
+                </pic:pic>
+              </a:graphicData>
+            </a:graphic>
+          </wp:inline>
+        </w:drawing>
+      </w:r>
+      <w:r>
+        <w:rPr>
+          <w:rFonts w:ascii="Baskerville Old Face" w:hAnsi="Baskerville Old Face"/>
+        </w:rPr>
+        <w:t xml:space="preserve"> {/status_terbuka_tidak_terbuka}Tidak terbuka untuk perdagangan Luar Negeri</w:t>
       </w:r>
     </w:p>
     <w:p>
@@ -2064,36 +2518,24 @@
           <w:rFonts w:ascii="Baskerville Old Face" w:hAnsi="Baskerville Old Face"/>
           <w:noProof/>
         </w:rPr>
-        <w:pict>
-          <v:roundrect id="_x0000_s1029" style="position:absolute;left:0;text-align:left;margin-left:424.85pt;margin-top:.15pt;width:10.7pt;height:10.65pt;z-index:251654656" arcsize="10923f" o:regroupid="16" fillcolor="#c6d9f1"/>
-        </w:pict>
       </w:r>
       <w:r>
         <w:rPr>
           <w:rFonts w:ascii="Baskerville Old Face" w:hAnsi="Baskerville Old Face"/>
           <w:noProof/>
         </w:rPr>
-        <w:pict>
-          <v:roundrect id="_x0000_s1028" style="position:absolute;left:0;text-align:left;margin-left:340.95pt;margin-top:.15pt;width:10.7pt;height:10.65pt;z-index:251653632" arcsize="10923f" o:regroupid="16" fillcolor="#c6d9f1"/>
-        </w:pict>
       </w:r>
       <w:r>
         <w:rPr>
           <w:rFonts w:ascii="Baskerville Old Face" w:hAnsi="Baskerville Old Face"/>
           <w:noProof/>
         </w:rPr>
-        <w:pict>
-          <v:roundrect id="_x0000_s1027" style="position:absolute;left:0;text-align:left;margin-left:269.45pt;margin-top:.15pt;width:10.7pt;height:10.65pt;z-index:251652608" arcsize="10923f" o:regroupid="16" fillcolor="#c6d9f1"/>
-        </w:pict>
       </w:r>
       <w:r>
         <w:rPr>
           <w:rFonts w:ascii="Baskerville Old Face" w:hAnsi="Baskerville Old Face"/>
           <w:noProof/>
         </w:rPr>
-        <w:pict>
-          <v:roundrect id="_x0000_s1026" style="position:absolute;left:0;text-align:left;margin-left:182.7pt;margin-top:.15pt;width:10.7pt;height:10.65pt;z-index:251651584" arcsize="10923f" o:regroupid="16" fillcolor="#c6d9f1"/>
-        </w:pict>
       </w:r>
       <w:r>
         <w:rPr>
@@ -2136,17 +2578,283 @@
         <w:rPr>
           <w:rFonts w:ascii="Baskerville Old Face" w:hAnsi="Baskerville Old Face"/>
         </w:rPr>
-        <w:t>{#kelas_utama}[X] {/kelas_utama}{^kelas_utama}[ ] {/kelas_utama}Kelas Utama</w:t>
-      </w:r>
-      <w:r>
-        <w:rPr>
-          <w:rFonts w:ascii="Baskerville Old Face" w:hAnsi="Baskerville Old Face"/>
-        </w:rPr>
-        <w:tab/>
-        <w:t>{#kelas_kelas_i}[X] {/kelas_kelas_i}{^kelas_kelas_i}[ ] {/kelas_kelas_i}Kelas I</w:t>
-      </w:r>
-      <w:r>
-        <w:t xml:space="preserve">{#kelas_kelas_ii}[X] {/kelas_kelas_ii}{^kelas_kelas_ii}[ ] {/kelas_kelas_ii}</w:t>
+        <w:t xml:space="preserve">{#kelas_utama}</w:t>
+      </w:r>
+      <w:r>
+        <w:rPr>
+          <w:rFonts w:ascii="Baskerville Old Face" w:hAnsi="Baskerville Old Face"/>
+        </w:rPr>
+        <w:drawing>
+          <wp:inline distT="0" distB="0" distL="0" distR="0">
+            <wp:extent cx="130000" cy="130000"/>
+            <wp:effectExtent l="0" t="0" r="0" b="0"/>
+            <wp:docPr id="900000013" name="checked"/>
+            <wp:cNvGraphicFramePr>
+              <a:graphicFrameLocks xmlns:a="http://schemas.openxmlformats.org/drawingml/2006/main" noChangeAspect="1"/>
+            </wp:cNvGraphicFramePr>
+            <a:graphic xmlns:a="http://schemas.openxmlformats.org/drawingml/2006/main">
+              <a:graphicData uri="http://schemas.openxmlformats.org/drawingml/2006/picture">
+                <pic:pic xmlns:pic="http://schemas.openxmlformats.org/drawingml/2006/picture">
+                  <pic:nvPicPr>
+                    <pic:cNvPr id="0" name="checked"/>
+                    <pic:cNvPicPr/>
+                  </pic:nvPicPr>
+                  <pic:blipFill>
+                    <a:blip r:embed="rId101"/>
+                    <a:stretch>
+                      <a:fillRect/>
+                    </a:stretch>
+                  </pic:blipFill>
+                  <pic:spPr>
+                    <a:xfrm>
+                      <a:off x="0" y="0"/>
+                      <a:ext cx="130000" cy="130000"/>
+                    </a:xfrm>
+                    <a:prstGeom prst="rect">
+                      <a:avLst/>
+                    </a:prstGeom>
+                  </pic:spPr>
+                </pic:pic>
+              </a:graphicData>
+            </a:graphic>
+          </wp:inline>
+        </w:drawing>
+      </w:r>
+      <w:r>
+        <w:rPr>
+          <w:rFonts w:ascii="Baskerville Old Face" w:hAnsi="Baskerville Old Face"/>
+        </w:rPr>
+        <w:t xml:space="preserve"> {/kelas_utama}{^kelas_utama}</w:t>
+      </w:r>
+      <w:r>
+        <w:rPr>
+          <w:rFonts w:ascii="Baskerville Old Face" w:hAnsi="Baskerville Old Face"/>
+        </w:rPr>
+        <w:drawing>
+          <wp:inline distT="0" distB="0" distL="0" distR="0">
+            <wp:extent cx="130000" cy="130000"/>
+            <wp:effectExtent l="0" t="0" r="0" b="0"/>
+            <wp:docPr id="900000014" name="unchecked"/>
+            <wp:cNvGraphicFramePr>
+              <a:graphicFrameLocks xmlns:a="http://schemas.openxmlformats.org/drawingml/2006/main" noChangeAspect="1"/>
+            </wp:cNvGraphicFramePr>
+            <a:graphic xmlns:a="http://schemas.openxmlformats.org/drawingml/2006/main">
+              <a:graphicData uri="http://schemas.openxmlformats.org/drawingml/2006/picture">
+                <pic:pic xmlns:pic="http://schemas.openxmlformats.org/drawingml/2006/picture">
+                  <pic:nvPicPr>
+                    <pic:cNvPr id="0" name="unchecked"/>
+                    <pic:cNvPicPr/>
+                  </pic:nvPicPr>
+                  <pic:blipFill>
+                    <a:blip r:embed="rId102"/>
+                    <a:stretch>
+                      <a:fillRect/>
+                    </a:stretch>
+                  </pic:blipFill>
+                  <pic:spPr>
+                    <a:xfrm>
+                      <a:off x="0" y="0"/>
+                      <a:ext cx="130000" cy="130000"/>
+                    </a:xfrm>
+                    <a:prstGeom prst="rect">
+                      <a:avLst/>
+                    </a:prstGeom>
+                  </pic:spPr>
+                </pic:pic>
+              </a:graphicData>
+            </a:graphic>
+          </wp:inline>
+        </w:drawing>
+      </w:r>
+      <w:r>
+        <w:rPr>
+          <w:rFonts w:ascii="Baskerville Old Face" w:hAnsi="Baskerville Old Face"/>
+        </w:rPr>
+        <w:t xml:space="preserve"> {/kelas_utama}Kelas Utama</w:t>
+      </w:r>
+      <w:r>
+        <w:rPr>
+          <w:rFonts w:ascii="Baskerville Old Face" w:hAnsi="Baskerville Old Face"/>
+        </w:rPr>
+        <w:t xml:space="preserve">{#kelas_kelas_i}</w:t>
+      </w:r>
+      <w:r>
+        <w:rPr>
+          <w:rFonts w:ascii="Baskerville Old Face" w:hAnsi="Baskerville Old Face"/>
+        </w:rPr>
+        <w:drawing>
+          <wp:inline distT="0" distB="0" distL="0" distR="0">
+            <wp:extent cx="130000" cy="130000"/>
+            <wp:effectExtent l="0" t="0" r="0" b="0"/>
+            <wp:docPr id="900000015" name="checked"/>
+            <wp:cNvGraphicFramePr>
+              <a:graphicFrameLocks xmlns:a="http://schemas.openxmlformats.org/drawingml/2006/main" noChangeAspect="1"/>
+            </wp:cNvGraphicFramePr>
+            <a:graphic xmlns:a="http://schemas.openxmlformats.org/drawingml/2006/main">
+              <a:graphicData uri="http://schemas.openxmlformats.org/drawingml/2006/picture">
+                <pic:pic xmlns:pic="http://schemas.openxmlformats.org/drawingml/2006/picture">
+                  <pic:nvPicPr>
+                    <pic:cNvPr id="0" name="checked"/>
+                    <pic:cNvPicPr/>
+                  </pic:nvPicPr>
+                  <pic:blipFill>
+                    <a:blip r:embed="rId101"/>
+                    <a:stretch>
+                      <a:fillRect/>
+                    </a:stretch>
+                  </pic:blipFill>
+                  <pic:spPr>
+                    <a:xfrm>
+                      <a:off x="0" y="0"/>
+                      <a:ext cx="130000" cy="130000"/>
+                    </a:xfrm>
+                    <a:prstGeom prst="rect">
+                      <a:avLst/>
+                    </a:prstGeom>
+                  </pic:spPr>
+                </pic:pic>
+              </a:graphicData>
+            </a:graphic>
+          </wp:inline>
+        </w:drawing>
+      </w:r>
+      <w:r>
+        <w:rPr>
+          <w:rFonts w:ascii="Baskerville Old Face" w:hAnsi="Baskerville Old Face"/>
+        </w:rPr>
+        <w:t xml:space="preserve"> {/kelas_kelas_i}{^kelas_kelas_i}</w:t>
+      </w:r>
+      <w:r>
+        <w:rPr>
+          <w:rFonts w:ascii="Baskerville Old Face" w:hAnsi="Baskerville Old Face"/>
+        </w:rPr>
+        <w:drawing>
+          <wp:inline distT="0" distB="0" distL="0" distR="0">
+            <wp:extent cx="130000" cy="130000"/>
+            <wp:effectExtent l="0" t="0" r="0" b="0"/>
+            <wp:docPr id="900000016" name="unchecked"/>
+            <wp:cNvGraphicFramePr>
+              <a:graphicFrameLocks xmlns:a="http://schemas.openxmlformats.org/drawingml/2006/main" noChangeAspect="1"/>
+            </wp:cNvGraphicFramePr>
+            <a:graphic xmlns:a="http://schemas.openxmlformats.org/drawingml/2006/main">
+              <a:graphicData uri="http://schemas.openxmlformats.org/drawingml/2006/picture">
+                <pic:pic xmlns:pic="http://schemas.openxmlformats.org/drawingml/2006/picture">
+                  <pic:nvPicPr>
+                    <pic:cNvPr id="0" name="unchecked"/>
+                    <pic:cNvPicPr/>
+                  </pic:nvPicPr>
+                  <pic:blipFill>
+                    <a:blip r:embed="rId102"/>
+                    <a:stretch>
+                      <a:fillRect/>
+                    </a:stretch>
+                  </pic:blipFill>
+                  <pic:spPr>
+                    <a:xfrm>
+                      <a:off x="0" y="0"/>
+                      <a:ext cx="130000" cy="130000"/>
+                    </a:xfrm>
+                    <a:prstGeom prst="rect">
+                      <a:avLst/>
+                    </a:prstGeom>
+                  </pic:spPr>
+                </pic:pic>
+              </a:graphicData>
+            </a:graphic>
+          </wp:inline>
+        </w:drawing>
+      </w:r>
+      <w:r>
+        <w:rPr>
+          <w:rFonts w:ascii="Baskerville Old Face" w:hAnsi="Baskerville Old Face"/>
+        </w:rPr>
+        <w:t xml:space="preserve"> {/kelas_kelas_i}Kelas I</w:t>
+      </w:r>
+      <w:r>
+        <w:t xml:space="preserve"> </w:t>
+      </w:r>
+      <w:r>
+        <w:t xml:space="preserve">{#kelas_kelas_ii}</w:t>
+      </w:r>
+      <w:r>
+        <w:drawing>
+          <wp:inline distT="0" distB="0" distL="0" distR="0">
+            <wp:extent cx="130000" cy="130000"/>
+            <wp:effectExtent l="0" t="0" r="0" b="0"/>
+            <wp:docPr id="900000017" name="checked"/>
+            <wp:cNvGraphicFramePr>
+              <a:graphicFrameLocks xmlns:a="http://schemas.openxmlformats.org/drawingml/2006/main" noChangeAspect="1"/>
+            </wp:cNvGraphicFramePr>
+            <a:graphic xmlns:a="http://schemas.openxmlformats.org/drawingml/2006/main">
+              <a:graphicData uri="http://schemas.openxmlformats.org/drawingml/2006/picture">
+                <pic:pic xmlns:pic="http://schemas.openxmlformats.org/drawingml/2006/picture">
+                  <pic:nvPicPr>
+                    <pic:cNvPr id="0" name="checked"/>
+                    <pic:cNvPicPr/>
+                  </pic:nvPicPr>
+                  <pic:blipFill>
+                    <a:blip r:embed="rId101"/>
+                    <a:stretch>
+                      <a:fillRect/>
+                    </a:stretch>
+                  </pic:blipFill>
+                  <pic:spPr>
+                    <a:xfrm>
+                      <a:off x="0" y="0"/>
+                      <a:ext cx="130000" cy="130000"/>
+                    </a:xfrm>
+                    <a:prstGeom prst="rect">
+                      <a:avLst/>
+                    </a:prstGeom>
+                  </pic:spPr>
+                </pic:pic>
+              </a:graphicData>
+            </a:graphic>
+          </wp:inline>
+        </w:drawing>
+      </w:r>
+      <w:r>
+        <w:t xml:space="preserve"> {/kelas_kelas_ii}{^kelas_kelas_ii}</w:t>
+      </w:r>
+      <w:r>
+        <w:drawing>
+          <wp:inline distT="0" distB="0" distL="0" distR="0">
+            <wp:extent cx="130000" cy="130000"/>
+            <wp:effectExtent l="0" t="0" r="0" b="0"/>
+            <wp:docPr id="900000018" name="unchecked"/>
+            <wp:cNvGraphicFramePr>
+              <a:graphicFrameLocks xmlns:a="http://schemas.openxmlformats.org/drawingml/2006/main" noChangeAspect="1"/>
+            </wp:cNvGraphicFramePr>
+            <a:graphic xmlns:a="http://schemas.openxmlformats.org/drawingml/2006/main">
+              <a:graphicData uri="http://schemas.openxmlformats.org/drawingml/2006/picture">
+                <pic:pic xmlns:pic="http://schemas.openxmlformats.org/drawingml/2006/picture">
+                  <pic:nvPicPr>
+                    <pic:cNvPr id="0" name="unchecked"/>
+                    <pic:cNvPicPr/>
+                  </pic:nvPicPr>
+                  <pic:blipFill>
+                    <a:blip r:embed="rId102"/>
+                    <a:stretch>
+                      <a:fillRect/>
+                    </a:stretch>
+                  </pic:blipFill>
+                  <pic:spPr>
+                    <a:xfrm>
+                      <a:off x="0" y="0"/>
+                      <a:ext cx="130000" cy="130000"/>
+                    </a:xfrm>
+                    <a:prstGeom prst="rect">
+                      <a:avLst/>
+                    </a:prstGeom>
+                  </pic:spPr>
+                </pic:pic>
+              </a:graphicData>
+            </a:graphic>
+          </wp:inline>
+        </w:drawing>
+      </w:r>
+      <w:r>
+        <w:t xml:space="preserve"> {/kelas_kelas_ii}</w:t>
       </w:r>
       <w:r>
         <w:rPr>
@@ -2162,7 +2870,87 @@
         <w:t xml:space="preserve">II     </w:t>
       </w:r>
       <w:r>
-        <w:t xml:space="preserve">{#kelas_kelas_iii}[X] {/kelas_kelas_iii}{^kelas_kelas_iii}[ ] {/kelas_kelas_iii}</w:t>
+        <w:t xml:space="preserve">{#kelas_kelas_iii}</w:t>
+      </w:r>
+      <w:r>
+        <w:drawing>
+          <wp:inline distT="0" distB="0" distL="0" distR="0">
+            <wp:extent cx="130000" cy="130000"/>
+            <wp:effectExtent l="0" t="0" r="0" b="0"/>
+            <wp:docPr id="900000019" name="checked"/>
+            <wp:cNvGraphicFramePr>
+              <a:graphicFrameLocks xmlns:a="http://schemas.openxmlformats.org/drawingml/2006/main" noChangeAspect="1"/>
+            </wp:cNvGraphicFramePr>
+            <a:graphic xmlns:a="http://schemas.openxmlformats.org/drawingml/2006/main">
+              <a:graphicData uri="http://schemas.openxmlformats.org/drawingml/2006/picture">
+                <pic:pic xmlns:pic="http://schemas.openxmlformats.org/drawingml/2006/picture">
+                  <pic:nvPicPr>
+                    <pic:cNvPr id="0" name="checked"/>
+                    <pic:cNvPicPr/>
+                  </pic:nvPicPr>
+                  <pic:blipFill>
+                    <a:blip r:embed="rId101"/>
+                    <a:stretch>
+                      <a:fillRect/>
+                    </a:stretch>
+                  </pic:blipFill>
+                  <pic:spPr>
+                    <a:xfrm>
+                      <a:off x="0" y="0"/>
+                      <a:ext cx="130000" cy="130000"/>
+                    </a:xfrm>
+                    <a:prstGeom prst="rect">
+                      <a:avLst/>
+                    </a:prstGeom>
+                  </pic:spPr>
+                </pic:pic>
+              </a:graphicData>
+            </a:graphic>
+          </wp:inline>
+        </w:drawing>
+      </w:r>
+      <w:r>
+        <w:t xml:space="preserve"> {/kelas_kelas_iii}{^kelas_kelas_iii}</w:t>
+      </w:r>
+      <w:r>
+        <w:drawing>
+          <wp:inline distT="0" distB="0" distL="0" distR="0">
+            <wp:extent cx="130000" cy="130000"/>
+            <wp:effectExtent l="0" t="0" r="0" b="0"/>
+            <wp:docPr id="900000020" name="unchecked"/>
+            <wp:cNvGraphicFramePr>
+              <a:graphicFrameLocks xmlns:a="http://schemas.openxmlformats.org/drawingml/2006/main" noChangeAspect="1"/>
+            </wp:cNvGraphicFramePr>
+            <a:graphic xmlns:a="http://schemas.openxmlformats.org/drawingml/2006/main">
+              <a:graphicData uri="http://schemas.openxmlformats.org/drawingml/2006/picture">
+                <pic:pic xmlns:pic="http://schemas.openxmlformats.org/drawingml/2006/picture">
+                  <pic:nvPicPr>
+                    <pic:cNvPr id="0" name="unchecked"/>
+                    <pic:cNvPicPr/>
+                  </pic:nvPicPr>
+                  <pic:blipFill>
+                    <a:blip r:embed="rId102"/>
+                    <a:stretch>
+                      <a:fillRect/>
+                    </a:stretch>
+                  </pic:blipFill>
+                  <pic:spPr>
+                    <a:xfrm>
+                      <a:off x="0" y="0"/>
+                      <a:ext cx="130000" cy="130000"/>
+                    </a:xfrm>
+                    <a:prstGeom prst="rect">
+                      <a:avLst/>
+                    </a:prstGeom>
+                  </pic:spPr>
+                </pic:pic>
+              </a:graphicData>
+            </a:graphic>
+          </wp:inline>
+        </w:drawing>
+      </w:r>
+      <w:r>
+        <w:t xml:space="preserve"> {/kelas_kelas_iii}</w:t>
       </w:r>
       <w:r>
         <w:rPr>
@@ -2208,36 +2996,24 @@
           <w:rFonts w:ascii="Baskerville Old Face" w:hAnsi="Baskerville Old Face"/>
           <w:noProof/>
         </w:rPr>
-        <w:pict>
-          <v:roundrect id="_x0000_s1095" style="position:absolute;left:0;text-align:left;margin-left:182.7pt;margin-top:18.35pt;width:10.7pt;height:10.65pt;z-index:251658752" arcsize="10923f" o:regroupid="17" fillcolor="#ccc0d9"/>
-        </w:pict>
       </w:r>
       <w:r>
         <w:rPr>
           <w:rFonts w:ascii="Baskerville Old Face" w:hAnsi="Baskerville Old Face"/>
           <w:noProof/>
         </w:rPr>
-        <w:pict>
-          <v:roundrect id="_x0000_s1035" style="position:absolute;left:0;text-align:left;margin-left:341.05pt;margin-top:.45pt;width:10.7pt;height:10.65pt;z-index:251657728" arcsize="10923f" o:regroupid="16" fillcolor="#c6d9f1"/>
-        </w:pict>
       </w:r>
       <w:r>
         <w:rPr>
           <w:rFonts w:ascii="Baskerville Old Face" w:hAnsi="Baskerville Old Face"/>
           <w:noProof/>
         </w:rPr>
-        <w:pict>
-          <v:roundrect id="_x0000_s1034" style="position:absolute;left:0;text-align:left;margin-left:269.45pt;margin-top:.45pt;width:10.7pt;height:10.65pt;z-index:251656704" arcsize="10923f" o:regroupid="16" fillcolor="#c6d9f1"/>
-        </w:pict>
       </w:r>
       <w:r>
         <w:rPr>
           <w:rFonts w:ascii="Baskerville Old Face" w:hAnsi="Baskerville Old Face"/>
           <w:noProof/>
         </w:rPr>
-        <w:pict>
-          <v:roundrect id="_x0000_s1033" style="position:absolute;left:0;text-align:left;margin-left:182.7pt;margin-top:.45pt;width:10.7pt;height:10.65pt;z-index:251655680" arcsize="10923f" o:regroupid="16" fillcolor="#c6d9f1"/>
-        </w:pict>
       </w:r>
       <w:r>
         <w:rPr>
@@ -2266,7 +3042,87 @@
         <w:tab/>
       </w:r>
       <w:r>
-        <w:t xml:space="preserve">{#kelas_kelas_iv}[X] {/kelas_kelas_iv}{^kelas_kelas_iv}[ ] {/kelas_kelas_iv}</w:t>
+        <w:t xml:space="preserve">{#kelas_kelas_iv}</w:t>
+      </w:r>
+      <w:r>
+        <w:drawing>
+          <wp:inline distT="0" distB="0" distL="0" distR="0">
+            <wp:extent cx="130000" cy="130000"/>
+            <wp:effectExtent l="0" t="0" r="0" b="0"/>
+            <wp:docPr id="900000021" name="checked"/>
+            <wp:cNvGraphicFramePr>
+              <a:graphicFrameLocks xmlns:a="http://schemas.openxmlformats.org/drawingml/2006/main" noChangeAspect="1"/>
+            </wp:cNvGraphicFramePr>
+            <a:graphic xmlns:a="http://schemas.openxmlformats.org/drawingml/2006/main">
+              <a:graphicData uri="http://schemas.openxmlformats.org/drawingml/2006/picture">
+                <pic:pic xmlns:pic="http://schemas.openxmlformats.org/drawingml/2006/picture">
+                  <pic:nvPicPr>
+                    <pic:cNvPr id="0" name="checked"/>
+                    <pic:cNvPicPr/>
+                  </pic:nvPicPr>
+                  <pic:blipFill>
+                    <a:blip r:embed="rId101"/>
+                    <a:stretch>
+                      <a:fillRect/>
+                    </a:stretch>
+                  </pic:blipFill>
+                  <pic:spPr>
+                    <a:xfrm>
+                      <a:off x="0" y="0"/>
+                      <a:ext cx="130000" cy="130000"/>
+                    </a:xfrm>
+                    <a:prstGeom prst="rect">
+                      <a:avLst/>
+                    </a:prstGeom>
+                  </pic:spPr>
+                </pic:pic>
+              </a:graphicData>
+            </a:graphic>
+          </wp:inline>
+        </w:drawing>
+      </w:r>
+      <w:r>
+        <w:t xml:space="preserve"> {/kelas_kelas_iv}{^kelas_kelas_iv}</w:t>
+      </w:r>
+      <w:r>
+        <w:drawing>
+          <wp:inline distT="0" distB="0" distL="0" distR="0">
+            <wp:extent cx="130000" cy="130000"/>
+            <wp:effectExtent l="0" t="0" r="0" b="0"/>
+            <wp:docPr id="900000022" name="unchecked"/>
+            <wp:cNvGraphicFramePr>
+              <a:graphicFrameLocks xmlns:a="http://schemas.openxmlformats.org/drawingml/2006/main" noChangeAspect="1"/>
+            </wp:cNvGraphicFramePr>
+            <a:graphic xmlns:a="http://schemas.openxmlformats.org/drawingml/2006/main">
+              <a:graphicData uri="http://schemas.openxmlformats.org/drawingml/2006/picture">
+                <pic:pic xmlns:pic="http://schemas.openxmlformats.org/drawingml/2006/picture">
+                  <pic:nvPicPr>
+                    <pic:cNvPr id="0" name="unchecked"/>
+                    <pic:cNvPicPr/>
+                  </pic:nvPicPr>
+                  <pic:blipFill>
+                    <a:blip r:embed="rId102"/>
+                    <a:stretch>
+                      <a:fillRect/>
+                    </a:stretch>
+                  </pic:blipFill>
+                  <pic:spPr>
+                    <a:xfrm>
+                      <a:off x="0" y="0"/>
+                      <a:ext cx="130000" cy="130000"/>
+                    </a:xfrm>
+                    <a:prstGeom prst="rect">
+                      <a:avLst/>
+                    </a:prstGeom>
+                  </pic:spPr>
+                </pic:pic>
+              </a:graphicData>
+            </a:graphic>
+          </wp:inline>
+        </w:drawing>
+      </w:r>
+      <w:r>
+        <w:t xml:space="preserve"> {/kelas_kelas_iv}</w:t>
       </w:r>
       <w:r>
         <w:rPr>
@@ -2293,7 +3149,87 @@
         <w:t xml:space="preserve"> </w:t>
       </w:r>
       <w:r>
-        <w:t xml:space="preserve">{#kelas_kelas_v}[X] {/kelas_kelas_v}{^kelas_kelas_v}[ ] {/kelas_kelas_v}</w:t>
+        <w:t xml:space="preserve">{#kelas_kelas_v}</w:t>
+      </w:r>
+      <w:r>
+        <w:drawing>
+          <wp:inline distT="0" distB="0" distL="0" distR="0">
+            <wp:extent cx="130000" cy="130000"/>
+            <wp:effectExtent l="0" t="0" r="0" b="0"/>
+            <wp:docPr id="900000023" name="checked"/>
+            <wp:cNvGraphicFramePr>
+              <a:graphicFrameLocks xmlns:a="http://schemas.openxmlformats.org/drawingml/2006/main" noChangeAspect="1"/>
+            </wp:cNvGraphicFramePr>
+            <a:graphic xmlns:a="http://schemas.openxmlformats.org/drawingml/2006/main">
+              <a:graphicData uri="http://schemas.openxmlformats.org/drawingml/2006/picture">
+                <pic:pic xmlns:pic="http://schemas.openxmlformats.org/drawingml/2006/picture">
+                  <pic:nvPicPr>
+                    <pic:cNvPr id="0" name="checked"/>
+                    <pic:cNvPicPr/>
+                  </pic:nvPicPr>
+                  <pic:blipFill>
+                    <a:blip r:embed="rId101"/>
+                    <a:stretch>
+                      <a:fillRect/>
+                    </a:stretch>
+                  </pic:blipFill>
+                  <pic:spPr>
+                    <a:xfrm>
+                      <a:off x="0" y="0"/>
+                      <a:ext cx="130000" cy="130000"/>
+                    </a:xfrm>
+                    <a:prstGeom prst="rect">
+                      <a:avLst/>
+                    </a:prstGeom>
+                  </pic:spPr>
+                </pic:pic>
+              </a:graphicData>
+            </a:graphic>
+          </wp:inline>
+        </w:drawing>
+      </w:r>
+      <w:r>
+        <w:t xml:space="preserve"> {/kelas_kelas_v}{^kelas_kelas_v}</w:t>
+      </w:r>
+      <w:r>
+        <w:drawing>
+          <wp:inline distT="0" distB="0" distL="0" distR="0">
+            <wp:extent cx="130000" cy="130000"/>
+            <wp:effectExtent l="0" t="0" r="0" b="0"/>
+            <wp:docPr id="900000024" name="unchecked"/>
+            <wp:cNvGraphicFramePr>
+              <a:graphicFrameLocks xmlns:a="http://schemas.openxmlformats.org/drawingml/2006/main" noChangeAspect="1"/>
+            </wp:cNvGraphicFramePr>
+            <a:graphic xmlns:a="http://schemas.openxmlformats.org/drawingml/2006/main">
+              <a:graphicData uri="http://schemas.openxmlformats.org/drawingml/2006/picture">
+                <pic:pic xmlns:pic="http://schemas.openxmlformats.org/drawingml/2006/picture">
+                  <pic:nvPicPr>
+                    <pic:cNvPr id="0" name="unchecked"/>
+                    <pic:cNvPicPr/>
+                  </pic:nvPicPr>
+                  <pic:blipFill>
+                    <a:blip r:embed="rId102"/>
+                    <a:stretch>
+                      <a:fillRect/>
+                    </a:stretch>
+                  </pic:blipFill>
+                  <pic:spPr>
+                    <a:xfrm>
+                      <a:off x="0" y="0"/>
+                      <a:ext cx="130000" cy="130000"/>
+                    </a:xfrm>
+                    <a:prstGeom prst="rect">
+                      <a:avLst/>
+                    </a:prstGeom>
+                  </pic:spPr>
+                </pic:pic>
+              </a:graphicData>
+            </a:graphic>
+          </wp:inline>
+        </w:drawing>
+      </w:r>
+      <w:r>
+        <w:t xml:space="preserve"> {/kelas_kelas_v}</w:t>
       </w:r>
       <w:r>
         <w:rPr>
@@ -2318,7 +3254,99 @@
         <w:rPr>
           <w:rFonts w:ascii="Baskerville Old Face" w:hAnsi="Baskerville Old Face"/>
         </w:rPr>
-        <w:t>{#kelas_wilayah_kerja}[X] {/kelas_wilayah_kerja}{^kelas_wilayah_kerja}[ ] {/kelas_wilayah_kerja}Wilayah Kerja</w:t>
+        <w:t xml:space="preserve">{#kelas_wilayah_kerja}</w:t>
+      </w:r>
+      <w:r>
+        <w:rPr>
+          <w:rFonts w:ascii="Baskerville Old Face" w:hAnsi="Baskerville Old Face"/>
+        </w:rPr>
+        <w:drawing>
+          <wp:inline distT="0" distB="0" distL="0" distR="0">
+            <wp:extent cx="130000" cy="130000"/>
+            <wp:effectExtent l="0" t="0" r="0" b="0"/>
+            <wp:docPr id="900000025" name="checked"/>
+            <wp:cNvGraphicFramePr>
+              <a:graphicFrameLocks xmlns:a="http://schemas.openxmlformats.org/drawingml/2006/main" noChangeAspect="1"/>
+            </wp:cNvGraphicFramePr>
+            <a:graphic xmlns:a="http://schemas.openxmlformats.org/drawingml/2006/main">
+              <a:graphicData uri="http://schemas.openxmlformats.org/drawingml/2006/picture">
+                <pic:pic xmlns:pic="http://schemas.openxmlformats.org/drawingml/2006/picture">
+                  <pic:nvPicPr>
+                    <pic:cNvPr id="0" name="checked"/>
+                    <pic:cNvPicPr/>
+                  </pic:nvPicPr>
+                  <pic:blipFill>
+                    <a:blip r:embed="rId101"/>
+                    <a:stretch>
+                      <a:fillRect/>
+                    </a:stretch>
+                  </pic:blipFill>
+                  <pic:spPr>
+                    <a:xfrm>
+                      <a:off x="0" y="0"/>
+                      <a:ext cx="130000" cy="130000"/>
+                    </a:xfrm>
+                    <a:prstGeom prst="rect">
+                      <a:avLst/>
+                    </a:prstGeom>
+                  </pic:spPr>
+                </pic:pic>
+              </a:graphicData>
+            </a:graphic>
+          </wp:inline>
+        </w:drawing>
+      </w:r>
+      <w:r>
+        <w:rPr>
+          <w:rFonts w:ascii="Baskerville Old Face" w:hAnsi="Baskerville Old Face"/>
+        </w:rPr>
+        <w:t xml:space="preserve"> {/kelas_wilayah_kerja}{^kelas_wilayah_kerja}</w:t>
+      </w:r>
+      <w:r>
+        <w:rPr>
+          <w:rFonts w:ascii="Baskerville Old Face" w:hAnsi="Baskerville Old Face"/>
+        </w:rPr>
+        <w:drawing>
+          <wp:inline distT="0" distB="0" distL="0" distR="0">
+            <wp:extent cx="130000" cy="130000"/>
+            <wp:effectExtent l="0" t="0" r="0" b="0"/>
+            <wp:docPr id="900000026" name="unchecked"/>
+            <wp:cNvGraphicFramePr>
+              <a:graphicFrameLocks xmlns:a="http://schemas.openxmlformats.org/drawingml/2006/main" noChangeAspect="1"/>
+            </wp:cNvGraphicFramePr>
+            <a:graphic xmlns:a="http://schemas.openxmlformats.org/drawingml/2006/main">
+              <a:graphicData uri="http://schemas.openxmlformats.org/drawingml/2006/picture">
+                <pic:pic xmlns:pic="http://schemas.openxmlformats.org/drawingml/2006/picture">
+                  <pic:nvPicPr>
+                    <pic:cNvPr id="0" name="unchecked"/>
+                    <pic:cNvPicPr/>
+                  </pic:nvPicPr>
+                  <pic:blipFill>
+                    <a:blip r:embed="rId102"/>
+                    <a:stretch>
+                      <a:fillRect/>
+                    </a:stretch>
+                  </pic:blipFill>
+                  <pic:spPr>
+                    <a:xfrm>
+                      <a:off x="0" y="0"/>
+                      <a:ext cx="130000" cy="130000"/>
+                    </a:xfrm>
+                    <a:prstGeom prst="rect">
+                      <a:avLst/>
+                    </a:prstGeom>
+                  </pic:spPr>
+                </pic:pic>
+              </a:graphicData>
+            </a:graphic>
+          </wp:inline>
+        </w:drawing>
+      </w:r>
+      <w:r>
+        <w:rPr>
+          <w:rFonts w:ascii="Baskerville Old Face" w:hAnsi="Baskerville Old Face"/>
+        </w:rPr>
+        <w:t xml:space="preserve"> {/kelas_wilayah_kerja}Wilayah Kerja</w:t>
       </w:r>
     </w:p>
     <w:p>
@@ -2349,36 +3377,24 @@
           <w:rFonts w:ascii="Baskerville Old Face" w:hAnsi="Baskerville Old Face"/>
           <w:noProof/>
         </w:rPr>
-        <w:pict>
-          <v:roundrect id="_x0000_s1101" style="position:absolute;left:0;text-align:left;margin-left:396.55pt;margin-top:17.9pt;width:10.7pt;height:10.65pt;z-index:251661824" arcsize="10923f" o:regroupid="17" fillcolor="#ccc0d9"/>
-        </w:pict>
       </w:r>
       <w:r>
         <w:rPr>
           <w:rFonts w:ascii="Baskerville Old Face" w:hAnsi="Baskerville Old Face"/>
           <w:noProof/>
         </w:rPr>
-        <w:pict>
-          <v:roundrect id="_x0000_s1097" style="position:absolute;left:0;text-align:left;margin-left:288.95pt;margin-top:17.9pt;width:10.7pt;height:10.65pt;z-index:251659776" arcsize="10923f" o:regroupid="17" fillcolor="#ccc0d9"/>
-        </w:pict>
       </w:r>
       <w:r>
         <w:rPr>
           <w:rFonts w:ascii="Baskerville Old Face" w:hAnsi="Baskerville Old Face"/>
           <w:noProof/>
         </w:rPr>
-        <w:pict>
-          <v:roundrect id="_x0000_s1102" style="position:absolute;left:0;text-align:left;margin-left:288.95pt;margin-top:.3pt;width:10.7pt;height:10.65pt;z-index:251662848" arcsize="10923f" o:regroupid="17" fillcolor="#ccc0d9"/>
-        </w:pict>
       </w:r>
       <w:r>
         <w:rPr>
           <w:rFonts w:ascii="Baskerville Old Face" w:hAnsi="Baskerville Old Face"/>
           <w:noProof/>
         </w:rPr>
-        <w:pict>
-          <v:roundrect id="_x0000_s1099" style="position:absolute;left:0;text-align:left;margin-left:182.7pt;margin-top:17.9pt;width:10.7pt;height:10.65pt;z-index:251660800" arcsize="10923f" o:regroupid="17" fillcolor="#ccc0d9"/>
-        </w:pict>
       </w:r>
       <w:r>
         <w:rPr>
@@ -2422,22 +3438,194 @@
         <w:rPr>
           <w:rFonts w:ascii="Baskerville Old Face" w:hAnsi="Baskerville Old Face"/>
         </w:rPr>
-        <w:t xml:space="preserve">{#fungsi_internasional}[X] {/fungsi_internasional}{^fungsi_internasional}[ ] {/fungsi_internasional}Internasional </w:t>
-      </w:r>
-      <w:r>
-        <w:rPr>
-          <w:rFonts w:ascii="Baskerville Old Face" w:hAnsi="Baskerville Old Face"/>
-        </w:rPr>
-        <w:tab/>
-      </w:r>
-      <w:r>
-        <w:rPr>
-          <w:rFonts w:ascii="Baskerville Old Face" w:hAnsi="Baskerville Old Face"/>
-        </w:rPr>
-        <w:tab/>
-      </w:r>
-      <w:r>
-        <w:t xml:space="preserve">{#fungsi_internasional_hub}[X] {/fungsi_internasional_hub}{^fungsi_internasional_hub}[ ] {/fungsi_internasional_hub}</w:t>
+        <w:t xml:space="preserve">{#fungsi_internasional}</w:t>
+      </w:r>
+      <w:r>
+        <w:rPr>
+          <w:rFonts w:ascii="Baskerville Old Face" w:hAnsi="Baskerville Old Face"/>
+        </w:rPr>
+        <w:drawing>
+          <wp:inline distT="0" distB="0" distL="0" distR="0">
+            <wp:extent cx="130000" cy="130000"/>
+            <wp:effectExtent l="0" t="0" r="0" b="0"/>
+            <wp:docPr id="900000027" name="checked"/>
+            <wp:cNvGraphicFramePr>
+              <a:graphicFrameLocks xmlns:a="http://schemas.openxmlformats.org/drawingml/2006/main" noChangeAspect="1"/>
+            </wp:cNvGraphicFramePr>
+            <a:graphic xmlns:a="http://schemas.openxmlformats.org/drawingml/2006/main">
+              <a:graphicData uri="http://schemas.openxmlformats.org/drawingml/2006/picture">
+                <pic:pic xmlns:pic="http://schemas.openxmlformats.org/drawingml/2006/picture">
+                  <pic:nvPicPr>
+                    <pic:cNvPr id="0" name="checked"/>
+                    <pic:cNvPicPr/>
+                  </pic:nvPicPr>
+                  <pic:blipFill>
+                    <a:blip r:embed="rId101"/>
+                    <a:stretch>
+                      <a:fillRect/>
+                    </a:stretch>
+                  </pic:blipFill>
+                  <pic:spPr>
+                    <a:xfrm>
+                      <a:off x="0" y="0"/>
+                      <a:ext cx="130000" cy="130000"/>
+                    </a:xfrm>
+                    <a:prstGeom prst="rect">
+                      <a:avLst/>
+                    </a:prstGeom>
+                  </pic:spPr>
+                </pic:pic>
+              </a:graphicData>
+            </a:graphic>
+          </wp:inline>
+        </w:drawing>
+      </w:r>
+      <w:r>
+        <w:rPr>
+          <w:rFonts w:ascii="Baskerville Old Face" w:hAnsi="Baskerville Old Face"/>
+        </w:rPr>
+        <w:t xml:space="preserve"> {/fungsi_internasional}{^fungsi_internasional}</w:t>
+      </w:r>
+      <w:r>
+        <w:rPr>
+          <w:rFonts w:ascii="Baskerville Old Face" w:hAnsi="Baskerville Old Face"/>
+        </w:rPr>
+        <w:drawing>
+          <wp:inline distT="0" distB="0" distL="0" distR="0">
+            <wp:extent cx="130000" cy="130000"/>
+            <wp:effectExtent l="0" t="0" r="0" b="0"/>
+            <wp:docPr id="900000028" name="unchecked"/>
+            <wp:cNvGraphicFramePr>
+              <a:graphicFrameLocks xmlns:a="http://schemas.openxmlformats.org/drawingml/2006/main" noChangeAspect="1"/>
+            </wp:cNvGraphicFramePr>
+            <a:graphic xmlns:a="http://schemas.openxmlformats.org/drawingml/2006/main">
+              <a:graphicData uri="http://schemas.openxmlformats.org/drawingml/2006/picture">
+                <pic:pic xmlns:pic="http://schemas.openxmlformats.org/drawingml/2006/picture">
+                  <pic:nvPicPr>
+                    <pic:cNvPr id="0" name="unchecked"/>
+                    <pic:cNvPicPr/>
+                  </pic:nvPicPr>
+                  <pic:blipFill>
+                    <a:blip r:embed="rId102"/>
+                    <a:stretch>
+                      <a:fillRect/>
+                    </a:stretch>
+                  </pic:blipFill>
+                  <pic:spPr>
+                    <a:xfrm>
+                      <a:off x="0" y="0"/>
+                      <a:ext cx="130000" cy="130000"/>
+                    </a:xfrm>
+                    <a:prstGeom prst="rect">
+                      <a:avLst/>
+                    </a:prstGeom>
+                  </pic:spPr>
+                </pic:pic>
+              </a:graphicData>
+            </a:graphic>
+          </wp:inline>
+        </w:drawing>
+      </w:r>
+      <w:r>
+        <w:rPr>
+          <w:rFonts w:ascii="Baskerville Old Face" w:hAnsi="Baskerville Old Face"/>
+        </w:rPr>
+        <w:t xml:space="preserve"> {/fungsi_internasional}Internasional </w:t>
+      </w:r>
+      <w:r>
+        <w:rPr>
+          <w:rFonts w:ascii="Baskerville Old Face" w:hAnsi="Baskerville Old Face"/>
+        </w:rPr>
+        <w:tab/>
+      </w:r>
+      <w:r>
+        <w:rPr>
+          <w:rFonts w:ascii="Baskerville Old Face" w:hAnsi="Baskerville Old Face"/>
+        </w:rPr>
+        <w:tab/>
+      </w:r>
+      <w:r>
+        <w:t xml:space="preserve">{#fungsi_internasional_hub}</w:t>
+      </w:r>
+      <w:r>
+        <w:drawing>
+          <wp:inline distT="0" distB="0" distL="0" distR="0">
+            <wp:extent cx="130000" cy="130000"/>
+            <wp:effectExtent l="0" t="0" r="0" b="0"/>
+            <wp:docPr id="900000029" name="checked"/>
+            <wp:cNvGraphicFramePr>
+              <a:graphicFrameLocks xmlns:a="http://schemas.openxmlformats.org/drawingml/2006/main" noChangeAspect="1"/>
+            </wp:cNvGraphicFramePr>
+            <a:graphic xmlns:a="http://schemas.openxmlformats.org/drawingml/2006/main">
+              <a:graphicData uri="http://schemas.openxmlformats.org/drawingml/2006/picture">
+                <pic:pic xmlns:pic="http://schemas.openxmlformats.org/drawingml/2006/picture">
+                  <pic:nvPicPr>
+                    <pic:cNvPr id="0" name="checked"/>
+                    <pic:cNvPicPr/>
+                  </pic:nvPicPr>
+                  <pic:blipFill>
+                    <a:blip r:embed="rId101"/>
+                    <a:stretch>
+                      <a:fillRect/>
+                    </a:stretch>
+                  </pic:blipFill>
+                  <pic:spPr>
+                    <a:xfrm>
+                      <a:off x="0" y="0"/>
+                      <a:ext cx="130000" cy="130000"/>
+                    </a:xfrm>
+                    <a:prstGeom prst="rect">
+                      <a:avLst/>
+                    </a:prstGeom>
+                  </pic:spPr>
+                </pic:pic>
+              </a:graphicData>
+            </a:graphic>
+          </wp:inline>
+        </w:drawing>
+      </w:r>
+      <w:r>
+        <w:t xml:space="preserve"> {/fungsi_internasional_hub}{^fungsi_internasional_hub}</w:t>
+      </w:r>
+      <w:r>
+        <w:drawing>
+          <wp:inline distT="0" distB="0" distL="0" distR="0">
+            <wp:extent cx="130000" cy="130000"/>
+            <wp:effectExtent l="0" t="0" r="0" b="0"/>
+            <wp:docPr id="900000030" name="unchecked"/>
+            <wp:cNvGraphicFramePr>
+              <a:graphicFrameLocks xmlns:a="http://schemas.openxmlformats.org/drawingml/2006/main" noChangeAspect="1"/>
+            </wp:cNvGraphicFramePr>
+            <a:graphic xmlns:a="http://schemas.openxmlformats.org/drawingml/2006/main">
+              <a:graphicData uri="http://schemas.openxmlformats.org/drawingml/2006/picture">
+                <pic:pic xmlns:pic="http://schemas.openxmlformats.org/drawingml/2006/picture">
+                  <pic:nvPicPr>
+                    <pic:cNvPr id="0" name="unchecked"/>
+                    <pic:cNvPicPr/>
+                  </pic:nvPicPr>
+                  <pic:blipFill>
+                    <a:blip r:embed="rId102"/>
+                    <a:stretch>
+                      <a:fillRect/>
+                    </a:stretch>
+                  </pic:blipFill>
+                  <pic:spPr>
+                    <a:xfrm>
+                      <a:off x="0" y="0"/>
+                      <a:ext cx="130000" cy="130000"/>
+                    </a:xfrm>
+                    <a:prstGeom prst="rect">
+                      <a:avLst/>
+                    </a:prstGeom>
+                  </pic:spPr>
+                </pic:pic>
+              </a:graphicData>
+            </a:graphic>
+          </wp:inline>
+        </w:drawing>
+      </w:r>
+      <w:r>
+        <w:t xml:space="preserve"> {/fungsi_internasional_hub}</w:t>
       </w:r>
       <w:r>
         <w:rPr>
@@ -2500,32 +3688,310 @@
         <w:rPr>
           <w:rFonts w:ascii="Baskerville Old Face" w:hAnsi="Baskerville Old Face"/>
         </w:rPr>
-        <w:t>{#fungsi_nasional}[X] {/fungsi_nasional}{^fungsi_nasional}[ ] {/fungsi_nasional}Nasional</w:t>
-      </w:r>
-      <w:r>
-        <w:rPr>
-          <w:rFonts w:ascii="Baskerville Old Face" w:hAnsi="Baskerville Old Face"/>
-        </w:rPr>
-        <w:tab/>
-        <w:t>{#fungsi_regional}[X] {/fungsi_regional}{^fungsi_regional}[ ] {/fungsi_regional}Regional</w:t>
-      </w:r>
-      <w:r>
-        <w:rPr>
-          <w:rFonts w:ascii="Baskerville Old Face" w:hAnsi="Baskerville Old Face"/>
-        </w:rPr>
-        <w:tab/>
-      </w:r>
-      <w:r>
-        <w:rPr>
-          <w:rFonts w:ascii="Baskerville Old Face" w:hAnsi="Baskerville Old Face"/>
-        </w:rPr>
-        <w:tab/>
-      </w:r>
-      <w:r>
-        <w:rPr>
-          <w:rFonts w:ascii="Baskerville Old Face" w:hAnsi="Baskerville Old Face"/>
-        </w:rPr>
-        <w:t>{#fungsi_lokal}[X] {/fungsi_lokal}{^fungsi_lokal}[ ] {/fungsi_lokal}Lokal</w:t>
+        <w:t xml:space="preserve">{#fungsi_nasional}</w:t>
+      </w:r>
+      <w:r>
+        <w:rPr>
+          <w:rFonts w:ascii="Baskerville Old Face" w:hAnsi="Baskerville Old Face"/>
+        </w:rPr>
+        <w:drawing>
+          <wp:inline distT="0" distB="0" distL="0" distR="0">
+            <wp:extent cx="130000" cy="130000"/>
+            <wp:effectExtent l="0" t="0" r="0" b="0"/>
+            <wp:docPr id="900000031" name="checked"/>
+            <wp:cNvGraphicFramePr>
+              <a:graphicFrameLocks xmlns:a="http://schemas.openxmlformats.org/drawingml/2006/main" noChangeAspect="1"/>
+            </wp:cNvGraphicFramePr>
+            <a:graphic xmlns:a="http://schemas.openxmlformats.org/drawingml/2006/main">
+              <a:graphicData uri="http://schemas.openxmlformats.org/drawingml/2006/picture">
+                <pic:pic xmlns:pic="http://schemas.openxmlformats.org/drawingml/2006/picture">
+                  <pic:nvPicPr>
+                    <pic:cNvPr id="0" name="checked"/>
+                    <pic:cNvPicPr/>
+                  </pic:nvPicPr>
+                  <pic:blipFill>
+                    <a:blip r:embed="rId101"/>
+                    <a:stretch>
+                      <a:fillRect/>
+                    </a:stretch>
+                  </pic:blipFill>
+                  <pic:spPr>
+                    <a:xfrm>
+                      <a:off x="0" y="0"/>
+                      <a:ext cx="130000" cy="130000"/>
+                    </a:xfrm>
+                    <a:prstGeom prst="rect">
+                      <a:avLst/>
+                    </a:prstGeom>
+                  </pic:spPr>
+                </pic:pic>
+              </a:graphicData>
+            </a:graphic>
+          </wp:inline>
+        </w:drawing>
+      </w:r>
+      <w:r>
+        <w:rPr>
+          <w:rFonts w:ascii="Baskerville Old Face" w:hAnsi="Baskerville Old Face"/>
+        </w:rPr>
+        <w:t xml:space="preserve"> {/fungsi_nasional}{^fungsi_nasional}</w:t>
+      </w:r>
+      <w:r>
+        <w:rPr>
+          <w:rFonts w:ascii="Baskerville Old Face" w:hAnsi="Baskerville Old Face"/>
+        </w:rPr>
+        <w:drawing>
+          <wp:inline distT="0" distB="0" distL="0" distR="0">
+            <wp:extent cx="130000" cy="130000"/>
+            <wp:effectExtent l="0" t="0" r="0" b="0"/>
+            <wp:docPr id="900000032" name="unchecked"/>
+            <wp:cNvGraphicFramePr>
+              <a:graphicFrameLocks xmlns:a="http://schemas.openxmlformats.org/drawingml/2006/main" noChangeAspect="1"/>
+            </wp:cNvGraphicFramePr>
+            <a:graphic xmlns:a="http://schemas.openxmlformats.org/drawingml/2006/main">
+              <a:graphicData uri="http://schemas.openxmlformats.org/drawingml/2006/picture">
+                <pic:pic xmlns:pic="http://schemas.openxmlformats.org/drawingml/2006/picture">
+                  <pic:nvPicPr>
+                    <pic:cNvPr id="0" name="unchecked"/>
+                    <pic:cNvPicPr/>
+                  </pic:nvPicPr>
+                  <pic:blipFill>
+                    <a:blip r:embed="rId102"/>
+                    <a:stretch>
+                      <a:fillRect/>
+                    </a:stretch>
+                  </pic:blipFill>
+                  <pic:spPr>
+                    <a:xfrm>
+                      <a:off x="0" y="0"/>
+                      <a:ext cx="130000" cy="130000"/>
+                    </a:xfrm>
+                    <a:prstGeom prst="rect">
+                      <a:avLst/>
+                    </a:prstGeom>
+                  </pic:spPr>
+                </pic:pic>
+              </a:graphicData>
+            </a:graphic>
+          </wp:inline>
+        </w:drawing>
+      </w:r>
+      <w:r>
+        <w:rPr>
+          <w:rFonts w:ascii="Baskerville Old Face" w:hAnsi="Baskerville Old Face"/>
+        </w:rPr>
+        <w:t xml:space="preserve"> {/fungsi_nasional}Nasional</w:t>
+      </w:r>
+      <w:r>
+        <w:t xml:space="preserve"> </w:t>
+      </w:r>
+      <w:r>
+        <w:rPr>
+          <w:rFonts w:ascii="Baskerville Old Face" w:hAnsi="Baskerville Old Face"/>
+        </w:rPr>
+        <w:t xml:space="preserve">{#fungsi_regional}</w:t>
+      </w:r>
+      <w:r>
+        <w:rPr>
+          <w:rFonts w:ascii="Baskerville Old Face" w:hAnsi="Baskerville Old Face"/>
+        </w:rPr>
+        <w:drawing>
+          <wp:inline distT="0" distB="0" distL="0" distR="0">
+            <wp:extent cx="130000" cy="130000"/>
+            <wp:effectExtent l="0" t="0" r="0" b="0"/>
+            <wp:docPr id="900000033" name="checked"/>
+            <wp:cNvGraphicFramePr>
+              <a:graphicFrameLocks xmlns:a="http://schemas.openxmlformats.org/drawingml/2006/main" noChangeAspect="1"/>
+            </wp:cNvGraphicFramePr>
+            <a:graphic xmlns:a="http://schemas.openxmlformats.org/drawingml/2006/main">
+              <a:graphicData uri="http://schemas.openxmlformats.org/drawingml/2006/picture">
+                <pic:pic xmlns:pic="http://schemas.openxmlformats.org/drawingml/2006/picture">
+                  <pic:nvPicPr>
+                    <pic:cNvPr id="0" name="checked"/>
+                    <pic:cNvPicPr/>
+                  </pic:nvPicPr>
+                  <pic:blipFill>
+                    <a:blip r:embed="rId101"/>
+                    <a:stretch>
+                      <a:fillRect/>
+                    </a:stretch>
+                  </pic:blipFill>
+                  <pic:spPr>
+                    <a:xfrm>
+                      <a:off x="0" y="0"/>
+                      <a:ext cx="130000" cy="130000"/>
+                    </a:xfrm>
+                    <a:prstGeom prst="rect">
+                      <a:avLst/>
+                    </a:prstGeom>
+                  </pic:spPr>
+                </pic:pic>
+              </a:graphicData>
+            </a:graphic>
+          </wp:inline>
+        </w:drawing>
+      </w:r>
+      <w:r>
+        <w:rPr>
+          <w:rFonts w:ascii="Baskerville Old Face" w:hAnsi="Baskerville Old Face"/>
+        </w:rPr>
+        <w:t xml:space="preserve"> {/fungsi_regional}{^fungsi_regional}</w:t>
+      </w:r>
+      <w:r>
+        <w:rPr>
+          <w:rFonts w:ascii="Baskerville Old Face" w:hAnsi="Baskerville Old Face"/>
+        </w:rPr>
+        <w:drawing>
+          <wp:inline distT="0" distB="0" distL="0" distR="0">
+            <wp:extent cx="130000" cy="130000"/>
+            <wp:effectExtent l="0" t="0" r="0" b="0"/>
+            <wp:docPr id="900000034" name="unchecked"/>
+            <wp:cNvGraphicFramePr>
+              <a:graphicFrameLocks xmlns:a="http://schemas.openxmlformats.org/drawingml/2006/main" noChangeAspect="1"/>
+            </wp:cNvGraphicFramePr>
+            <a:graphic xmlns:a="http://schemas.openxmlformats.org/drawingml/2006/main">
+              <a:graphicData uri="http://schemas.openxmlformats.org/drawingml/2006/picture">
+                <pic:pic xmlns:pic="http://schemas.openxmlformats.org/drawingml/2006/picture">
+                  <pic:nvPicPr>
+                    <pic:cNvPr id="0" name="unchecked"/>
+                    <pic:cNvPicPr/>
+                  </pic:nvPicPr>
+                  <pic:blipFill>
+                    <a:blip r:embed="rId102"/>
+                    <a:stretch>
+                      <a:fillRect/>
+                    </a:stretch>
+                  </pic:blipFill>
+                  <pic:spPr>
+                    <a:xfrm>
+                      <a:off x="0" y="0"/>
+                      <a:ext cx="130000" cy="130000"/>
+                    </a:xfrm>
+                    <a:prstGeom prst="rect">
+                      <a:avLst/>
+                    </a:prstGeom>
+                  </pic:spPr>
+                </pic:pic>
+              </a:graphicData>
+            </a:graphic>
+          </wp:inline>
+        </w:drawing>
+      </w:r>
+      <w:r>
+        <w:rPr>
+          <w:rFonts w:ascii="Baskerville Old Face" w:hAnsi="Baskerville Old Face"/>
+        </w:rPr>
+        <w:t xml:space="preserve"> {/fungsi_regional}Regional</w:t>
+      </w:r>
+      <w:r>
+        <w:rPr>
+          <w:rFonts w:ascii="Baskerville Old Face" w:hAnsi="Baskerville Old Face"/>
+        </w:rPr>
+        <w:tab/>
+      </w:r>
+      <w:r>
+        <w:rPr>
+          <w:rFonts w:ascii="Baskerville Old Face" w:hAnsi="Baskerville Old Face"/>
+        </w:rPr>
+        <w:tab/>
+      </w:r>
+      <w:r>
+        <w:rPr>
+          <w:rFonts w:ascii="Baskerville Old Face" w:hAnsi="Baskerville Old Face"/>
+        </w:rPr>
+        <w:t xml:space="preserve">{#fungsi_lokal}</w:t>
+      </w:r>
+      <w:r>
+        <w:rPr>
+          <w:rFonts w:ascii="Baskerville Old Face" w:hAnsi="Baskerville Old Face"/>
+        </w:rPr>
+        <w:drawing>
+          <wp:inline distT="0" distB="0" distL="0" distR="0">
+            <wp:extent cx="130000" cy="130000"/>
+            <wp:effectExtent l="0" t="0" r="0" b="0"/>
+            <wp:docPr id="900000035" name="checked"/>
+            <wp:cNvGraphicFramePr>
+              <a:graphicFrameLocks xmlns:a="http://schemas.openxmlformats.org/drawingml/2006/main" noChangeAspect="1"/>
+            </wp:cNvGraphicFramePr>
+            <a:graphic xmlns:a="http://schemas.openxmlformats.org/drawingml/2006/main">
+              <a:graphicData uri="http://schemas.openxmlformats.org/drawingml/2006/picture">
+                <pic:pic xmlns:pic="http://schemas.openxmlformats.org/drawingml/2006/picture">
+                  <pic:nvPicPr>
+                    <pic:cNvPr id="0" name="checked"/>
+                    <pic:cNvPicPr/>
+                  </pic:nvPicPr>
+                  <pic:blipFill>
+                    <a:blip r:embed="rId101"/>
+                    <a:stretch>
+                      <a:fillRect/>
+                    </a:stretch>
+                  </pic:blipFill>
+                  <pic:spPr>
+                    <a:xfrm>
+                      <a:off x="0" y="0"/>
+                      <a:ext cx="130000" cy="130000"/>
+                    </a:xfrm>
+                    <a:prstGeom prst="rect">
+                      <a:avLst/>
+                    </a:prstGeom>
+                  </pic:spPr>
+                </pic:pic>
+              </a:graphicData>
+            </a:graphic>
+          </wp:inline>
+        </w:drawing>
+      </w:r>
+      <w:r>
+        <w:rPr>
+          <w:rFonts w:ascii="Baskerville Old Face" w:hAnsi="Baskerville Old Face"/>
+        </w:rPr>
+        <w:t xml:space="preserve"> {/fungsi_lokal}{^fungsi_lokal}</w:t>
+      </w:r>
+      <w:r>
+        <w:rPr>
+          <w:rFonts w:ascii="Baskerville Old Face" w:hAnsi="Baskerville Old Face"/>
+        </w:rPr>
+        <w:drawing>
+          <wp:inline distT="0" distB="0" distL="0" distR="0">
+            <wp:extent cx="130000" cy="130000"/>
+            <wp:effectExtent l="0" t="0" r="0" b="0"/>
+            <wp:docPr id="900000036" name="unchecked"/>
+            <wp:cNvGraphicFramePr>
+              <a:graphicFrameLocks xmlns:a="http://schemas.openxmlformats.org/drawingml/2006/main" noChangeAspect="1"/>
+            </wp:cNvGraphicFramePr>
+            <a:graphic xmlns:a="http://schemas.openxmlformats.org/drawingml/2006/main">
+              <a:graphicData uri="http://schemas.openxmlformats.org/drawingml/2006/picture">
+                <pic:pic xmlns:pic="http://schemas.openxmlformats.org/drawingml/2006/picture">
+                  <pic:nvPicPr>
+                    <pic:cNvPr id="0" name="unchecked"/>
+                    <pic:cNvPicPr/>
+                  </pic:nvPicPr>
+                  <pic:blipFill>
+                    <a:blip r:embed="rId102"/>
+                    <a:stretch>
+                      <a:fillRect/>
+                    </a:stretch>
+                  </pic:blipFill>
+                  <pic:spPr>
+                    <a:xfrm>
+                      <a:off x="0" y="0"/>
+                      <a:ext cx="130000" cy="130000"/>
+                    </a:xfrm>
+                    <a:prstGeom prst="rect">
+                      <a:avLst/>
+                    </a:prstGeom>
+                  </pic:spPr>
+                </pic:pic>
+              </a:graphicData>
+            </a:graphic>
+          </wp:inline>
+        </w:drawing>
+      </w:r>
+      <w:r>
+        <w:rPr>
+          <w:rFonts w:ascii="Baskerville Old Face" w:hAnsi="Baskerville Old Face"/>
+        </w:rPr>
+        <w:t xml:space="preserve"> {/fungsi_lokal}Lokal</w:t>
       </w:r>
     </w:p>
     <w:p>
@@ -2552,27 +4018,18 @@
           <w:rFonts w:ascii="Baskerville Old Face" w:hAnsi="Baskerville Old Face"/>
           <w:noProof/>
         </w:rPr>
-        <w:pict>
-          <v:roundrect id="_x0000_s1109" style="position:absolute;left:0;text-align:left;margin-left:396.55pt;margin-top:1.05pt;width:10.7pt;height:10.65pt;z-index:251650560" arcsize="10923f" fillcolor="#d99594"/>
-        </w:pict>
       </w:r>
       <w:r>
         <w:rPr>
           <w:rFonts w:ascii="Baskerville Old Face" w:hAnsi="Baskerville Old Face"/>
           <w:noProof/>
         </w:rPr>
-        <w:pict>
-          <v:roundrect id="_x0000_s1107" style="position:absolute;left:0;text-align:left;margin-left:288.95pt;margin-top:1.05pt;width:10.7pt;height:10.65pt;z-index:251649536" arcsize="10923f" o:regroupid="14" fillcolor="#d99594"/>
-        </w:pict>
       </w:r>
       <w:r>
         <w:rPr>
           <w:rFonts w:ascii="Baskerville Old Face" w:hAnsi="Baskerville Old Face"/>
           <w:noProof/>
         </w:rPr>
-        <w:pict>
-          <v:roundrect id="_x0000_s1106" style="position:absolute;left:0;text-align:left;margin-left:182.6pt;margin-top:1.05pt;width:10.7pt;height:10.65pt;z-index:251648512" arcsize="10923f" o:regroupid="14" fillcolor="#d99594"/>
-        </w:pict>
       </w:r>
       <w:r>
         <w:rPr>
@@ -2612,33 +4069,307 @@
         <w:rPr>
           <w:rFonts w:ascii="Baskerville Old Face" w:hAnsi="Baskerville Old Face"/>
         </w:rPr>
-        <w:tab/>
-        <w:t>{#peran_utama}[X] {/peran_utama}{^peran_utama}[ ] {/peran_utama}Utama</w:t>
-      </w:r>
-      <w:r>
-        <w:rPr>
-          <w:rFonts w:ascii="Baskerville Old Face" w:hAnsi="Baskerville Old Face"/>
-        </w:rPr>
-        <w:tab/>
-        <w:t xml:space="preserve">{#peran_pengumpul}[X] {/peran_pengumpul}{^peran_pengumpul}[ ] {/peran_pengumpul}Pengumpul </w:t>
-      </w:r>
-      <w:r>
-        <w:rPr>
-          <w:rFonts w:ascii="Baskerville Old Face" w:hAnsi="Baskerville Old Face"/>
-        </w:rPr>
-        <w:tab/>
-      </w:r>
-      <w:r>
-        <w:rPr>
-          <w:rFonts w:ascii="Baskerville Old Face" w:hAnsi="Baskerville Old Face"/>
-        </w:rPr>
-        <w:tab/>
-      </w:r>
-      <w:r>
-        <w:rPr>
-          <w:rFonts w:ascii="Baskerville Old Face" w:hAnsi="Baskerville Old Face"/>
-        </w:rPr>
-        <w:t>{#peran_pengumpan}[X] {/peran_pengumpan}{^peran_pengumpan}[ ] {/peran_pengumpan}Pengumpan</w:t>
+        <w:t xml:space="preserve">{#peran_utama}</w:t>
+      </w:r>
+      <w:r>
+        <w:rPr>
+          <w:rFonts w:ascii="Baskerville Old Face" w:hAnsi="Baskerville Old Face"/>
+        </w:rPr>
+        <w:drawing>
+          <wp:inline distT="0" distB="0" distL="0" distR="0">
+            <wp:extent cx="130000" cy="130000"/>
+            <wp:effectExtent l="0" t="0" r="0" b="0"/>
+            <wp:docPr id="900000037" name="checked"/>
+            <wp:cNvGraphicFramePr>
+              <a:graphicFrameLocks xmlns:a="http://schemas.openxmlformats.org/drawingml/2006/main" noChangeAspect="1"/>
+            </wp:cNvGraphicFramePr>
+            <a:graphic xmlns:a="http://schemas.openxmlformats.org/drawingml/2006/main">
+              <a:graphicData uri="http://schemas.openxmlformats.org/drawingml/2006/picture">
+                <pic:pic xmlns:pic="http://schemas.openxmlformats.org/drawingml/2006/picture">
+                  <pic:nvPicPr>
+                    <pic:cNvPr id="0" name="checked"/>
+                    <pic:cNvPicPr/>
+                  </pic:nvPicPr>
+                  <pic:blipFill>
+                    <a:blip r:embed="rId101"/>
+                    <a:stretch>
+                      <a:fillRect/>
+                    </a:stretch>
+                  </pic:blipFill>
+                  <pic:spPr>
+                    <a:xfrm>
+                      <a:off x="0" y="0"/>
+                      <a:ext cx="130000" cy="130000"/>
+                    </a:xfrm>
+                    <a:prstGeom prst="rect">
+                      <a:avLst/>
+                    </a:prstGeom>
+                  </pic:spPr>
+                </pic:pic>
+              </a:graphicData>
+            </a:graphic>
+          </wp:inline>
+        </w:drawing>
+      </w:r>
+      <w:r>
+        <w:rPr>
+          <w:rFonts w:ascii="Baskerville Old Face" w:hAnsi="Baskerville Old Face"/>
+        </w:rPr>
+        <w:t xml:space="preserve"> {/peran_utama}{^peran_utama}</w:t>
+      </w:r>
+      <w:r>
+        <w:rPr>
+          <w:rFonts w:ascii="Baskerville Old Face" w:hAnsi="Baskerville Old Face"/>
+        </w:rPr>
+        <w:drawing>
+          <wp:inline distT="0" distB="0" distL="0" distR="0">
+            <wp:extent cx="130000" cy="130000"/>
+            <wp:effectExtent l="0" t="0" r="0" b="0"/>
+            <wp:docPr id="900000038" name="unchecked"/>
+            <wp:cNvGraphicFramePr>
+              <a:graphicFrameLocks xmlns:a="http://schemas.openxmlformats.org/drawingml/2006/main" noChangeAspect="1"/>
+            </wp:cNvGraphicFramePr>
+            <a:graphic xmlns:a="http://schemas.openxmlformats.org/drawingml/2006/main">
+              <a:graphicData uri="http://schemas.openxmlformats.org/drawingml/2006/picture">
+                <pic:pic xmlns:pic="http://schemas.openxmlformats.org/drawingml/2006/picture">
+                  <pic:nvPicPr>
+                    <pic:cNvPr id="0" name="unchecked"/>
+                    <pic:cNvPicPr/>
+                  </pic:nvPicPr>
+                  <pic:blipFill>
+                    <a:blip r:embed="rId102"/>
+                    <a:stretch>
+                      <a:fillRect/>
+                    </a:stretch>
+                  </pic:blipFill>
+                  <pic:spPr>
+                    <a:xfrm>
+                      <a:off x="0" y="0"/>
+                      <a:ext cx="130000" cy="130000"/>
+                    </a:xfrm>
+                    <a:prstGeom prst="rect">
+                      <a:avLst/>
+                    </a:prstGeom>
+                  </pic:spPr>
+                </pic:pic>
+              </a:graphicData>
+            </a:graphic>
+          </wp:inline>
+        </w:drawing>
+      </w:r>
+      <w:r>
+        <w:rPr>
+          <w:rFonts w:ascii="Baskerville Old Face" w:hAnsi="Baskerville Old Face"/>
+        </w:rPr>
+        <w:t xml:space="preserve"> {/peran_utama}Utama</w:t>
+      </w:r>
+      <w:r>
+        <w:rPr>
+          <w:rFonts w:ascii="Baskerville Old Face" w:hAnsi="Baskerville Old Face"/>
+        </w:rPr>
+        <w:t xml:space="preserve">{#peran_pengumpul}</w:t>
+      </w:r>
+      <w:r>
+        <w:rPr>
+          <w:rFonts w:ascii="Baskerville Old Face" w:hAnsi="Baskerville Old Face"/>
+        </w:rPr>
+        <w:drawing>
+          <wp:inline distT="0" distB="0" distL="0" distR="0">
+            <wp:extent cx="130000" cy="130000"/>
+            <wp:effectExtent l="0" t="0" r="0" b="0"/>
+            <wp:docPr id="900000039" name="checked"/>
+            <wp:cNvGraphicFramePr>
+              <a:graphicFrameLocks xmlns:a="http://schemas.openxmlformats.org/drawingml/2006/main" noChangeAspect="1"/>
+            </wp:cNvGraphicFramePr>
+            <a:graphic xmlns:a="http://schemas.openxmlformats.org/drawingml/2006/main">
+              <a:graphicData uri="http://schemas.openxmlformats.org/drawingml/2006/picture">
+                <pic:pic xmlns:pic="http://schemas.openxmlformats.org/drawingml/2006/picture">
+                  <pic:nvPicPr>
+                    <pic:cNvPr id="0" name="checked"/>
+                    <pic:cNvPicPr/>
+                  </pic:nvPicPr>
+                  <pic:blipFill>
+                    <a:blip r:embed="rId101"/>
+                    <a:stretch>
+                      <a:fillRect/>
+                    </a:stretch>
+                  </pic:blipFill>
+                  <pic:spPr>
+                    <a:xfrm>
+                      <a:off x="0" y="0"/>
+                      <a:ext cx="130000" cy="130000"/>
+                    </a:xfrm>
+                    <a:prstGeom prst="rect">
+                      <a:avLst/>
+                    </a:prstGeom>
+                  </pic:spPr>
+                </pic:pic>
+              </a:graphicData>
+            </a:graphic>
+          </wp:inline>
+        </w:drawing>
+      </w:r>
+      <w:r>
+        <w:rPr>
+          <w:rFonts w:ascii="Baskerville Old Face" w:hAnsi="Baskerville Old Face"/>
+        </w:rPr>
+        <w:t xml:space="preserve"> {/peran_pengumpul}{^peran_pengumpul}</w:t>
+      </w:r>
+      <w:r>
+        <w:rPr>
+          <w:rFonts w:ascii="Baskerville Old Face" w:hAnsi="Baskerville Old Face"/>
+        </w:rPr>
+        <w:drawing>
+          <wp:inline distT="0" distB="0" distL="0" distR="0">
+            <wp:extent cx="130000" cy="130000"/>
+            <wp:effectExtent l="0" t="0" r="0" b="0"/>
+            <wp:docPr id="900000040" name="unchecked"/>
+            <wp:cNvGraphicFramePr>
+              <a:graphicFrameLocks xmlns:a="http://schemas.openxmlformats.org/drawingml/2006/main" noChangeAspect="1"/>
+            </wp:cNvGraphicFramePr>
+            <a:graphic xmlns:a="http://schemas.openxmlformats.org/drawingml/2006/main">
+              <a:graphicData uri="http://schemas.openxmlformats.org/drawingml/2006/picture">
+                <pic:pic xmlns:pic="http://schemas.openxmlformats.org/drawingml/2006/picture">
+                  <pic:nvPicPr>
+                    <pic:cNvPr id="0" name="unchecked"/>
+                    <pic:cNvPicPr/>
+                  </pic:nvPicPr>
+                  <pic:blipFill>
+                    <a:blip r:embed="rId102"/>
+                    <a:stretch>
+                      <a:fillRect/>
+                    </a:stretch>
+                  </pic:blipFill>
+                  <pic:spPr>
+                    <a:xfrm>
+                      <a:off x="0" y="0"/>
+                      <a:ext cx="130000" cy="130000"/>
+                    </a:xfrm>
+                    <a:prstGeom prst="rect">
+                      <a:avLst/>
+                    </a:prstGeom>
+                  </pic:spPr>
+                </pic:pic>
+              </a:graphicData>
+            </a:graphic>
+          </wp:inline>
+        </w:drawing>
+      </w:r>
+      <w:r>
+        <w:rPr>
+          <w:rFonts w:ascii="Baskerville Old Face" w:hAnsi="Baskerville Old Face"/>
+        </w:rPr>
+        <w:t xml:space="preserve"> {/peran_pengumpul}Pengumpul </w:t>
+      </w:r>
+      <w:r>
+        <w:rPr>
+          <w:rFonts w:ascii="Baskerville Old Face" w:hAnsi="Baskerville Old Face"/>
+        </w:rPr>
+        <w:tab/>
+      </w:r>
+      <w:r>
+        <w:rPr>
+          <w:rFonts w:ascii="Baskerville Old Face" w:hAnsi="Baskerville Old Face"/>
+        </w:rPr>
+        <w:tab/>
+      </w:r>
+      <w:r>
+        <w:rPr>
+          <w:rFonts w:ascii="Baskerville Old Face" w:hAnsi="Baskerville Old Face"/>
+        </w:rPr>
+        <w:t xml:space="preserve">{#peran_pengumpan}</w:t>
+      </w:r>
+      <w:r>
+        <w:rPr>
+          <w:rFonts w:ascii="Baskerville Old Face" w:hAnsi="Baskerville Old Face"/>
+        </w:rPr>
+        <w:drawing>
+          <wp:inline distT="0" distB="0" distL="0" distR="0">
+            <wp:extent cx="130000" cy="130000"/>
+            <wp:effectExtent l="0" t="0" r="0" b="0"/>
+            <wp:docPr id="900000041" name="checked"/>
+            <wp:cNvGraphicFramePr>
+              <a:graphicFrameLocks xmlns:a="http://schemas.openxmlformats.org/drawingml/2006/main" noChangeAspect="1"/>
+            </wp:cNvGraphicFramePr>
+            <a:graphic xmlns:a="http://schemas.openxmlformats.org/drawingml/2006/main">
+              <a:graphicData uri="http://schemas.openxmlformats.org/drawingml/2006/picture">
+                <pic:pic xmlns:pic="http://schemas.openxmlformats.org/drawingml/2006/picture">
+                  <pic:nvPicPr>
+                    <pic:cNvPr id="0" name="checked"/>
+                    <pic:cNvPicPr/>
+                  </pic:nvPicPr>
+                  <pic:blipFill>
+                    <a:blip r:embed="rId101"/>
+                    <a:stretch>
+                      <a:fillRect/>
+                    </a:stretch>
+                  </pic:blipFill>
+                  <pic:spPr>
+                    <a:xfrm>
+                      <a:off x="0" y="0"/>
+                      <a:ext cx="130000" cy="130000"/>
+                    </a:xfrm>
+                    <a:prstGeom prst="rect">
+                      <a:avLst/>
+                    </a:prstGeom>
+                  </pic:spPr>
+                </pic:pic>
+              </a:graphicData>
+            </a:graphic>
+          </wp:inline>
+        </w:drawing>
+      </w:r>
+      <w:r>
+        <w:rPr>
+          <w:rFonts w:ascii="Baskerville Old Face" w:hAnsi="Baskerville Old Face"/>
+        </w:rPr>
+        <w:t xml:space="preserve"> {/peran_pengumpan}{^peran_pengumpan}</w:t>
+      </w:r>
+      <w:r>
+        <w:rPr>
+          <w:rFonts w:ascii="Baskerville Old Face" w:hAnsi="Baskerville Old Face"/>
+        </w:rPr>
+        <w:drawing>
+          <wp:inline distT="0" distB="0" distL="0" distR="0">
+            <wp:extent cx="130000" cy="130000"/>
+            <wp:effectExtent l="0" t="0" r="0" b="0"/>
+            <wp:docPr id="900000042" name="unchecked"/>
+            <wp:cNvGraphicFramePr>
+              <a:graphicFrameLocks xmlns:a="http://schemas.openxmlformats.org/drawingml/2006/main" noChangeAspect="1"/>
+            </wp:cNvGraphicFramePr>
+            <a:graphic xmlns:a="http://schemas.openxmlformats.org/drawingml/2006/main">
+              <a:graphicData uri="http://schemas.openxmlformats.org/drawingml/2006/picture">
+                <pic:pic xmlns:pic="http://schemas.openxmlformats.org/drawingml/2006/picture">
+                  <pic:nvPicPr>
+                    <pic:cNvPr id="0" name="unchecked"/>
+                    <pic:cNvPicPr/>
+                  </pic:nvPicPr>
+                  <pic:blipFill>
+                    <a:blip r:embed="rId102"/>
+                    <a:stretch>
+                      <a:fillRect/>
+                    </a:stretch>
+                  </pic:blipFill>
+                  <pic:spPr>
+                    <a:xfrm>
+                      <a:off x="0" y="0"/>
+                      <a:ext cx="130000" cy="130000"/>
+                    </a:xfrm>
+                    <a:prstGeom prst="rect">
+                      <a:avLst/>
+                    </a:prstGeom>
+                  </pic:spPr>
+                </pic:pic>
+              </a:graphicData>
+            </a:graphic>
+          </wp:inline>
+        </w:drawing>
+      </w:r>
+      <w:r>
+        <w:rPr>
+          <w:rFonts w:ascii="Baskerville Old Face" w:hAnsi="Baskerville Old Face"/>
+        </w:rPr>
+        <w:t xml:space="preserve"> {/peran_pengumpan}Pengumpan</w:t>
       </w:r>
       <w:r>
         <w:rPr>
@@ -2715,27 +4446,18 @@
           <w:rFonts w:ascii="Baskerville Old Face" w:hAnsi="Baskerville Old Face"/>
           <w:noProof/>
         </w:rPr>
-        <w:pict>
-          <v:roundrect id="_x0000_s1061" style="position:absolute;left:0;text-align:left;margin-left:288.95pt;margin-top:1.05pt;width:10.7pt;height:10.65pt;z-index:251664896" arcsize="10923f" o:regroupid="18" fillcolor="#c6d9f1"/>
-        </w:pict>
       </w:r>
       <w:r>
         <w:rPr>
           <w:rFonts w:ascii="Baskerville Old Face" w:hAnsi="Baskerville Old Face"/>
           <w:noProof/>
         </w:rPr>
-        <w:pict>
-          <v:roundrect id="_x0000_s1063" style="position:absolute;left:0;text-align:left;margin-left:396.75pt;margin-top:1.05pt;width:10.7pt;height:10.65pt;z-index:251665920" arcsize="10923f" o:regroupid="18" fillcolor="#c6d9f1"/>
-        </w:pict>
       </w:r>
       <w:r>
         <w:rPr>
           <w:rFonts w:ascii="Baskerville Old Face" w:hAnsi="Baskerville Old Face"/>
           <w:noProof/>
         </w:rPr>
-        <w:pict>
-          <v:roundrect id="_x0000_s1060" style="position:absolute;left:0;text-align:left;margin-left:182.8pt;margin-top:1.05pt;width:10.7pt;height:10.65pt;z-index:251663872" arcsize="10923f" o:regroupid="18" fillcolor="#c6d9f1"/>
-        </w:pict>
       </w:r>
       <w:r>
         <w:rPr>
@@ -2767,23 +4489,194 @@
         <w:rPr>
           <w:rFonts w:ascii="Baskerville Old Face" w:hAnsi="Baskerville Old Face"/>
         </w:rPr>
-        <w:tab/>
-        <w:t>{#operasional_rencana}[X] {/operasional_rencana}{^operasional_rencana}[ ] {/operasional_rencana}R-Rencana</w:t>
-      </w:r>
-      <w:r>
-        <w:rPr>
-          <w:rFonts w:ascii="Baskerville Old Face" w:hAnsi="Baskerville Old Face"/>
-        </w:rPr>
-        <w:tab/>
-      </w:r>
-      <w:r>
-        <w:rPr>
-          <w:rFonts w:ascii="Baskerville Old Face" w:hAnsi="Baskerville Old Face"/>
-        </w:rPr>
-        <w:tab/>
-      </w:r>
-      <w:r>
-        <w:t xml:space="preserve">{#operasional_sedang_dibangun}[X] {/operasional_sedang_dibangun}{^operasional_sedang_dibangun}[ ] {/operasional_sedang_dibangun}</w:t>
+        <w:t xml:space="preserve">{#operasional_rencana}</w:t>
+      </w:r>
+      <w:r>
+        <w:rPr>
+          <w:rFonts w:ascii="Baskerville Old Face" w:hAnsi="Baskerville Old Face"/>
+        </w:rPr>
+        <w:drawing>
+          <wp:inline distT="0" distB="0" distL="0" distR="0">
+            <wp:extent cx="130000" cy="130000"/>
+            <wp:effectExtent l="0" t="0" r="0" b="0"/>
+            <wp:docPr id="900000043" name="checked"/>
+            <wp:cNvGraphicFramePr>
+              <a:graphicFrameLocks xmlns:a="http://schemas.openxmlformats.org/drawingml/2006/main" noChangeAspect="1"/>
+            </wp:cNvGraphicFramePr>
+            <a:graphic xmlns:a="http://schemas.openxmlformats.org/drawingml/2006/main">
+              <a:graphicData uri="http://schemas.openxmlformats.org/drawingml/2006/picture">
+                <pic:pic xmlns:pic="http://schemas.openxmlformats.org/drawingml/2006/picture">
+                  <pic:nvPicPr>
+                    <pic:cNvPr id="0" name="checked"/>
+                    <pic:cNvPicPr/>
+                  </pic:nvPicPr>
+                  <pic:blipFill>
+                    <a:blip r:embed="rId101"/>
+                    <a:stretch>
+                      <a:fillRect/>
+                    </a:stretch>
+                  </pic:blipFill>
+                  <pic:spPr>
+                    <a:xfrm>
+                      <a:off x="0" y="0"/>
+                      <a:ext cx="130000" cy="130000"/>
+                    </a:xfrm>
+                    <a:prstGeom prst="rect">
+                      <a:avLst/>
+                    </a:prstGeom>
+                  </pic:spPr>
+                </pic:pic>
+              </a:graphicData>
+            </a:graphic>
+          </wp:inline>
+        </w:drawing>
+      </w:r>
+      <w:r>
+        <w:rPr>
+          <w:rFonts w:ascii="Baskerville Old Face" w:hAnsi="Baskerville Old Face"/>
+        </w:rPr>
+        <w:t xml:space="preserve"> {/operasional_rencana}{^operasional_rencana}</w:t>
+      </w:r>
+      <w:r>
+        <w:rPr>
+          <w:rFonts w:ascii="Baskerville Old Face" w:hAnsi="Baskerville Old Face"/>
+        </w:rPr>
+        <w:drawing>
+          <wp:inline distT="0" distB="0" distL="0" distR="0">
+            <wp:extent cx="130000" cy="130000"/>
+            <wp:effectExtent l="0" t="0" r="0" b="0"/>
+            <wp:docPr id="900000044" name="unchecked"/>
+            <wp:cNvGraphicFramePr>
+              <a:graphicFrameLocks xmlns:a="http://schemas.openxmlformats.org/drawingml/2006/main" noChangeAspect="1"/>
+            </wp:cNvGraphicFramePr>
+            <a:graphic xmlns:a="http://schemas.openxmlformats.org/drawingml/2006/main">
+              <a:graphicData uri="http://schemas.openxmlformats.org/drawingml/2006/picture">
+                <pic:pic xmlns:pic="http://schemas.openxmlformats.org/drawingml/2006/picture">
+                  <pic:nvPicPr>
+                    <pic:cNvPr id="0" name="unchecked"/>
+                    <pic:cNvPicPr/>
+                  </pic:nvPicPr>
+                  <pic:blipFill>
+                    <a:blip r:embed="rId102"/>
+                    <a:stretch>
+                      <a:fillRect/>
+                    </a:stretch>
+                  </pic:blipFill>
+                  <pic:spPr>
+                    <a:xfrm>
+                      <a:off x="0" y="0"/>
+                      <a:ext cx="130000" cy="130000"/>
+                    </a:xfrm>
+                    <a:prstGeom prst="rect">
+                      <a:avLst/>
+                    </a:prstGeom>
+                  </pic:spPr>
+                </pic:pic>
+              </a:graphicData>
+            </a:graphic>
+          </wp:inline>
+        </w:drawing>
+      </w:r>
+      <w:r>
+        <w:rPr>
+          <w:rFonts w:ascii="Baskerville Old Face" w:hAnsi="Baskerville Old Face"/>
+        </w:rPr>
+        <w:t xml:space="preserve"> {/operasional_rencana}R-Rencana</w:t>
+      </w:r>
+      <w:r>
+        <w:rPr>
+          <w:rFonts w:ascii="Baskerville Old Face" w:hAnsi="Baskerville Old Face"/>
+        </w:rPr>
+        <w:tab/>
+      </w:r>
+      <w:r>
+        <w:rPr>
+          <w:rFonts w:ascii="Baskerville Old Face" w:hAnsi="Baskerville Old Face"/>
+        </w:rPr>
+        <w:tab/>
+      </w:r>
+      <w:r>
+        <w:t xml:space="preserve">{#operasional_sedang_dibangun}</w:t>
+      </w:r>
+      <w:r>
+        <w:drawing>
+          <wp:inline distT="0" distB="0" distL="0" distR="0">
+            <wp:extent cx="130000" cy="130000"/>
+            <wp:effectExtent l="0" t="0" r="0" b="0"/>
+            <wp:docPr id="900000045" name="checked"/>
+            <wp:cNvGraphicFramePr>
+              <a:graphicFrameLocks xmlns:a="http://schemas.openxmlformats.org/drawingml/2006/main" noChangeAspect="1"/>
+            </wp:cNvGraphicFramePr>
+            <a:graphic xmlns:a="http://schemas.openxmlformats.org/drawingml/2006/main">
+              <a:graphicData uri="http://schemas.openxmlformats.org/drawingml/2006/picture">
+                <pic:pic xmlns:pic="http://schemas.openxmlformats.org/drawingml/2006/picture">
+                  <pic:nvPicPr>
+                    <pic:cNvPr id="0" name="checked"/>
+                    <pic:cNvPicPr/>
+                  </pic:nvPicPr>
+                  <pic:blipFill>
+                    <a:blip r:embed="rId101"/>
+                    <a:stretch>
+                      <a:fillRect/>
+                    </a:stretch>
+                  </pic:blipFill>
+                  <pic:spPr>
+                    <a:xfrm>
+                      <a:off x="0" y="0"/>
+                      <a:ext cx="130000" cy="130000"/>
+                    </a:xfrm>
+                    <a:prstGeom prst="rect">
+                      <a:avLst/>
+                    </a:prstGeom>
+                  </pic:spPr>
+                </pic:pic>
+              </a:graphicData>
+            </a:graphic>
+          </wp:inline>
+        </w:drawing>
+      </w:r>
+      <w:r>
+        <w:t xml:space="preserve"> {/operasional_sedang_dibangun}{^operasional_sedang_dibangun}</w:t>
+      </w:r>
+      <w:r>
+        <w:drawing>
+          <wp:inline distT="0" distB="0" distL="0" distR="0">
+            <wp:extent cx="130000" cy="130000"/>
+            <wp:effectExtent l="0" t="0" r="0" b="0"/>
+            <wp:docPr id="900000046" name="unchecked"/>
+            <wp:cNvGraphicFramePr>
+              <a:graphicFrameLocks xmlns:a="http://schemas.openxmlformats.org/drawingml/2006/main" noChangeAspect="1"/>
+            </wp:cNvGraphicFramePr>
+            <a:graphic xmlns:a="http://schemas.openxmlformats.org/drawingml/2006/main">
+              <a:graphicData uri="http://schemas.openxmlformats.org/drawingml/2006/picture">
+                <pic:pic xmlns:pic="http://schemas.openxmlformats.org/drawingml/2006/picture">
+                  <pic:nvPicPr>
+                    <pic:cNvPr id="0" name="unchecked"/>
+                    <pic:cNvPicPr/>
+                  </pic:nvPicPr>
+                  <pic:blipFill>
+                    <a:blip r:embed="rId102"/>
+                    <a:stretch>
+                      <a:fillRect/>
+                    </a:stretch>
+                  </pic:blipFill>
+                  <pic:spPr>
+                    <a:xfrm>
+                      <a:off x="0" y="0"/>
+                      <a:ext cx="130000" cy="130000"/>
+                    </a:xfrm>
+                    <a:prstGeom prst="rect">
+                      <a:avLst/>
+                    </a:prstGeom>
+                  </pic:spPr>
+                </pic:pic>
+              </a:graphicData>
+            </a:graphic>
+          </wp:inline>
+        </w:drawing>
+      </w:r>
+      <w:r>
+        <w:t xml:space="preserve"> {/operasional_sedang_dibangun}</w:t>
       </w:r>
       <w:r>
         <w:rPr>
@@ -2807,7 +4700,99 @@
         <w:rPr>
           <w:rFonts w:ascii="Baskerville Old Face" w:hAnsi="Baskerville Old Face"/>
         </w:rPr>
-        <w:t>{#operasional_beroperasi}[X] {/operasional_beroperasi}{^operasional_beroperasi}[ ] {/operasional_beroperasi}O-Beroperasi</w:t>
+        <w:t xml:space="preserve">{#operasional_beroperasi}</w:t>
+      </w:r>
+      <w:r>
+        <w:rPr>
+          <w:rFonts w:ascii="Baskerville Old Face" w:hAnsi="Baskerville Old Face"/>
+        </w:rPr>
+        <w:drawing>
+          <wp:inline distT="0" distB="0" distL="0" distR="0">
+            <wp:extent cx="130000" cy="130000"/>
+            <wp:effectExtent l="0" t="0" r="0" b="0"/>
+            <wp:docPr id="900000047" name="checked"/>
+            <wp:cNvGraphicFramePr>
+              <a:graphicFrameLocks xmlns:a="http://schemas.openxmlformats.org/drawingml/2006/main" noChangeAspect="1"/>
+            </wp:cNvGraphicFramePr>
+            <a:graphic xmlns:a="http://schemas.openxmlformats.org/drawingml/2006/main">
+              <a:graphicData uri="http://schemas.openxmlformats.org/drawingml/2006/picture">
+                <pic:pic xmlns:pic="http://schemas.openxmlformats.org/drawingml/2006/picture">
+                  <pic:nvPicPr>
+                    <pic:cNvPr id="0" name="checked"/>
+                    <pic:cNvPicPr/>
+                  </pic:nvPicPr>
+                  <pic:blipFill>
+                    <a:blip r:embed="rId101"/>
+                    <a:stretch>
+                      <a:fillRect/>
+                    </a:stretch>
+                  </pic:blipFill>
+                  <pic:spPr>
+                    <a:xfrm>
+                      <a:off x="0" y="0"/>
+                      <a:ext cx="130000" cy="130000"/>
+                    </a:xfrm>
+                    <a:prstGeom prst="rect">
+                      <a:avLst/>
+                    </a:prstGeom>
+                  </pic:spPr>
+                </pic:pic>
+              </a:graphicData>
+            </a:graphic>
+          </wp:inline>
+        </w:drawing>
+      </w:r>
+      <w:r>
+        <w:rPr>
+          <w:rFonts w:ascii="Baskerville Old Face" w:hAnsi="Baskerville Old Face"/>
+        </w:rPr>
+        <w:t xml:space="preserve"> {/operasional_beroperasi}{^operasional_beroperasi}</w:t>
+      </w:r>
+      <w:r>
+        <w:rPr>
+          <w:rFonts w:ascii="Baskerville Old Face" w:hAnsi="Baskerville Old Face"/>
+        </w:rPr>
+        <w:drawing>
+          <wp:inline distT="0" distB="0" distL="0" distR="0">
+            <wp:extent cx="130000" cy="130000"/>
+            <wp:effectExtent l="0" t="0" r="0" b="0"/>
+            <wp:docPr id="900000048" name="unchecked"/>
+            <wp:cNvGraphicFramePr>
+              <a:graphicFrameLocks xmlns:a="http://schemas.openxmlformats.org/drawingml/2006/main" noChangeAspect="1"/>
+            </wp:cNvGraphicFramePr>
+            <a:graphic xmlns:a="http://schemas.openxmlformats.org/drawingml/2006/main">
+              <a:graphicData uri="http://schemas.openxmlformats.org/drawingml/2006/picture">
+                <pic:pic xmlns:pic="http://schemas.openxmlformats.org/drawingml/2006/picture">
+                  <pic:nvPicPr>
+                    <pic:cNvPr id="0" name="unchecked"/>
+                    <pic:cNvPicPr/>
+                  </pic:nvPicPr>
+                  <pic:blipFill>
+                    <a:blip r:embed="rId102"/>
+                    <a:stretch>
+                      <a:fillRect/>
+                    </a:stretch>
+                  </pic:blipFill>
+                  <pic:spPr>
+                    <a:xfrm>
+                      <a:off x="0" y="0"/>
+                      <a:ext cx="130000" cy="130000"/>
+                    </a:xfrm>
+                    <a:prstGeom prst="rect">
+                      <a:avLst/>
+                    </a:prstGeom>
+                  </pic:spPr>
+                </pic:pic>
+              </a:graphicData>
+            </a:graphic>
+          </wp:inline>
+        </w:drawing>
+      </w:r>
+      <w:r>
+        <w:rPr>
+          <w:rFonts w:ascii="Baskerville Old Face" w:hAnsi="Baskerville Old Face"/>
+        </w:rPr>
+        <w:t xml:space="preserve"> {/operasional_beroperasi}O-Beroperasi</w:t>
       </w:r>
     </w:p>
     <w:p>
@@ -2832,18 +4817,12 @@
           <w:rFonts w:ascii="Baskerville Old Face" w:hAnsi="Baskerville Old Face"/>
           <w:noProof/>
         </w:rPr>
-        <w:pict>
-          <v:roundrect id="_x0000_s1065" style="position:absolute;left:0;text-align:left;margin-left:396.65pt;margin-top:1.35pt;width:10.7pt;height:10.65pt;z-index:251667968" arcsize="10923f" o:regroupid="18" fillcolor="#c6d9f1"/>
-        </w:pict>
       </w:r>
       <w:r>
         <w:rPr>
           <w:rFonts w:ascii="Baskerville Old Face" w:hAnsi="Baskerville Old Face"/>
           <w:noProof/>
         </w:rPr>
-        <w:pict>
-          <v:roundrect id="_x0000_s1064" style="position:absolute;left:0;text-align:left;margin-left:182.8pt;margin-top:1.35pt;width:10.7pt;height:10.65pt;z-index:251666944" arcsize="10923f" o:regroupid="18" fillcolor="#c6d9f1"/>
-        </w:pict>
       </w:r>
       <w:r>
         <w:rPr>
@@ -2872,7 +4851,87 @@
         <w:tab/>
       </w:r>
       <w:r>
-        <w:t xml:space="preserve">{#operasional_beroperasi_dikembangkan}[X] {/operasional_beroperasi_dikembangkan}{^operasional_beroperasi_dikembangkan}[ ] {/operasional_beroperasi_dikembangkan}</w:t>
+        <w:t xml:space="preserve">{#operasional_beroperasi_dikembangkan}</w:t>
+      </w:r>
+      <w:r>
+        <w:drawing>
+          <wp:inline distT="0" distB="0" distL="0" distR="0">
+            <wp:extent cx="130000" cy="130000"/>
+            <wp:effectExtent l="0" t="0" r="0" b="0"/>
+            <wp:docPr id="900000049" name="checked"/>
+            <wp:cNvGraphicFramePr>
+              <a:graphicFrameLocks xmlns:a="http://schemas.openxmlformats.org/drawingml/2006/main" noChangeAspect="1"/>
+            </wp:cNvGraphicFramePr>
+            <a:graphic xmlns:a="http://schemas.openxmlformats.org/drawingml/2006/main">
+              <a:graphicData uri="http://schemas.openxmlformats.org/drawingml/2006/picture">
+                <pic:pic xmlns:pic="http://schemas.openxmlformats.org/drawingml/2006/picture">
+                  <pic:nvPicPr>
+                    <pic:cNvPr id="0" name="checked"/>
+                    <pic:cNvPicPr/>
+                  </pic:nvPicPr>
+                  <pic:blipFill>
+                    <a:blip r:embed="rId101"/>
+                    <a:stretch>
+                      <a:fillRect/>
+                    </a:stretch>
+                  </pic:blipFill>
+                  <pic:spPr>
+                    <a:xfrm>
+                      <a:off x="0" y="0"/>
+                      <a:ext cx="130000" cy="130000"/>
+                    </a:xfrm>
+                    <a:prstGeom prst="rect">
+                      <a:avLst/>
+                    </a:prstGeom>
+                  </pic:spPr>
+                </pic:pic>
+              </a:graphicData>
+            </a:graphic>
+          </wp:inline>
+        </w:drawing>
+      </w:r>
+      <w:r>
+        <w:t xml:space="preserve"> {/operasional_beroperasi_dikembangkan}{^operasional_beroperasi_dikembangkan}</w:t>
+      </w:r>
+      <w:r>
+        <w:drawing>
+          <wp:inline distT="0" distB="0" distL="0" distR="0">
+            <wp:extent cx="130000" cy="130000"/>
+            <wp:effectExtent l="0" t="0" r="0" b="0"/>
+            <wp:docPr id="900000050" name="unchecked"/>
+            <wp:cNvGraphicFramePr>
+              <a:graphicFrameLocks xmlns:a="http://schemas.openxmlformats.org/drawingml/2006/main" noChangeAspect="1"/>
+            </wp:cNvGraphicFramePr>
+            <a:graphic xmlns:a="http://schemas.openxmlformats.org/drawingml/2006/main">
+              <a:graphicData uri="http://schemas.openxmlformats.org/drawingml/2006/picture">
+                <pic:pic xmlns:pic="http://schemas.openxmlformats.org/drawingml/2006/picture">
+                  <pic:nvPicPr>
+                    <pic:cNvPr id="0" name="unchecked"/>
+                    <pic:cNvPicPr/>
+                  </pic:nvPicPr>
+                  <pic:blipFill>
+                    <a:blip r:embed="rId102"/>
+                    <a:stretch>
+                      <a:fillRect/>
+                    </a:stretch>
+                  </pic:blipFill>
+                  <pic:spPr>
+                    <a:xfrm>
+                      <a:off x="0" y="0"/>
+                      <a:ext cx="130000" cy="130000"/>
+                    </a:xfrm>
+                    <a:prstGeom prst="rect">
+                      <a:avLst/>
+                    </a:prstGeom>
+                  </pic:spPr>
+                </pic:pic>
+              </a:graphicData>
+            </a:graphic>
+          </wp:inline>
+        </w:drawing>
+      </w:r>
+      <w:r>
+        <w:t xml:space="preserve"> {/operasional_beroperasi_dikembangkan}</w:t>
       </w:r>
       <w:r>
         <w:rPr>
@@ -2881,7 +4940,87 @@
         <w:t xml:space="preserve">K-Beroperasi &amp; Dikembangkan               </w:t>
       </w:r>
       <w:r>
-        <w:t xml:space="preserve">{#operasional_tidak_operasi}[X] {/operasional_tidak_operasi}{^operasional_tidak_operasi}[ ] {/operasional_tidak_operasi}</w:t>
+        <w:t xml:space="preserve">{#operasional_tidak_operasi}</w:t>
+      </w:r>
+      <w:r>
+        <w:drawing>
+          <wp:inline distT="0" distB="0" distL="0" distR="0">
+            <wp:extent cx="130000" cy="130000"/>
+            <wp:effectExtent l="0" t="0" r="0" b="0"/>
+            <wp:docPr id="900000051" name="checked"/>
+            <wp:cNvGraphicFramePr>
+              <a:graphicFrameLocks xmlns:a="http://schemas.openxmlformats.org/drawingml/2006/main" noChangeAspect="1"/>
+            </wp:cNvGraphicFramePr>
+            <a:graphic xmlns:a="http://schemas.openxmlformats.org/drawingml/2006/main">
+              <a:graphicData uri="http://schemas.openxmlformats.org/drawingml/2006/picture">
+                <pic:pic xmlns:pic="http://schemas.openxmlformats.org/drawingml/2006/picture">
+                  <pic:nvPicPr>
+                    <pic:cNvPr id="0" name="checked"/>
+                    <pic:cNvPicPr/>
+                  </pic:nvPicPr>
+                  <pic:blipFill>
+                    <a:blip r:embed="rId101"/>
+                    <a:stretch>
+                      <a:fillRect/>
+                    </a:stretch>
+                  </pic:blipFill>
+                  <pic:spPr>
+                    <a:xfrm>
+                      <a:off x="0" y="0"/>
+                      <a:ext cx="130000" cy="130000"/>
+                    </a:xfrm>
+                    <a:prstGeom prst="rect">
+                      <a:avLst/>
+                    </a:prstGeom>
+                  </pic:spPr>
+                </pic:pic>
+              </a:graphicData>
+            </a:graphic>
+          </wp:inline>
+        </w:drawing>
+      </w:r>
+      <w:r>
+        <w:t xml:space="preserve"> {/operasional_tidak_operasi}{^operasional_tidak_operasi}</w:t>
+      </w:r>
+      <w:r>
+        <w:drawing>
+          <wp:inline distT="0" distB="0" distL="0" distR="0">
+            <wp:extent cx="130000" cy="130000"/>
+            <wp:effectExtent l="0" t="0" r="0" b="0"/>
+            <wp:docPr id="900000052" name="unchecked"/>
+            <wp:cNvGraphicFramePr>
+              <a:graphicFrameLocks xmlns:a="http://schemas.openxmlformats.org/drawingml/2006/main" noChangeAspect="1"/>
+            </wp:cNvGraphicFramePr>
+            <a:graphic xmlns:a="http://schemas.openxmlformats.org/drawingml/2006/main">
+              <a:graphicData uri="http://schemas.openxmlformats.org/drawingml/2006/picture">
+                <pic:pic xmlns:pic="http://schemas.openxmlformats.org/drawingml/2006/picture">
+                  <pic:nvPicPr>
+                    <pic:cNvPr id="0" name="unchecked"/>
+                    <pic:cNvPicPr/>
+                  </pic:nvPicPr>
+                  <pic:blipFill>
+                    <a:blip r:embed="rId102"/>
+                    <a:stretch>
+                      <a:fillRect/>
+                    </a:stretch>
+                  </pic:blipFill>
+                  <pic:spPr>
+                    <a:xfrm>
+                      <a:off x="0" y="0"/>
+                      <a:ext cx="130000" cy="130000"/>
+                    </a:xfrm>
+                    <a:prstGeom prst="rect">
+                      <a:avLst/>
+                    </a:prstGeom>
+                  </pic:spPr>
+                </pic:pic>
+              </a:graphicData>
+            </a:graphic>
+          </wp:inline>
+        </w:drawing>
+      </w:r>
+      <w:r>
+        <w:t xml:space="preserve"> {/operasional_tidak_operasi}</w:t>
       </w:r>
       <w:r>
         <w:rPr>
@@ -2948,35 +5087,30 @@
       <w:r>
         <w:rPr>
           <w:rFonts w:ascii="Baskerville Old Face" w:hAnsi="Baskerville Old Face"/>
-          <w:u w:val="single"/>
-        </w:rPr>
-        <w:tab/>
-      </w:r>
-      <w:r>
-        <w:rPr>
-          <w:rFonts w:ascii="Baskerville Old Face" w:hAnsi="Baskerville Old Face"/>
-          <w:u w:val="single"/>
-        </w:rPr>
-        <w:tab/>
-      </w:r>
-      <w:r>
-        <w:rPr>
-          <w:rFonts w:ascii="Baskerville Old Face" w:hAnsi="Baskerville Old Face"/>
-          <w:u w:val="single"/>
-        </w:rPr>
-        <w:tab/>
-      </w:r>
-      <w:r>
-        <w:rPr>
-          <w:rFonts w:ascii="Baskerville Old Face" w:hAnsi="Baskerville Old Face"/>
-          <w:u w:val="single"/>
-        </w:rPr>
-        <w:tab/>
-      </w:r>
-      <w:r>
-        <w:rPr>
-          <w:rFonts w:ascii="Baskerville Old Face" w:hAnsi="Baskerville Old Face"/>
-          <w:u w:val="single"/>
+        </w:rPr>
+        <w:tab/>
+      </w:r>
+      <w:r>
+        <w:rPr>
+          <w:rFonts w:ascii="Baskerville Old Face" w:hAnsi="Baskerville Old Face"/>
+        </w:rPr>
+        <w:tab/>
+      </w:r>
+      <w:r>
+        <w:rPr>
+          <w:rFonts w:ascii="Baskerville Old Face" w:hAnsi="Baskerville Old Face"/>
+        </w:rPr>
+        <w:tab/>
+      </w:r>
+      <w:r>
+        <w:rPr>
+          <w:rFonts w:ascii="Baskerville Old Face" w:hAnsi="Baskerville Old Face"/>
+        </w:rPr>
+        <w:tab/>
+      </w:r>
+      <w:r>
+        <w:rPr>
+          <w:rFonts w:ascii="Baskerville Old Face" w:hAnsi="Baskerville Old Face"/>
           <w:lang w:val="id-ID"/>
         </w:rPr>
         <w:tab/>
@@ -2984,21 +5118,18 @@
       <w:r>
         <w:rPr>
           <w:rFonts w:ascii="Baskerville Old Face" w:hAnsi="Baskerville Old Face"/>
-          <w:u w:val="single"/>
-        </w:rPr>
-        <w:tab/>
-      </w:r>
-      <w:r>
-        <w:rPr>
-          <w:rFonts w:ascii="Baskerville Old Face" w:hAnsi="Baskerville Old Face"/>
-          <w:u w:val="single"/>
-        </w:rPr>
-        <w:tab/>
-      </w:r>
-      <w:r>
-        <w:rPr>
-          <w:rFonts w:ascii="Baskerville Old Face" w:hAnsi="Baskerville Old Face"/>
-          <w:u w:val="single"/>
+        </w:rPr>
+        <w:tab/>
+      </w:r>
+      <w:r>
+        <w:rPr>
+          <w:rFonts w:ascii="Baskerville Old Face" w:hAnsi="Baskerville Old Face"/>
+        </w:rPr>
+        <w:tab/>
+      </w:r>
+      <w:r>
+        <w:rPr>
+          <w:rFonts w:ascii="Baskerville Old Face" w:hAnsi="Baskerville Old Face"/>
         </w:rPr>
         <w:tab/>
       </w:r>
@@ -3054,35 +5185,30 @@
       <w:r>
         <w:rPr>
           <w:rFonts w:ascii="Baskerville Old Face" w:hAnsi="Baskerville Old Face"/>
-          <w:u w:val="single"/>
-        </w:rPr>
-        <w:tab/>
-      </w:r>
-      <w:r>
-        <w:rPr>
-          <w:rFonts w:ascii="Baskerville Old Face" w:hAnsi="Baskerville Old Face"/>
-          <w:u w:val="single"/>
-        </w:rPr>
-        <w:tab/>
-      </w:r>
-      <w:r>
-        <w:rPr>
-          <w:rFonts w:ascii="Baskerville Old Face" w:hAnsi="Baskerville Old Face"/>
-          <w:u w:val="single"/>
-        </w:rPr>
-        <w:tab/>
-      </w:r>
-      <w:r>
-        <w:rPr>
-          <w:rFonts w:ascii="Baskerville Old Face" w:hAnsi="Baskerville Old Face"/>
-          <w:u w:val="single"/>
-        </w:rPr>
-        <w:tab/>
-      </w:r>
-      <w:r>
-        <w:rPr>
-          <w:rFonts w:ascii="Baskerville Old Face" w:hAnsi="Baskerville Old Face"/>
-          <w:u w:val="single"/>
+        </w:rPr>
+        <w:tab/>
+      </w:r>
+      <w:r>
+        <w:rPr>
+          <w:rFonts w:ascii="Baskerville Old Face" w:hAnsi="Baskerville Old Face"/>
+        </w:rPr>
+        <w:tab/>
+      </w:r>
+      <w:r>
+        <w:rPr>
+          <w:rFonts w:ascii="Baskerville Old Face" w:hAnsi="Baskerville Old Face"/>
+        </w:rPr>
+        <w:tab/>
+      </w:r>
+      <w:r>
+        <w:rPr>
+          <w:rFonts w:ascii="Baskerville Old Face" w:hAnsi="Baskerville Old Face"/>
+        </w:rPr>
+        <w:tab/>
+      </w:r>
+      <w:r>
+        <w:rPr>
+          <w:rFonts w:ascii="Baskerville Old Face" w:hAnsi="Baskerville Old Face"/>
           <w:lang w:val="id-ID"/>
         </w:rPr>
         <w:tab/>
@@ -3090,21 +5216,18 @@
       <w:r>
         <w:rPr>
           <w:rFonts w:ascii="Baskerville Old Face" w:hAnsi="Baskerville Old Face"/>
-          <w:u w:val="single"/>
-        </w:rPr>
-        <w:tab/>
-      </w:r>
-      <w:r>
-        <w:rPr>
-          <w:rFonts w:ascii="Baskerville Old Face" w:hAnsi="Baskerville Old Face"/>
-          <w:u w:val="single"/>
-        </w:rPr>
-        <w:tab/>
-      </w:r>
-      <w:r>
-        <w:rPr>
-          <w:rFonts w:ascii="Baskerville Old Face" w:hAnsi="Baskerville Old Face"/>
-          <w:u w:val="single"/>
+        </w:rPr>
+        <w:tab/>
+      </w:r>
+      <w:r>
+        <w:rPr>
+          <w:rFonts w:ascii="Baskerville Old Face" w:hAnsi="Baskerville Old Face"/>
+        </w:rPr>
+        <w:tab/>
+      </w:r>
+      <w:r>
+        <w:rPr>
+          <w:rFonts w:ascii="Baskerville Old Face" w:hAnsi="Baskerville Old Face"/>
         </w:rPr>
         <w:tab/>
       </w:r>
@@ -3154,42 +5277,36 @@
       <w:r>
         <w:rPr>
           <w:rFonts w:ascii="Baskerville Old Face" w:hAnsi="Baskerville Old Face"/>
-          <w:u w:val="single"/>
         </w:rPr>
         <w:t xml:space="preserve"> </w:t>
       </w:r>
       <w:r>
         <w:rPr>
           <w:rFonts w:ascii="Baskerville Old Face" w:hAnsi="Baskerville Old Face"/>
-          <w:u w:val="single"/>
-        </w:rPr>
-        <w:tab/>
-      </w:r>
-      <w:r>
-        <w:rPr>
-          <w:rFonts w:ascii="Baskerville Old Face" w:hAnsi="Baskerville Old Face"/>
-          <w:u w:val="single"/>
-        </w:rPr>
-        <w:tab/>
-      </w:r>
-      <w:r>
-        <w:rPr>
-          <w:rFonts w:ascii="Baskerville Old Face" w:hAnsi="Baskerville Old Face"/>
-          <w:u w:val="single"/>
-        </w:rPr>
-        <w:tab/>
-      </w:r>
-      <w:r>
-        <w:rPr>
-          <w:rFonts w:ascii="Baskerville Old Face" w:hAnsi="Baskerville Old Face"/>
-          <w:u w:val="single"/>
-        </w:rPr>
-        <w:tab/>
-      </w:r>
-      <w:r>
-        <w:rPr>
-          <w:rFonts w:ascii="Baskerville Old Face" w:hAnsi="Baskerville Old Face"/>
-          <w:u w:val="single"/>
+        </w:rPr>
+        <w:tab/>
+      </w:r>
+      <w:r>
+        <w:rPr>
+          <w:rFonts w:ascii="Baskerville Old Face" w:hAnsi="Baskerville Old Face"/>
+        </w:rPr>
+        <w:tab/>
+      </w:r>
+      <w:r>
+        <w:rPr>
+          <w:rFonts w:ascii="Baskerville Old Face" w:hAnsi="Baskerville Old Face"/>
+        </w:rPr>
+        <w:tab/>
+      </w:r>
+      <w:r>
+        <w:rPr>
+          <w:rFonts w:ascii="Baskerville Old Face" w:hAnsi="Baskerville Old Face"/>
+        </w:rPr>
+        <w:tab/>
+      </w:r>
+      <w:r>
+        <w:rPr>
+          <w:rFonts w:ascii="Baskerville Old Face" w:hAnsi="Baskerville Old Face"/>
           <w:lang w:val="id-ID"/>
         </w:rPr>
         <w:tab/>
@@ -3197,21 +5314,18 @@
       <w:r>
         <w:rPr>
           <w:rFonts w:ascii="Baskerville Old Face" w:hAnsi="Baskerville Old Face"/>
-          <w:u w:val="single"/>
-        </w:rPr>
-        <w:tab/>
-      </w:r>
-      <w:r>
-        <w:rPr>
-          <w:rFonts w:ascii="Baskerville Old Face" w:hAnsi="Baskerville Old Face"/>
-          <w:u w:val="single"/>
-        </w:rPr>
-        <w:tab/>
-      </w:r>
-      <w:r>
-        <w:rPr>
-          <w:rFonts w:ascii="Baskerville Old Face" w:hAnsi="Baskerville Old Face"/>
-          <w:u w:val="single"/>
+        </w:rPr>
+        <w:tab/>
+      </w:r>
+      <w:r>
+        <w:rPr>
+          <w:rFonts w:ascii="Baskerville Old Face" w:hAnsi="Baskerville Old Face"/>
+        </w:rPr>
+        <w:tab/>
+      </w:r>
+      <w:r>
+        <w:rPr>
+          <w:rFonts w:ascii="Baskerville Old Face" w:hAnsi="Baskerville Old Face"/>
         </w:rPr>
         <w:tab/>
       </w:r>
@@ -3264,14 +5378,6 @@
           <w:rFonts w:ascii="Baskerville Old Face" w:hAnsi="Baskerville Old Face"/>
           <w:noProof/>
         </w:rPr>
-        <w:pict>
-          <v:group id="_x0000_s1074" style="position:absolute;left:0;text-align:left;margin-left:182.5pt;margin-top:.15pt;width:109.9pt;height:30.25pt;z-index:251635200" coordorigin="4784,13576" coordsize="2198,605">
-            <v:roundrect id="_x0000_s1070" style="position:absolute;left:4786;top:13576;width:214;height:213" arcsize="10923f" o:regroupid="9" fillcolor="#f2dbdb"/>
-            <v:roundrect id="_x0000_s1071" style="position:absolute;left:6768;top:13576;width:214;height:213" arcsize="10923f" o:regroupid="9" fillcolor="#f2dbdb"/>
-            <v:roundrect id="_x0000_s1072" style="position:absolute;left:4784;top:13968;width:214;height:213" arcsize="10923f" o:regroupid="9" fillcolor="#f2dbdb"/>
-            <v:roundrect id="_x0000_s1073" style="position:absolute;left:6768;top:13968;width:214;height:213" arcsize="10923f" fillcolor="#f2dbdb"/>
-          </v:group>
-        </w:pict>
       </w:r>
       <w:r>
         <w:rPr>
@@ -3303,21 +5409,203 @@
         <w:rPr>
           <w:rFonts w:ascii="Baskerville Old Face" w:hAnsi="Baskerville Old Face"/>
         </w:rPr>
-        <w:tab/>
-        <w:t>{#kondisi_baik}[X] {/kondisi_baik}{^kondisi_baik}[ ] {/kondisi_baik}Baik</w:t>
-      </w:r>
-      <w:r>
-        <w:rPr>
-          <w:rFonts w:ascii="Baskerville Old Face" w:hAnsi="Baskerville Old Face"/>
-        </w:rPr>
-        <w:tab/>
-      </w:r>
-      <w:r>
-        <w:rPr>
-          <w:rFonts w:ascii="Baskerville Old Face" w:hAnsi="Baskerville Old Face"/>
-        </w:rPr>
-        <w:tab/>
-        <w:t>{#kondisi_cukup}[X] {/kondisi_cukup}{^kondisi_cukup}[ ] {/kondisi_cukup}Cukup</w:t>
+        <w:t xml:space="preserve">{#kondisi_baik}</w:t>
+      </w:r>
+      <w:r>
+        <w:rPr>
+          <w:rFonts w:ascii="Baskerville Old Face" w:hAnsi="Baskerville Old Face"/>
+        </w:rPr>
+        <w:drawing>
+          <wp:inline distT="0" distB="0" distL="0" distR="0">
+            <wp:extent cx="130000" cy="130000"/>
+            <wp:effectExtent l="0" t="0" r="0" b="0"/>
+            <wp:docPr id="900000053" name="checked"/>
+            <wp:cNvGraphicFramePr>
+              <a:graphicFrameLocks xmlns:a="http://schemas.openxmlformats.org/drawingml/2006/main" noChangeAspect="1"/>
+            </wp:cNvGraphicFramePr>
+            <a:graphic xmlns:a="http://schemas.openxmlformats.org/drawingml/2006/main">
+              <a:graphicData uri="http://schemas.openxmlformats.org/drawingml/2006/picture">
+                <pic:pic xmlns:pic="http://schemas.openxmlformats.org/drawingml/2006/picture">
+                  <pic:nvPicPr>
+                    <pic:cNvPr id="0" name="checked"/>
+                    <pic:cNvPicPr/>
+                  </pic:nvPicPr>
+                  <pic:blipFill>
+                    <a:blip r:embed="rId101"/>
+                    <a:stretch>
+                      <a:fillRect/>
+                    </a:stretch>
+                  </pic:blipFill>
+                  <pic:spPr>
+                    <a:xfrm>
+                      <a:off x="0" y="0"/>
+                      <a:ext cx="130000" cy="130000"/>
+                    </a:xfrm>
+                    <a:prstGeom prst="rect">
+                      <a:avLst/>
+                    </a:prstGeom>
+                  </pic:spPr>
+                </pic:pic>
+              </a:graphicData>
+            </a:graphic>
+          </wp:inline>
+        </w:drawing>
+      </w:r>
+      <w:r>
+        <w:rPr>
+          <w:rFonts w:ascii="Baskerville Old Face" w:hAnsi="Baskerville Old Face"/>
+        </w:rPr>
+        <w:t xml:space="preserve"> {/kondisi_baik}{^kondisi_baik}</w:t>
+      </w:r>
+      <w:r>
+        <w:rPr>
+          <w:rFonts w:ascii="Baskerville Old Face" w:hAnsi="Baskerville Old Face"/>
+        </w:rPr>
+        <w:drawing>
+          <wp:inline distT="0" distB="0" distL="0" distR="0">
+            <wp:extent cx="130000" cy="130000"/>
+            <wp:effectExtent l="0" t="0" r="0" b="0"/>
+            <wp:docPr id="900000054" name="unchecked"/>
+            <wp:cNvGraphicFramePr>
+              <a:graphicFrameLocks xmlns:a="http://schemas.openxmlformats.org/drawingml/2006/main" noChangeAspect="1"/>
+            </wp:cNvGraphicFramePr>
+            <a:graphic xmlns:a="http://schemas.openxmlformats.org/drawingml/2006/main">
+              <a:graphicData uri="http://schemas.openxmlformats.org/drawingml/2006/picture">
+                <pic:pic xmlns:pic="http://schemas.openxmlformats.org/drawingml/2006/picture">
+                  <pic:nvPicPr>
+                    <pic:cNvPr id="0" name="unchecked"/>
+                    <pic:cNvPicPr/>
+                  </pic:nvPicPr>
+                  <pic:blipFill>
+                    <a:blip r:embed="rId102"/>
+                    <a:stretch>
+                      <a:fillRect/>
+                    </a:stretch>
+                  </pic:blipFill>
+                  <pic:spPr>
+                    <a:xfrm>
+                      <a:off x="0" y="0"/>
+                      <a:ext cx="130000" cy="130000"/>
+                    </a:xfrm>
+                    <a:prstGeom prst="rect">
+                      <a:avLst/>
+                    </a:prstGeom>
+                  </pic:spPr>
+                </pic:pic>
+              </a:graphicData>
+            </a:graphic>
+          </wp:inline>
+        </w:drawing>
+      </w:r>
+      <w:r>
+        <w:rPr>
+          <w:rFonts w:ascii="Baskerville Old Face" w:hAnsi="Baskerville Old Face"/>
+        </w:rPr>
+        <w:t xml:space="preserve"> {/kondisi_baik}Baik</w:t>
+      </w:r>
+      <w:r>
+        <w:rPr>
+          <w:rFonts w:ascii="Baskerville Old Face" w:hAnsi="Baskerville Old Face"/>
+        </w:rPr>
+        <w:tab/>
+      </w:r>
+      <w:r>
+        <w:rPr>
+          <w:rFonts w:ascii="Baskerville Old Face" w:hAnsi="Baskerville Old Face"/>
+        </w:rPr>
+        <w:t xml:space="preserve">{#kondisi_cukup}</w:t>
+      </w:r>
+      <w:r>
+        <w:rPr>
+          <w:rFonts w:ascii="Baskerville Old Face" w:hAnsi="Baskerville Old Face"/>
+        </w:rPr>
+        <w:drawing>
+          <wp:inline distT="0" distB="0" distL="0" distR="0">
+            <wp:extent cx="130000" cy="130000"/>
+            <wp:effectExtent l="0" t="0" r="0" b="0"/>
+            <wp:docPr id="900000055" name="checked"/>
+            <wp:cNvGraphicFramePr>
+              <a:graphicFrameLocks xmlns:a="http://schemas.openxmlformats.org/drawingml/2006/main" noChangeAspect="1"/>
+            </wp:cNvGraphicFramePr>
+            <a:graphic xmlns:a="http://schemas.openxmlformats.org/drawingml/2006/main">
+              <a:graphicData uri="http://schemas.openxmlformats.org/drawingml/2006/picture">
+                <pic:pic xmlns:pic="http://schemas.openxmlformats.org/drawingml/2006/picture">
+                  <pic:nvPicPr>
+                    <pic:cNvPr id="0" name="checked"/>
+                    <pic:cNvPicPr/>
+                  </pic:nvPicPr>
+                  <pic:blipFill>
+                    <a:blip r:embed="rId101"/>
+                    <a:stretch>
+                      <a:fillRect/>
+                    </a:stretch>
+                  </pic:blipFill>
+                  <pic:spPr>
+                    <a:xfrm>
+                      <a:off x="0" y="0"/>
+                      <a:ext cx="130000" cy="130000"/>
+                    </a:xfrm>
+                    <a:prstGeom prst="rect">
+                      <a:avLst/>
+                    </a:prstGeom>
+                  </pic:spPr>
+                </pic:pic>
+              </a:graphicData>
+            </a:graphic>
+          </wp:inline>
+        </w:drawing>
+      </w:r>
+      <w:r>
+        <w:rPr>
+          <w:rFonts w:ascii="Baskerville Old Face" w:hAnsi="Baskerville Old Face"/>
+        </w:rPr>
+        <w:t xml:space="preserve"> {/kondisi_cukup}{^kondisi_cukup}</w:t>
+      </w:r>
+      <w:r>
+        <w:rPr>
+          <w:rFonts w:ascii="Baskerville Old Face" w:hAnsi="Baskerville Old Face"/>
+        </w:rPr>
+        <w:drawing>
+          <wp:inline distT="0" distB="0" distL="0" distR="0">
+            <wp:extent cx="130000" cy="130000"/>
+            <wp:effectExtent l="0" t="0" r="0" b="0"/>
+            <wp:docPr id="900000056" name="unchecked"/>
+            <wp:cNvGraphicFramePr>
+              <a:graphicFrameLocks xmlns:a="http://schemas.openxmlformats.org/drawingml/2006/main" noChangeAspect="1"/>
+            </wp:cNvGraphicFramePr>
+            <a:graphic xmlns:a="http://schemas.openxmlformats.org/drawingml/2006/main">
+              <a:graphicData uri="http://schemas.openxmlformats.org/drawingml/2006/picture">
+                <pic:pic xmlns:pic="http://schemas.openxmlformats.org/drawingml/2006/picture">
+                  <pic:nvPicPr>
+                    <pic:cNvPr id="0" name="unchecked"/>
+                    <pic:cNvPicPr/>
+                  </pic:nvPicPr>
+                  <pic:blipFill>
+                    <a:blip r:embed="rId102"/>
+                    <a:stretch>
+                      <a:fillRect/>
+                    </a:stretch>
+                  </pic:blipFill>
+                  <pic:spPr>
+                    <a:xfrm>
+                      <a:off x="0" y="0"/>
+                      <a:ext cx="130000" cy="130000"/>
+                    </a:xfrm>
+                    <a:prstGeom prst="rect">
+                      <a:avLst/>
+                    </a:prstGeom>
+                  </pic:spPr>
+                </pic:pic>
+              </a:graphicData>
+            </a:graphic>
+          </wp:inline>
+        </w:drawing>
+      </w:r>
+      <w:r>
+        <w:rPr>
+          <w:rFonts w:ascii="Baskerville Old Face" w:hAnsi="Baskerville Old Face"/>
+        </w:rPr>
+        <w:t xml:space="preserve"> {/kondisi_cukup}Cukup</w:t>
       </w:r>
     </w:p>
     <w:p>
@@ -3369,20 +5657,203 @@
         <w:rPr>
           <w:rFonts w:ascii="Baskerville Old Face" w:hAnsi="Baskerville Old Face"/>
         </w:rPr>
-        <w:t>{#kondisi_kurang}[X] {/kondisi_kurang}{^kondisi_kurang}[ ] {/kondisi_kurang}Kurang</w:t>
-      </w:r>
-      <w:r>
-        <w:rPr>
-          <w:rFonts w:ascii="Baskerville Old Face" w:hAnsi="Baskerville Old Face"/>
-        </w:rPr>
-        <w:tab/>
-      </w:r>
-      <w:r>
-        <w:rPr>
-          <w:rFonts w:ascii="Baskerville Old Face" w:hAnsi="Baskerville Old Face"/>
-        </w:rPr>
-        <w:tab/>
-        <w:t>{#kondisi_tidak_ada_data}[X] {/kondisi_tidak_ada_data}{^kondisi_tidak_ada_data}[ ] {/kondisi_tidak_ada_data}Tidak ada data</w:t>
+        <w:t xml:space="preserve">{#kondisi_kurang}</w:t>
+      </w:r>
+      <w:r>
+        <w:rPr>
+          <w:rFonts w:ascii="Baskerville Old Face" w:hAnsi="Baskerville Old Face"/>
+        </w:rPr>
+        <w:drawing>
+          <wp:inline distT="0" distB="0" distL="0" distR="0">
+            <wp:extent cx="130000" cy="130000"/>
+            <wp:effectExtent l="0" t="0" r="0" b="0"/>
+            <wp:docPr id="900000057" name="checked"/>
+            <wp:cNvGraphicFramePr>
+              <a:graphicFrameLocks xmlns:a="http://schemas.openxmlformats.org/drawingml/2006/main" noChangeAspect="1"/>
+            </wp:cNvGraphicFramePr>
+            <a:graphic xmlns:a="http://schemas.openxmlformats.org/drawingml/2006/main">
+              <a:graphicData uri="http://schemas.openxmlformats.org/drawingml/2006/picture">
+                <pic:pic xmlns:pic="http://schemas.openxmlformats.org/drawingml/2006/picture">
+                  <pic:nvPicPr>
+                    <pic:cNvPr id="0" name="checked"/>
+                    <pic:cNvPicPr/>
+                  </pic:nvPicPr>
+                  <pic:blipFill>
+                    <a:blip r:embed="rId101"/>
+                    <a:stretch>
+                      <a:fillRect/>
+                    </a:stretch>
+                  </pic:blipFill>
+                  <pic:spPr>
+                    <a:xfrm>
+                      <a:off x="0" y="0"/>
+                      <a:ext cx="130000" cy="130000"/>
+                    </a:xfrm>
+                    <a:prstGeom prst="rect">
+                      <a:avLst/>
+                    </a:prstGeom>
+                  </pic:spPr>
+                </pic:pic>
+              </a:graphicData>
+            </a:graphic>
+          </wp:inline>
+        </w:drawing>
+      </w:r>
+      <w:r>
+        <w:rPr>
+          <w:rFonts w:ascii="Baskerville Old Face" w:hAnsi="Baskerville Old Face"/>
+        </w:rPr>
+        <w:t xml:space="preserve"> {/kondisi_kurang}{^kondisi_kurang}</w:t>
+      </w:r>
+      <w:r>
+        <w:rPr>
+          <w:rFonts w:ascii="Baskerville Old Face" w:hAnsi="Baskerville Old Face"/>
+        </w:rPr>
+        <w:drawing>
+          <wp:inline distT="0" distB="0" distL="0" distR="0">
+            <wp:extent cx="130000" cy="130000"/>
+            <wp:effectExtent l="0" t="0" r="0" b="0"/>
+            <wp:docPr id="900000058" name="unchecked"/>
+            <wp:cNvGraphicFramePr>
+              <a:graphicFrameLocks xmlns:a="http://schemas.openxmlformats.org/drawingml/2006/main" noChangeAspect="1"/>
+            </wp:cNvGraphicFramePr>
+            <a:graphic xmlns:a="http://schemas.openxmlformats.org/drawingml/2006/main">
+              <a:graphicData uri="http://schemas.openxmlformats.org/drawingml/2006/picture">
+                <pic:pic xmlns:pic="http://schemas.openxmlformats.org/drawingml/2006/picture">
+                  <pic:nvPicPr>
+                    <pic:cNvPr id="0" name="unchecked"/>
+                    <pic:cNvPicPr/>
+                  </pic:nvPicPr>
+                  <pic:blipFill>
+                    <a:blip r:embed="rId102"/>
+                    <a:stretch>
+                      <a:fillRect/>
+                    </a:stretch>
+                  </pic:blipFill>
+                  <pic:spPr>
+                    <a:xfrm>
+                      <a:off x="0" y="0"/>
+                      <a:ext cx="130000" cy="130000"/>
+                    </a:xfrm>
+                    <a:prstGeom prst="rect">
+                      <a:avLst/>
+                    </a:prstGeom>
+                  </pic:spPr>
+                </pic:pic>
+              </a:graphicData>
+            </a:graphic>
+          </wp:inline>
+        </w:drawing>
+      </w:r>
+      <w:r>
+        <w:rPr>
+          <w:rFonts w:ascii="Baskerville Old Face" w:hAnsi="Baskerville Old Face"/>
+        </w:rPr>
+        <w:t xml:space="preserve"> {/kondisi_kurang}Kurang</w:t>
+      </w:r>
+      <w:r>
+        <w:rPr>
+          <w:rFonts w:ascii="Baskerville Old Face" w:hAnsi="Baskerville Old Face"/>
+        </w:rPr>
+        <w:tab/>
+      </w:r>
+      <w:r>
+        <w:rPr>
+          <w:rFonts w:ascii="Baskerville Old Face" w:hAnsi="Baskerville Old Face"/>
+        </w:rPr>
+        <w:t xml:space="preserve">{#kondisi_tidak_ada_data}</w:t>
+      </w:r>
+      <w:r>
+        <w:rPr>
+          <w:rFonts w:ascii="Baskerville Old Face" w:hAnsi="Baskerville Old Face"/>
+        </w:rPr>
+        <w:drawing>
+          <wp:inline distT="0" distB="0" distL="0" distR="0">
+            <wp:extent cx="130000" cy="130000"/>
+            <wp:effectExtent l="0" t="0" r="0" b="0"/>
+            <wp:docPr id="900000059" name="checked"/>
+            <wp:cNvGraphicFramePr>
+              <a:graphicFrameLocks xmlns:a="http://schemas.openxmlformats.org/drawingml/2006/main" noChangeAspect="1"/>
+            </wp:cNvGraphicFramePr>
+            <a:graphic xmlns:a="http://schemas.openxmlformats.org/drawingml/2006/main">
+              <a:graphicData uri="http://schemas.openxmlformats.org/drawingml/2006/picture">
+                <pic:pic xmlns:pic="http://schemas.openxmlformats.org/drawingml/2006/picture">
+                  <pic:nvPicPr>
+                    <pic:cNvPr id="0" name="checked"/>
+                    <pic:cNvPicPr/>
+                  </pic:nvPicPr>
+                  <pic:blipFill>
+                    <a:blip r:embed="rId101"/>
+                    <a:stretch>
+                      <a:fillRect/>
+                    </a:stretch>
+                  </pic:blipFill>
+                  <pic:spPr>
+                    <a:xfrm>
+                      <a:off x="0" y="0"/>
+                      <a:ext cx="130000" cy="130000"/>
+                    </a:xfrm>
+                    <a:prstGeom prst="rect">
+                      <a:avLst/>
+                    </a:prstGeom>
+                  </pic:spPr>
+                </pic:pic>
+              </a:graphicData>
+            </a:graphic>
+          </wp:inline>
+        </w:drawing>
+      </w:r>
+      <w:r>
+        <w:rPr>
+          <w:rFonts w:ascii="Baskerville Old Face" w:hAnsi="Baskerville Old Face"/>
+        </w:rPr>
+        <w:t xml:space="preserve"> {/kondisi_tidak_ada_data}{^kondisi_tidak_ada_data}</w:t>
+      </w:r>
+      <w:r>
+        <w:rPr>
+          <w:rFonts w:ascii="Baskerville Old Face" w:hAnsi="Baskerville Old Face"/>
+        </w:rPr>
+        <w:drawing>
+          <wp:inline distT="0" distB="0" distL="0" distR="0">
+            <wp:extent cx="130000" cy="130000"/>
+            <wp:effectExtent l="0" t="0" r="0" b="0"/>
+            <wp:docPr id="900000060" name="unchecked"/>
+            <wp:cNvGraphicFramePr>
+              <a:graphicFrameLocks xmlns:a="http://schemas.openxmlformats.org/drawingml/2006/main" noChangeAspect="1"/>
+            </wp:cNvGraphicFramePr>
+            <a:graphic xmlns:a="http://schemas.openxmlformats.org/drawingml/2006/main">
+              <a:graphicData uri="http://schemas.openxmlformats.org/drawingml/2006/picture">
+                <pic:pic xmlns:pic="http://schemas.openxmlformats.org/drawingml/2006/picture">
+                  <pic:nvPicPr>
+                    <pic:cNvPr id="0" name="unchecked"/>
+                    <pic:cNvPicPr/>
+                  </pic:nvPicPr>
+                  <pic:blipFill>
+                    <a:blip r:embed="rId102"/>
+                    <a:stretch>
+                      <a:fillRect/>
+                    </a:stretch>
+                  </pic:blipFill>
+                  <pic:spPr>
+                    <a:xfrm>
+                      <a:off x="0" y="0"/>
+                      <a:ext cx="130000" cy="130000"/>
+                    </a:xfrm>
+                    <a:prstGeom prst="rect">
+                      <a:avLst/>
+                    </a:prstGeom>
+                  </pic:spPr>
+                </pic:pic>
+              </a:graphicData>
+            </a:graphic>
+          </wp:inline>
+        </w:drawing>
+      </w:r>
+      <w:r>
+        <w:rPr>
+          <w:rFonts w:ascii="Baskerville Old Face" w:hAnsi="Baskerville Old Face"/>
+        </w:rPr>
+        <w:t xml:space="preserve"> {/kondisi_tidak_ada_data}Tidak ada data</w:t>
       </w:r>
     </w:p>
     <w:p>
@@ -3456,21 +5927,18 @@
       <w:r>
         <w:rPr>
           <w:rFonts w:ascii="Baskerville Old Face" w:hAnsi="Baskerville Old Face"/>
-          <w:u w:val="single"/>
-        </w:rPr>
-        <w:tab/>
-      </w:r>
-      <w:r>
-        <w:rPr>
-          <w:rFonts w:ascii="Baskerville Old Face" w:hAnsi="Baskerville Old Face"/>
-          <w:u w:val="single"/>
-        </w:rPr>
-        <w:tab/>
-      </w:r>
-      <w:r>
-        <w:rPr>
-          <w:rFonts w:ascii="Baskerville Old Face" w:hAnsi="Baskerville Old Face"/>
-          <w:u w:val="single"/>
+        </w:rPr>
+        <w:tab/>
+      </w:r>
+      <w:r>
+        <w:rPr>
+          <w:rFonts w:ascii="Baskerville Old Face" w:hAnsi="Baskerville Old Face"/>
+        </w:rPr>
+        <w:tab/>
+      </w:r>
+      <w:r>
+        <w:rPr>
+          <w:rFonts w:ascii="Baskerville Old Face" w:hAnsi="Baskerville Old Face"/>
           <w:lang w:val="id-ID"/>
         </w:rPr>
         <w:tab/>
@@ -3478,42 +5946,36 @@
       <w:r>
         <w:rPr>
           <w:rFonts w:ascii="Baskerville Old Face" w:hAnsi="Baskerville Old Face"/>
-          <w:u w:val="single"/>
-        </w:rPr>
-        <w:tab/>
-      </w:r>
-      <w:r>
-        <w:rPr>
-          <w:rFonts w:ascii="Baskerville Old Face" w:hAnsi="Baskerville Old Face"/>
-          <w:u w:val="single"/>
-        </w:rPr>
-        <w:tab/>
-      </w:r>
-      <w:r>
-        <w:rPr>
-          <w:rFonts w:ascii="Baskerville Old Face" w:hAnsi="Baskerville Old Face"/>
-          <w:u w:val="single"/>
-        </w:rPr>
-        <w:tab/>
-      </w:r>
-      <w:r>
-        <w:rPr>
-          <w:rFonts w:ascii="Baskerville Old Face" w:hAnsi="Baskerville Old Face"/>
-          <w:u w:val="single"/>
-        </w:rPr>
-        <w:tab/>
-      </w:r>
-      <w:r>
-        <w:rPr>
-          <w:rFonts w:ascii="Baskerville Old Face" w:hAnsi="Baskerville Old Face"/>
-          <w:u w:val="single"/>
-        </w:rPr>
-        <w:tab/>
-      </w:r>
-      <w:r>
-        <w:rPr>
-          <w:rFonts w:ascii="Baskerville Old Face" w:hAnsi="Baskerville Old Face"/>
-          <w:u w:val="single"/>
+        </w:rPr>
+        <w:tab/>
+      </w:r>
+      <w:r>
+        <w:rPr>
+          <w:rFonts w:ascii="Baskerville Old Face" w:hAnsi="Baskerville Old Face"/>
+        </w:rPr>
+        <w:tab/>
+      </w:r>
+      <w:r>
+        <w:rPr>
+          <w:rFonts w:ascii="Baskerville Old Face" w:hAnsi="Baskerville Old Face"/>
+        </w:rPr>
+        <w:tab/>
+      </w:r>
+      <w:r>
+        <w:rPr>
+          <w:rFonts w:ascii="Baskerville Old Face" w:hAnsi="Baskerville Old Face"/>
+        </w:rPr>
+        <w:tab/>
+      </w:r>
+      <w:r>
+        <w:rPr>
+          <w:rFonts w:ascii="Baskerville Old Face" w:hAnsi="Baskerville Old Face"/>
+        </w:rPr>
+        <w:tab/>
+      </w:r>
+      <w:r>
+        <w:rPr>
+          <w:rFonts w:ascii="Baskerville Old Face" w:hAnsi="Baskerville Old Face"/>
         </w:rPr>
         <w:tab/>
       </w:r>
@@ -3559,21 +6021,18 @@
       <w:r>
         <w:rPr>
           <w:rFonts w:ascii="Baskerville Old Face" w:hAnsi="Baskerville Old Face"/>
-          <w:u w:val="single"/>
-        </w:rPr>
-        <w:tab/>
-      </w:r>
-      <w:r>
-        <w:rPr>
-          <w:rFonts w:ascii="Baskerville Old Face" w:hAnsi="Baskerville Old Face"/>
-          <w:u w:val="single"/>
-        </w:rPr>
-        <w:tab/>
-      </w:r>
-      <w:r>
-        <w:rPr>
-          <w:rFonts w:ascii="Baskerville Old Face" w:hAnsi="Baskerville Old Face"/>
-          <w:u w:val="single"/>
+        </w:rPr>
+        <w:tab/>
+      </w:r>
+      <w:r>
+        <w:rPr>
+          <w:rFonts w:ascii="Baskerville Old Face" w:hAnsi="Baskerville Old Face"/>
+        </w:rPr>
+        <w:tab/>
+      </w:r>
+      <w:r>
+        <w:rPr>
+          <w:rFonts w:ascii="Baskerville Old Face" w:hAnsi="Baskerville Old Face"/>
           <w:lang w:val="id-ID"/>
         </w:rPr>
         <w:tab/>
@@ -3581,42 +6040,36 @@
       <w:r>
         <w:rPr>
           <w:rFonts w:ascii="Baskerville Old Face" w:hAnsi="Baskerville Old Face"/>
-          <w:u w:val="single"/>
-        </w:rPr>
-        <w:tab/>
-      </w:r>
-      <w:r>
-        <w:rPr>
-          <w:rFonts w:ascii="Baskerville Old Face" w:hAnsi="Baskerville Old Face"/>
-          <w:u w:val="single"/>
-        </w:rPr>
-        <w:tab/>
-      </w:r>
-      <w:r>
-        <w:rPr>
-          <w:rFonts w:ascii="Baskerville Old Face" w:hAnsi="Baskerville Old Face"/>
-          <w:u w:val="single"/>
-        </w:rPr>
-        <w:tab/>
-      </w:r>
-      <w:r>
-        <w:rPr>
-          <w:rFonts w:ascii="Baskerville Old Face" w:hAnsi="Baskerville Old Face"/>
-          <w:u w:val="single"/>
-        </w:rPr>
-        <w:tab/>
-      </w:r>
-      <w:r>
-        <w:rPr>
-          <w:rFonts w:ascii="Baskerville Old Face" w:hAnsi="Baskerville Old Face"/>
-          <w:u w:val="single"/>
-        </w:rPr>
-        <w:tab/>
-      </w:r>
-      <w:r>
-        <w:rPr>
-          <w:rFonts w:ascii="Baskerville Old Face" w:hAnsi="Baskerville Old Face"/>
-          <w:u w:val="single"/>
+        </w:rPr>
+        <w:tab/>
+      </w:r>
+      <w:r>
+        <w:rPr>
+          <w:rFonts w:ascii="Baskerville Old Face" w:hAnsi="Baskerville Old Face"/>
+        </w:rPr>
+        <w:tab/>
+      </w:r>
+      <w:r>
+        <w:rPr>
+          <w:rFonts w:ascii="Baskerville Old Face" w:hAnsi="Baskerville Old Face"/>
+        </w:rPr>
+        <w:tab/>
+      </w:r>
+      <w:r>
+        <w:rPr>
+          <w:rFonts w:ascii="Baskerville Old Face" w:hAnsi="Baskerville Old Face"/>
+        </w:rPr>
+        <w:tab/>
+      </w:r>
+      <w:r>
+        <w:rPr>
+          <w:rFonts w:ascii="Baskerville Old Face" w:hAnsi="Baskerville Old Face"/>
+        </w:rPr>
+        <w:tab/>
+      </w:r>
+      <w:r>
+        <w:rPr>
+          <w:rFonts w:ascii="Baskerville Old Face" w:hAnsi="Baskerville Old Face"/>
         </w:rPr>
         <w:tab/>
       </w:r>
@@ -3662,21 +6115,18 @@
       <w:r>
         <w:rPr>
           <w:rFonts w:ascii="Baskerville Old Face" w:hAnsi="Baskerville Old Face"/>
-          <w:u w:val="single"/>
-        </w:rPr>
-        <w:tab/>
-      </w:r>
-      <w:r>
-        <w:rPr>
-          <w:rFonts w:ascii="Baskerville Old Face" w:hAnsi="Baskerville Old Face"/>
-          <w:u w:val="single"/>
-        </w:rPr>
-        <w:tab/>
-      </w:r>
-      <w:r>
-        <w:rPr>
-          <w:rFonts w:ascii="Baskerville Old Face" w:hAnsi="Baskerville Old Face"/>
-          <w:u w:val="single"/>
+        </w:rPr>
+        <w:tab/>
+      </w:r>
+      <w:r>
+        <w:rPr>
+          <w:rFonts w:ascii="Baskerville Old Face" w:hAnsi="Baskerville Old Face"/>
+        </w:rPr>
+        <w:tab/>
+      </w:r>
+      <w:r>
+        <w:rPr>
+          <w:rFonts w:ascii="Baskerville Old Face" w:hAnsi="Baskerville Old Face"/>
           <w:lang w:val="id-ID"/>
         </w:rPr>
         <w:tab/>
@@ -3684,42 +6134,36 @@
       <w:r>
         <w:rPr>
           <w:rFonts w:ascii="Baskerville Old Face" w:hAnsi="Baskerville Old Face"/>
-          <w:u w:val="single"/>
-        </w:rPr>
-        <w:tab/>
-      </w:r>
-      <w:r>
-        <w:rPr>
-          <w:rFonts w:ascii="Baskerville Old Face" w:hAnsi="Baskerville Old Face"/>
-          <w:u w:val="single"/>
-        </w:rPr>
-        <w:tab/>
-      </w:r>
-      <w:r>
-        <w:rPr>
-          <w:rFonts w:ascii="Baskerville Old Face" w:hAnsi="Baskerville Old Face"/>
-          <w:u w:val="single"/>
-        </w:rPr>
-        <w:tab/>
-      </w:r>
-      <w:r>
-        <w:rPr>
-          <w:rFonts w:ascii="Baskerville Old Face" w:hAnsi="Baskerville Old Face"/>
-          <w:u w:val="single"/>
-        </w:rPr>
-        <w:tab/>
-      </w:r>
-      <w:r>
-        <w:rPr>
-          <w:rFonts w:ascii="Baskerville Old Face" w:hAnsi="Baskerville Old Face"/>
-          <w:u w:val="single"/>
-        </w:rPr>
-        <w:tab/>
-      </w:r>
-      <w:r>
-        <w:rPr>
-          <w:rFonts w:ascii="Baskerville Old Face" w:hAnsi="Baskerville Old Face"/>
-          <w:u w:val="single"/>
+        </w:rPr>
+        <w:tab/>
+      </w:r>
+      <w:r>
+        <w:rPr>
+          <w:rFonts w:ascii="Baskerville Old Face" w:hAnsi="Baskerville Old Face"/>
+        </w:rPr>
+        <w:tab/>
+      </w:r>
+      <w:r>
+        <w:rPr>
+          <w:rFonts w:ascii="Baskerville Old Face" w:hAnsi="Baskerville Old Face"/>
+        </w:rPr>
+        <w:tab/>
+      </w:r>
+      <w:r>
+        <w:rPr>
+          <w:rFonts w:ascii="Baskerville Old Face" w:hAnsi="Baskerville Old Face"/>
+        </w:rPr>
+        <w:tab/>
+      </w:r>
+      <w:r>
+        <w:rPr>
+          <w:rFonts w:ascii="Baskerville Old Face" w:hAnsi="Baskerville Old Face"/>
+        </w:rPr>
+        <w:tab/>
+      </w:r>
+      <w:r>
+        <w:rPr>
+          <w:rFonts w:ascii="Baskerville Old Face" w:hAnsi="Baskerville Old Face"/>
         </w:rPr>
         <w:tab/>
       </w:r>
@@ -3802,28 +6246,24 @@
       <w:r>
         <w:rPr>
           <w:rFonts w:ascii="Baskerville Old Face" w:hAnsi="Baskerville Old Face"/>
-          <w:u w:val="single"/>
-        </w:rPr>
-        <w:tab/>
-      </w:r>
-      <w:r>
-        <w:rPr>
-          <w:rFonts w:ascii="Baskerville Old Face" w:hAnsi="Baskerville Old Face"/>
-          <w:u w:val="single"/>
-        </w:rPr>
-        <w:tab/>
-      </w:r>
-      <w:r>
-        <w:rPr>
-          <w:rFonts w:ascii="Baskerville Old Face" w:hAnsi="Baskerville Old Face"/>
-          <w:u w:val="single"/>
-        </w:rPr>
-        <w:tab/>
-      </w:r>
-      <w:r>
-        <w:rPr>
-          <w:rFonts w:ascii="Baskerville Old Face" w:hAnsi="Baskerville Old Face"/>
-          <w:u w:val="single"/>
+        </w:rPr>
+        <w:tab/>
+      </w:r>
+      <w:r>
+        <w:rPr>
+          <w:rFonts w:ascii="Baskerville Old Face" w:hAnsi="Baskerville Old Face"/>
+        </w:rPr>
+        <w:tab/>
+      </w:r>
+      <w:r>
+        <w:rPr>
+          <w:rFonts w:ascii="Baskerville Old Face" w:hAnsi="Baskerville Old Face"/>
+        </w:rPr>
+        <w:tab/>
+      </w:r>
+      <w:r>
+        <w:rPr>
+          <w:rFonts w:ascii="Baskerville Old Face" w:hAnsi="Baskerville Old Face"/>
           <w:lang w:val="id-ID"/>
         </w:rPr>
         <w:tab/>
@@ -3831,35 +6271,30 @@
       <w:r>
         <w:rPr>
           <w:rFonts w:ascii="Baskerville Old Face" w:hAnsi="Baskerville Old Face"/>
-          <w:u w:val="single"/>
-        </w:rPr>
-        <w:tab/>
-      </w:r>
-      <w:r>
-        <w:rPr>
-          <w:rFonts w:ascii="Baskerville Old Face" w:hAnsi="Baskerville Old Face"/>
-          <w:u w:val="single"/>
-        </w:rPr>
-        <w:tab/>
-      </w:r>
-      <w:r>
-        <w:rPr>
-          <w:rFonts w:ascii="Baskerville Old Face" w:hAnsi="Baskerville Old Face"/>
-          <w:u w:val="single"/>
-        </w:rPr>
-        <w:tab/>
-      </w:r>
-      <w:r>
-        <w:rPr>
-          <w:rFonts w:ascii="Baskerville Old Face" w:hAnsi="Baskerville Old Face"/>
-          <w:u w:val="single"/>
-        </w:rPr>
-        <w:tab/>
-      </w:r>
-      <w:r>
-        <w:rPr>
-          <w:rFonts w:ascii="Baskerville Old Face" w:hAnsi="Baskerville Old Face"/>
-          <w:u w:val="single"/>
+        </w:rPr>
+        <w:tab/>
+      </w:r>
+      <w:r>
+        <w:rPr>
+          <w:rFonts w:ascii="Baskerville Old Face" w:hAnsi="Baskerville Old Face"/>
+        </w:rPr>
+        <w:tab/>
+      </w:r>
+      <w:r>
+        <w:rPr>
+          <w:rFonts w:ascii="Baskerville Old Face" w:hAnsi="Baskerville Old Face"/>
+        </w:rPr>
+        <w:tab/>
+      </w:r>
+      <w:r>
+        <w:rPr>
+          <w:rFonts w:ascii="Baskerville Old Face" w:hAnsi="Baskerville Old Face"/>
+        </w:rPr>
+        <w:tab/>
+      </w:r>
+      <w:r>
+        <w:rPr>
+          <w:rFonts w:ascii="Baskerville Old Face" w:hAnsi="Baskerville Old Face"/>
         </w:rPr>
         <w:tab/>
       </w:r>
@@ -3905,21 +6340,18 @@
       <w:r>
         <w:rPr>
           <w:rFonts w:ascii="Baskerville Old Face" w:hAnsi="Baskerville Old Face"/>
-          <w:u w:val="single"/>
-        </w:rPr>
-        <w:tab/>
-      </w:r>
-      <w:r>
-        <w:rPr>
-          <w:rFonts w:ascii="Baskerville Old Face" w:hAnsi="Baskerville Old Face"/>
-          <w:u w:val="single"/>
-        </w:rPr>
-        <w:tab/>
-      </w:r>
-      <w:r>
-        <w:rPr>
-          <w:rFonts w:ascii="Baskerville Old Face" w:hAnsi="Baskerville Old Face"/>
-          <w:u w:val="single"/>
+        </w:rPr>
+        <w:tab/>
+      </w:r>
+      <w:r>
+        <w:rPr>
+          <w:rFonts w:ascii="Baskerville Old Face" w:hAnsi="Baskerville Old Face"/>
+        </w:rPr>
+        <w:tab/>
+      </w:r>
+      <w:r>
+        <w:rPr>
+          <w:rFonts w:ascii="Baskerville Old Face" w:hAnsi="Baskerville Old Face"/>
           <w:lang w:val="id-ID"/>
         </w:rPr>
         <w:tab/>
@@ -3927,42 +6359,36 @@
       <w:r>
         <w:rPr>
           <w:rFonts w:ascii="Baskerville Old Face" w:hAnsi="Baskerville Old Face"/>
-          <w:u w:val="single"/>
-        </w:rPr>
-        <w:tab/>
-      </w:r>
-      <w:r>
-        <w:rPr>
-          <w:rFonts w:ascii="Baskerville Old Face" w:hAnsi="Baskerville Old Face"/>
-          <w:u w:val="single"/>
-        </w:rPr>
-        <w:tab/>
-      </w:r>
-      <w:r>
-        <w:rPr>
-          <w:rFonts w:ascii="Baskerville Old Face" w:hAnsi="Baskerville Old Face"/>
-          <w:u w:val="single"/>
-        </w:rPr>
-        <w:tab/>
-      </w:r>
-      <w:r>
-        <w:rPr>
-          <w:rFonts w:ascii="Baskerville Old Face" w:hAnsi="Baskerville Old Face"/>
-          <w:u w:val="single"/>
-        </w:rPr>
-        <w:tab/>
-      </w:r>
-      <w:r>
-        <w:rPr>
-          <w:rFonts w:ascii="Baskerville Old Face" w:hAnsi="Baskerville Old Face"/>
-          <w:u w:val="single"/>
-        </w:rPr>
-        <w:tab/>
-      </w:r>
-      <w:r>
-        <w:rPr>
-          <w:rFonts w:ascii="Baskerville Old Face" w:hAnsi="Baskerville Old Face"/>
-          <w:u w:val="single"/>
+        </w:rPr>
+        <w:tab/>
+      </w:r>
+      <w:r>
+        <w:rPr>
+          <w:rFonts w:ascii="Baskerville Old Face" w:hAnsi="Baskerville Old Face"/>
+        </w:rPr>
+        <w:tab/>
+      </w:r>
+      <w:r>
+        <w:rPr>
+          <w:rFonts w:ascii="Baskerville Old Face" w:hAnsi="Baskerville Old Face"/>
+        </w:rPr>
+        <w:tab/>
+      </w:r>
+      <w:r>
+        <w:rPr>
+          <w:rFonts w:ascii="Baskerville Old Face" w:hAnsi="Baskerville Old Face"/>
+        </w:rPr>
+        <w:tab/>
+      </w:r>
+      <w:r>
+        <w:rPr>
+          <w:rFonts w:ascii="Baskerville Old Face" w:hAnsi="Baskerville Old Face"/>
+        </w:rPr>
+        <w:tab/>
+      </w:r>
+      <w:r>
+        <w:rPr>
+          <w:rFonts w:ascii="Baskerville Old Face" w:hAnsi="Baskerville Old Face"/>
         </w:rPr>
         <w:tab/>
       </w:r>
@@ -4008,42 +6434,36 @@
       <w:r>
         <w:rPr>
           <w:rFonts w:ascii="Baskerville Old Face" w:hAnsi="Baskerville Old Face"/>
-          <w:u w:val="single"/>
-        </w:rPr>
-        <w:tab/>
-      </w:r>
-      <w:r>
-        <w:rPr>
-          <w:rFonts w:ascii="Baskerville Old Face" w:hAnsi="Baskerville Old Face"/>
-          <w:u w:val="single"/>
-        </w:rPr>
-        <w:tab/>
-      </w:r>
-      <w:r>
-        <w:rPr>
-          <w:rFonts w:ascii="Baskerville Old Face" w:hAnsi="Baskerville Old Face"/>
-          <w:u w:val="single"/>
-        </w:rPr>
-        <w:tab/>
-      </w:r>
-      <w:r>
-        <w:rPr>
-          <w:rFonts w:ascii="Baskerville Old Face" w:hAnsi="Baskerville Old Face"/>
-          <w:u w:val="single"/>
-        </w:rPr>
-        <w:tab/>
-      </w:r>
-      <w:r>
-        <w:rPr>
-          <w:rFonts w:ascii="Baskerville Old Face" w:hAnsi="Baskerville Old Face"/>
-          <w:u w:val="single"/>
-        </w:rPr>
-        <w:tab/>
-      </w:r>
-      <w:r>
-        <w:rPr>
-          <w:rFonts w:ascii="Baskerville Old Face" w:hAnsi="Baskerville Old Face"/>
-          <w:u w:val="single"/>
+        </w:rPr>
+        <w:tab/>
+      </w:r>
+      <w:r>
+        <w:rPr>
+          <w:rFonts w:ascii="Baskerville Old Face" w:hAnsi="Baskerville Old Face"/>
+        </w:rPr>
+        <w:tab/>
+      </w:r>
+      <w:r>
+        <w:rPr>
+          <w:rFonts w:ascii="Baskerville Old Face" w:hAnsi="Baskerville Old Face"/>
+        </w:rPr>
+        <w:tab/>
+      </w:r>
+      <w:r>
+        <w:rPr>
+          <w:rFonts w:ascii="Baskerville Old Face" w:hAnsi="Baskerville Old Face"/>
+        </w:rPr>
+        <w:tab/>
+      </w:r>
+      <w:r>
+        <w:rPr>
+          <w:rFonts w:ascii="Baskerville Old Face" w:hAnsi="Baskerville Old Face"/>
+        </w:rPr>
+        <w:tab/>
+      </w:r>
+      <w:r>
+        <w:rPr>
+          <w:rFonts w:ascii="Baskerville Old Face" w:hAnsi="Baskerville Old Face"/>
           <w:lang w:val="id-ID"/>
         </w:rPr>
         <w:tab/>
@@ -4051,21 +6471,18 @@
       <w:r>
         <w:rPr>
           <w:rFonts w:ascii="Baskerville Old Face" w:hAnsi="Baskerville Old Face"/>
-          <w:u w:val="single"/>
-        </w:rPr>
-        <w:tab/>
-      </w:r>
-      <w:r>
-        <w:rPr>
-          <w:rFonts w:ascii="Baskerville Old Face" w:hAnsi="Baskerville Old Face"/>
-          <w:u w:val="single"/>
-        </w:rPr>
-        <w:tab/>
-      </w:r>
-      <w:r>
-        <w:rPr>
-          <w:rFonts w:ascii="Baskerville Old Face" w:hAnsi="Baskerville Old Face"/>
-          <w:u w:val="single"/>
+        </w:rPr>
+        <w:tab/>
+      </w:r>
+      <w:r>
+        <w:rPr>
+          <w:rFonts w:ascii="Baskerville Old Face" w:hAnsi="Baskerville Old Face"/>
+        </w:rPr>
+        <w:tab/>
+      </w:r>
+      <w:r>
+        <w:rPr>
+          <w:rFonts w:ascii="Baskerville Old Face" w:hAnsi="Baskerville Old Face"/>
         </w:rPr>
         <w:tab/>
       </w:r>
@@ -4098,14 +6515,6 @@
           <w:rFonts w:ascii="Baskerville Old Face" w:hAnsi="Baskerville Old Face"/>
           <w:noProof/>
         </w:rPr>
-        <w:pict>
-          <v:group id="_x0000_s1115" style="position:absolute;left:0;text-align:left;margin-left:178.75pt;margin-top:-.25pt;width:109.9pt;height:30.25pt;z-index:251668992" coordorigin="4784,13576" coordsize="2198,605">
-            <v:roundrect id="_x0000_s1116" style="position:absolute;left:4786;top:13576;width:214;height:213" arcsize="10923f" fillcolor="#f2dbdb"/>
-            <v:roundrect id="_x0000_s1117" style="position:absolute;left:6768;top:13576;width:214;height:213" arcsize="10923f" fillcolor="#f2dbdb"/>
-            <v:roundrect id="_x0000_s1118" style="position:absolute;left:4784;top:13968;width:214;height:213" arcsize="10923f" fillcolor="#f2dbdb"/>
-            <v:roundrect id="_x0000_s1119" style="position:absolute;left:6768;top:13968;width:214;height:213" arcsize="10923f" fillcolor="#f2dbdb"/>
-          </v:group>
-        </w:pict>
       </w:r>
       <w:r>
         <w:rPr>
@@ -4131,21 +6540,203 @@
         <w:rPr>
           <w:rFonts w:ascii="Baskerville Old Face" w:hAnsi="Baskerville Old Face"/>
         </w:rPr>
-        <w:tab/>
-        <w:t>{#pemanduan_wajib_pandu}[X] {/pemanduan_wajib_pandu}{^pemanduan_wajib_pandu}[ ] {/pemanduan_wajib_pandu}Wajib pandu</w:t>
-      </w:r>
-      <w:r>
-        <w:rPr>
-          <w:rFonts w:ascii="Baskerville Old Face" w:hAnsi="Baskerville Old Face"/>
-        </w:rPr>
-        <w:tab/>
-      </w:r>
-      <w:r>
-        <w:rPr>
-          <w:rFonts w:ascii="Baskerville Old Face" w:hAnsi="Baskerville Old Face"/>
-        </w:rPr>
-        <w:tab/>
-        <w:t>{#pemanduan_melayani}[X] {/pemanduan_melayani}{^pemanduan_melayani}[ ] {/pemanduan_melayani}Melayani</w:t>
+        <w:t xml:space="preserve">{#pemanduan_wajib_pandu}</w:t>
+      </w:r>
+      <w:r>
+        <w:rPr>
+          <w:rFonts w:ascii="Baskerville Old Face" w:hAnsi="Baskerville Old Face"/>
+        </w:rPr>
+        <w:drawing>
+          <wp:inline distT="0" distB="0" distL="0" distR="0">
+            <wp:extent cx="130000" cy="130000"/>
+            <wp:effectExtent l="0" t="0" r="0" b="0"/>
+            <wp:docPr id="900000061" name="checked"/>
+            <wp:cNvGraphicFramePr>
+              <a:graphicFrameLocks xmlns:a="http://schemas.openxmlformats.org/drawingml/2006/main" noChangeAspect="1"/>
+            </wp:cNvGraphicFramePr>
+            <a:graphic xmlns:a="http://schemas.openxmlformats.org/drawingml/2006/main">
+              <a:graphicData uri="http://schemas.openxmlformats.org/drawingml/2006/picture">
+                <pic:pic xmlns:pic="http://schemas.openxmlformats.org/drawingml/2006/picture">
+                  <pic:nvPicPr>
+                    <pic:cNvPr id="0" name="checked"/>
+                    <pic:cNvPicPr/>
+                  </pic:nvPicPr>
+                  <pic:blipFill>
+                    <a:blip r:embed="rId101"/>
+                    <a:stretch>
+                      <a:fillRect/>
+                    </a:stretch>
+                  </pic:blipFill>
+                  <pic:spPr>
+                    <a:xfrm>
+                      <a:off x="0" y="0"/>
+                      <a:ext cx="130000" cy="130000"/>
+                    </a:xfrm>
+                    <a:prstGeom prst="rect">
+                      <a:avLst/>
+                    </a:prstGeom>
+                  </pic:spPr>
+                </pic:pic>
+              </a:graphicData>
+            </a:graphic>
+          </wp:inline>
+        </w:drawing>
+      </w:r>
+      <w:r>
+        <w:rPr>
+          <w:rFonts w:ascii="Baskerville Old Face" w:hAnsi="Baskerville Old Face"/>
+        </w:rPr>
+        <w:t xml:space="preserve"> {/pemanduan_wajib_pandu}{^pemanduan_wajib_pandu}</w:t>
+      </w:r>
+      <w:r>
+        <w:rPr>
+          <w:rFonts w:ascii="Baskerville Old Face" w:hAnsi="Baskerville Old Face"/>
+        </w:rPr>
+        <w:drawing>
+          <wp:inline distT="0" distB="0" distL="0" distR="0">
+            <wp:extent cx="130000" cy="130000"/>
+            <wp:effectExtent l="0" t="0" r="0" b="0"/>
+            <wp:docPr id="900000062" name="unchecked"/>
+            <wp:cNvGraphicFramePr>
+              <a:graphicFrameLocks xmlns:a="http://schemas.openxmlformats.org/drawingml/2006/main" noChangeAspect="1"/>
+            </wp:cNvGraphicFramePr>
+            <a:graphic xmlns:a="http://schemas.openxmlformats.org/drawingml/2006/main">
+              <a:graphicData uri="http://schemas.openxmlformats.org/drawingml/2006/picture">
+                <pic:pic xmlns:pic="http://schemas.openxmlformats.org/drawingml/2006/picture">
+                  <pic:nvPicPr>
+                    <pic:cNvPr id="0" name="unchecked"/>
+                    <pic:cNvPicPr/>
+                  </pic:nvPicPr>
+                  <pic:blipFill>
+                    <a:blip r:embed="rId102"/>
+                    <a:stretch>
+                      <a:fillRect/>
+                    </a:stretch>
+                  </pic:blipFill>
+                  <pic:spPr>
+                    <a:xfrm>
+                      <a:off x="0" y="0"/>
+                      <a:ext cx="130000" cy="130000"/>
+                    </a:xfrm>
+                    <a:prstGeom prst="rect">
+                      <a:avLst/>
+                    </a:prstGeom>
+                  </pic:spPr>
+                </pic:pic>
+              </a:graphicData>
+            </a:graphic>
+          </wp:inline>
+        </w:drawing>
+      </w:r>
+      <w:r>
+        <w:rPr>
+          <w:rFonts w:ascii="Baskerville Old Face" w:hAnsi="Baskerville Old Face"/>
+        </w:rPr>
+        <w:t xml:space="preserve"> {/pemanduan_wajib_pandu}Wajib pandu</w:t>
+      </w:r>
+      <w:r>
+        <w:rPr>
+          <w:rFonts w:ascii="Baskerville Old Face" w:hAnsi="Baskerville Old Face"/>
+        </w:rPr>
+        <w:tab/>
+      </w:r>
+      <w:r>
+        <w:rPr>
+          <w:rFonts w:ascii="Baskerville Old Face" w:hAnsi="Baskerville Old Face"/>
+        </w:rPr>
+        <w:t xml:space="preserve">{#pemanduan_melayani}</w:t>
+      </w:r>
+      <w:r>
+        <w:rPr>
+          <w:rFonts w:ascii="Baskerville Old Face" w:hAnsi="Baskerville Old Face"/>
+        </w:rPr>
+        <w:drawing>
+          <wp:inline distT="0" distB="0" distL="0" distR="0">
+            <wp:extent cx="130000" cy="130000"/>
+            <wp:effectExtent l="0" t="0" r="0" b="0"/>
+            <wp:docPr id="900000063" name="checked"/>
+            <wp:cNvGraphicFramePr>
+              <a:graphicFrameLocks xmlns:a="http://schemas.openxmlformats.org/drawingml/2006/main" noChangeAspect="1"/>
+            </wp:cNvGraphicFramePr>
+            <a:graphic xmlns:a="http://schemas.openxmlformats.org/drawingml/2006/main">
+              <a:graphicData uri="http://schemas.openxmlformats.org/drawingml/2006/picture">
+                <pic:pic xmlns:pic="http://schemas.openxmlformats.org/drawingml/2006/picture">
+                  <pic:nvPicPr>
+                    <pic:cNvPr id="0" name="checked"/>
+                    <pic:cNvPicPr/>
+                  </pic:nvPicPr>
+                  <pic:blipFill>
+                    <a:blip r:embed="rId101"/>
+                    <a:stretch>
+                      <a:fillRect/>
+                    </a:stretch>
+                  </pic:blipFill>
+                  <pic:spPr>
+                    <a:xfrm>
+                      <a:off x="0" y="0"/>
+                      <a:ext cx="130000" cy="130000"/>
+                    </a:xfrm>
+                    <a:prstGeom prst="rect">
+                      <a:avLst/>
+                    </a:prstGeom>
+                  </pic:spPr>
+                </pic:pic>
+              </a:graphicData>
+            </a:graphic>
+          </wp:inline>
+        </w:drawing>
+      </w:r>
+      <w:r>
+        <w:rPr>
+          <w:rFonts w:ascii="Baskerville Old Face" w:hAnsi="Baskerville Old Face"/>
+        </w:rPr>
+        <w:t xml:space="preserve"> {/pemanduan_melayani}{^pemanduan_melayani}</w:t>
+      </w:r>
+      <w:r>
+        <w:rPr>
+          <w:rFonts w:ascii="Baskerville Old Face" w:hAnsi="Baskerville Old Face"/>
+        </w:rPr>
+        <w:drawing>
+          <wp:inline distT="0" distB="0" distL="0" distR="0">
+            <wp:extent cx="130000" cy="130000"/>
+            <wp:effectExtent l="0" t="0" r="0" b="0"/>
+            <wp:docPr id="900000064" name="unchecked"/>
+            <wp:cNvGraphicFramePr>
+              <a:graphicFrameLocks xmlns:a="http://schemas.openxmlformats.org/drawingml/2006/main" noChangeAspect="1"/>
+            </wp:cNvGraphicFramePr>
+            <a:graphic xmlns:a="http://schemas.openxmlformats.org/drawingml/2006/main">
+              <a:graphicData uri="http://schemas.openxmlformats.org/drawingml/2006/picture">
+                <pic:pic xmlns:pic="http://schemas.openxmlformats.org/drawingml/2006/picture">
+                  <pic:nvPicPr>
+                    <pic:cNvPr id="0" name="unchecked"/>
+                    <pic:cNvPicPr/>
+                  </pic:nvPicPr>
+                  <pic:blipFill>
+                    <a:blip r:embed="rId102"/>
+                    <a:stretch>
+                      <a:fillRect/>
+                    </a:stretch>
+                  </pic:blipFill>
+                  <pic:spPr>
+                    <a:xfrm>
+                      <a:off x="0" y="0"/>
+                      <a:ext cx="130000" cy="130000"/>
+                    </a:xfrm>
+                    <a:prstGeom prst="rect">
+                      <a:avLst/>
+                    </a:prstGeom>
+                  </pic:spPr>
+                </pic:pic>
+              </a:graphicData>
+            </a:graphic>
+          </wp:inline>
+        </w:drawing>
+      </w:r>
+      <w:r>
+        <w:rPr>
+          <w:rFonts w:ascii="Baskerville Old Face" w:hAnsi="Baskerville Old Face"/>
+        </w:rPr>
+        <w:t xml:space="preserve"> {/pemanduan_melayani}Melayani</w:t>
       </w:r>
     </w:p>
     <w:p>
@@ -4197,20 +6788,203 @@
         <w:rPr>
           <w:rFonts w:ascii="Baskerville Old Face" w:hAnsi="Baskerville Old Face"/>
         </w:rPr>
-        <w:t>{#pemanduan_tidak_melayani}[X] {/pemanduan_tidak_melayani}{^pemanduan_tidak_melayani}[ ] {/pemanduan_tidak_melayani}Tidak melayani</w:t>
-      </w:r>
-      <w:r>
-        <w:rPr>
-          <w:rFonts w:ascii="Baskerville Old Face" w:hAnsi="Baskerville Old Face"/>
-        </w:rPr>
-        <w:tab/>
-      </w:r>
-      <w:r>
-        <w:rPr>
-          <w:rFonts w:ascii="Baskerville Old Face" w:hAnsi="Baskerville Old Face"/>
-        </w:rPr>
-        <w:tab/>
-        <w:t>{#pemanduan_tidak_ada}[X] {/pemanduan_tidak_ada}{^pemanduan_tidak_ada}[ ] {/pemanduan_tidak_ada}Tidak ada</w:t>
+        <w:t xml:space="preserve">{#pemanduan_tidak_melayani}</w:t>
+      </w:r>
+      <w:r>
+        <w:rPr>
+          <w:rFonts w:ascii="Baskerville Old Face" w:hAnsi="Baskerville Old Face"/>
+        </w:rPr>
+        <w:drawing>
+          <wp:inline distT="0" distB="0" distL="0" distR="0">
+            <wp:extent cx="130000" cy="130000"/>
+            <wp:effectExtent l="0" t="0" r="0" b="0"/>
+            <wp:docPr id="900000065" name="checked"/>
+            <wp:cNvGraphicFramePr>
+              <a:graphicFrameLocks xmlns:a="http://schemas.openxmlformats.org/drawingml/2006/main" noChangeAspect="1"/>
+            </wp:cNvGraphicFramePr>
+            <a:graphic xmlns:a="http://schemas.openxmlformats.org/drawingml/2006/main">
+              <a:graphicData uri="http://schemas.openxmlformats.org/drawingml/2006/picture">
+                <pic:pic xmlns:pic="http://schemas.openxmlformats.org/drawingml/2006/picture">
+                  <pic:nvPicPr>
+                    <pic:cNvPr id="0" name="checked"/>
+                    <pic:cNvPicPr/>
+                  </pic:nvPicPr>
+                  <pic:blipFill>
+                    <a:blip r:embed="rId101"/>
+                    <a:stretch>
+                      <a:fillRect/>
+                    </a:stretch>
+                  </pic:blipFill>
+                  <pic:spPr>
+                    <a:xfrm>
+                      <a:off x="0" y="0"/>
+                      <a:ext cx="130000" cy="130000"/>
+                    </a:xfrm>
+                    <a:prstGeom prst="rect">
+                      <a:avLst/>
+                    </a:prstGeom>
+                  </pic:spPr>
+                </pic:pic>
+              </a:graphicData>
+            </a:graphic>
+          </wp:inline>
+        </w:drawing>
+      </w:r>
+      <w:r>
+        <w:rPr>
+          <w:rFonts w:ascii="Baskerville Old Face" w:hAnsi="Baskerville Old Face"/>
+        </w:rPr>
+        <w:t xml:space="preserve"> {/pemanduan_tidak_melayani}{^pemanduan_tidak_melayani}</w:t>
+      </w:r>
+      <w:r>
+        <w:rPr>
+          <w:rFonts w:ascii="Baskerville Old Face" w:hAnsi="Baskerville Old Face"/>
+        </w:rPr>
+        <w:drawing>
+          <wp:inline distT="0" distB="0" distL="0" distR="0">
+            <wp:extent cx="130000" cy="130000"/>
+            <wp:effectExtent l="0" t="0" r="0" b="0"/>
+            <wp:docPr id="900000066" name="unchecked"/>
+            <wp:cNvGraphicFramePr>
+              <a:graphicFrameLocks xmlns:a="http://schemas.openxmlformats.org/drawingml/2006/main" noChangeAspect="1"/>
+            </wp:cNvGraphicFramePr>
+            <a:graphic xmlns:a="http://schemas.openxmlformats.org/drawingml/2006/main">
+              <a:graphicData uri="http://schemas.openxmlformats.org/drawingml/2006/picture">
+                <pic:pic xmlns:pic="http://schemas.openxmlformats.org/drawingml/2006/picture">
+                  <pic:nvPicPr>
+                    <pic:cNvPr id="0" name="unchecked"/>
+                    <pic:cNvPicPr/>
+                  </pic:nvPicPr>
+                  <pic:blipFill>
+                    <a:blip r:embed="rId102"/>
+                    <a:stretch>
+                      <a:fillRect/>
+                    </a:stretch>
+                  </pic:blipFill>
+                  <pic:spPr>
+                    <a:xfrm>
+                      <a:off x="0" y="0"/>
+                      <a:ext cx="130000" cy="130000"/>
+                    </a:xfrm>
+                    <a:prstGeom prst="rect">
+                      <a:avLst/>
+                    </a:prstGeom>
+                  </pic:spPr>
+                </pic:pic>
+              </a:graphicData>
+            </a:graphic>
+          </wp:inline>
+        </w:drawing>
+      </w:r>
+      <w:r>
+        <w:rPr>
+          <w:rFonts w:ascii="Baskerville Old Face" w:hAnsi="Baskerville Old Face"/>
+        </w:rPr>
+        <w:t xml:space="preserve"> {/pemanduan_tidak_melayani}Tidak melayani</w:t>
+      </w:r>
+      <w:r>
+        <w:rPr>
+          <w:rFonts w:ascii="Baskerville Old Face" w:hAnsi="Baskerville Old Face"/>
+        </w:rPr>
+        <w:tab/>
+      </w:r>
+      <w:r>
+        <w:rPr>
+          <w:rFonts w:ascii="Baskerville Old Face" w:hAnsi="Baskerville Old Face"/>
+        </w:rPr>
+        <w:t xml:space="preserve">{#pemanduan_tidak_ada}</w:t>
+      </w:r>
+      <w:r>
+        <w:rPr>
+          <w:rFonts w:ascii="Baskerville Old Face" w:hAnsi="Baskerville Old Face"/>
+        </w:rPr>
+        <w:drawing>
+          <wp:inline distT="0" distB="0" distL="0" distR="0">
+            <wp:extent cx="130000" cy="130000"/>
+            <wp:effectExtent l="0" t="0" r="0" b="0"/>
+            <wp:docPr id="900000067" name="checked"/>
+            <wp:cNvGraphicFramePr>
+              <a:graphicFrameLocks xmlns:a="http://schemas.openxmlformats.org/drawingml/2006/main" noChangeAspect="1"/>
+            </wp:cNvGraphicFramePr>
+            <a:graphic xmlns:a="http://schemas.openxmlformats.org/drawingml/2006/main">
+              <a:graphicData uri="http://schemas.openxmlformats.org/drawingml/2006/picture">
+                <pic:pic xmlns:pic="http://schemas.openxmlformats.org/drawingml/2006/picture">
+                  <pic:nvPicPr>
+                    <pic:cNvPr id="0" name="checked"/>
+                    <pic:cNvPicPr/>
+                  </pic:nvPicPr>
+                  <pic:blipFill>
+                    <a:blip r:embed="rId101"/>
+                    <a:stretch>
+                      <a:fillRect/>
+                    </a:stretch>
+                  </pic:blipFill>
+                  <pic:spPr>
+                    <a:xfrm>
+                      <a:off x="0" y="0"/>
+                      <a:ext cx="130000" cy="130000"/>
+                    </a:xfrm>
+                    <a:prstGeom prst="rect">
+                      <a:avLst/>
+                    </a:prstGeom>
+                  </pic:spPr>
+                </pic:pic>
+              </a:graphicData>
+            </a:graphic>
+          </wp:inline>
+        </w:drawing>
+      </w:r>
+      <w:r>
+        <w:rPr>
+          <w:rFonts w:ascii="Baskerville Old Face" w:hAnsi="Baskerville Old Face"/>
+        </w:rPr>
+        <w:t xml:space="preserve"> {/pemanduan_tidak_ada}{^pemanduan_tidak_ada}</w:t>
+      </w:r>
+      <w:r>
+        <w:rPr>
+          <w:rFonts w:ascii="Baskerville Old Face" w:hAnsi="Baskerville Old Face"/>
+        </w:rPr>
+        <w:drawing>
+          <wp:inline distT="0" distB="0" distL="0" distR="0">
+            <wp:extent cx="130000" cy="130000"/>
+            <wp:effectExtent l="0" t="0" r="0" b="0"/>
+            <wp:docPr id="900000068" name="unchecked"/>
+            <wp:cNvGraphicFramePr>
+              <a:graphicFrameLocks xmlns:a="http://schemas.openxmlformats.org/drawingml/2006/main" noChangeAspect="1"/>
+            </wp:cNvGraphicFramePr>
+            <a:graphic xmlns:a="http://schemas.openxmlformats.org/drawingml/2006/main">
+              <a:graphicData uri="http://schemas.openxmlformats.org/drawingml/2006/picture">
+                <pic:pic xmlns:pic="http://schemas.openxmlformats.org/drawingml/2006/picture">
+                  <pic:nvPicPr>
+                    <pic:cNvPr id="0" name="unchecked"/>
+                    <pic:cNvPicPr/>
+                  </pic:nvPicPr>
+                  <pic:blipFill>
+                    <a:blip r:embed="rId102"/>
+                    <a:stretch>
+                      <a:fillRect/>
+                    </a:stretch>
+                  </pic:blipFill>
+                  <pic:spPr>
+                    <a:xfrm>
+                      <a:off x="0" y="0"/>
+                      <a:ext cx="130000" cy="130000"/>
+                    </a:xfrm>
+                    <a:prstGeom prst="rect">
+                      <a:avLst/>
+                    </a:prstGeom>
+                  </pic:spPr>
+                </pic:pic>
+              </a:graphicData>
+            </a:graphic>
+          </wp:inline>
+        </w:drawing>
+      </w:r>
+      <w:r>
+        <w:rPr>
+          <w:rFonts w:ascii="Baskerville Old Face" w:hAnsi="Baskerville Old Face"/>
+        </w:rPr>
+        <w:t xml:space="preserve"> {/pemanduan_tidak_ada}Tidak ada</w:t>
       </w:r>
     </w:p>
     <w:p>
@@ -4277,35 +7051,30 @@
       <w:r>
         <w:rPr>
           <w:rFonts w:ascii="Baskerville Old Face" w:hAnsi="Baskerville Old Face"/>
-          <w:u w:val="single"/>
-        </w:rPr>
-        <w:tab/>
-      </w:r>
-      <w:r>
-        <w:rPr>
-          <w:rFonts w:ascii="Baskerville Old Face" w:hAnsi="Baskerville Old Face"/>
-          <w:u w:val="single"/>
-        </w:rPr>
-        <w:tab/>
-      </w:r>
-      <w:r>
-        <w:rPr>
-          <w:rFonts w:ascii="Baskerville Old Face" w:hAnsi="Baskerville Old Face"/>
-          <w:u w:val="single"/>
-        </w:rPr>
-        <w:tab/>
-      </w:r>
-      <w:r>
-        <w:rPr>
-          <w:rFonts w:ascii="Baskerville Old Face" w:hAnsi="Baskerville Old Face"/>
-          <w:u w:val="single"/>
-        </w:rPr>
-        <w:tab/>
-      </w:r>
-      <w:r>
-        <w:rPr>
-          <w:rFonts w:ascii="Baskerville Old Face" w:hAnsi="Baskerville Old Face"/>
-          <w:u w:val="single"/>
+        </w:rPr>
+        <w:tab/>
+      </w:r>
+      <w:r>
+        <w:rPr>
+          <w:rFonts w:ascii="Baskerville Old Face" w:hAnsi="Baskerville Old Face"/>
+        </w:rPr>
+        <w:tab/>
+      </w:r>
+      <w:r>
+        <w:rPr>
+          <w:rFonts w:ascii="Baskerville Old Face" w:hAnsi="Baskerville Old Face"/>
+        </w:rPr>
+        <w:tab/>
+      </w:r>
+      <w:r>
+        <w:rPr>
+          <w:rFonts w:ascii="Baskerville Old Face" w:hAnsi="Baskerville Old Face"/>
+        </w:rPr>
+        <w:tab/>
+      </w:r>
+      <w:r>
+        <w:rPr>
+          <w:rFonts w:ascii="Baskerville Old Face" w:hAnsi="Baskerville Old Face"/>
           <w:lang w:val="id-ID"/>
         </w:rPr>
         <w:tab/>
@@ -4313,7 +7082,6 @@
       <w:r>
         <w:rPr>
           <w:rFonts w:ascii="Baskerville Old Face" w:hAnsi="Baskerville Old Face"/>
-          <w:u w:val="single"/>
         </w:rPr>
         <w:tab/>
       </w:r>
@@ -4381,42 +7149,36 @@
       <w:r>
         <w:rPr>
           <w:rFonts w:ascii="Baskerville Old Face" w:hAnsi="Baskerville Old Face"/>
-          <w:u w:val="single"/>
-        </w:rPr>
-        <w:tab/>
-      </w:r>
-      <w:r>
-        <w:rPr>
-          <w:rFonts w:ascii="Baskerville Old Face" w:hAnsi="Baskerville Old Face"/>
-          <w:u w:val="single"/>
-        </w:rPr>
-        <w:tab/>
-      </w:r>
-      <w:r>
-        <w:rPr>
-          <w:rFonts w:ascii="Baskerville Old Face" w:hAnsi="Baskerville Old Face"/>
-          <w:u w:val="single"/>
-        </w:rPr>
-        <w:tab/>
-      </w:r>
-      <w:r>
-        <w:rPr>
-          <w:rFonts w:ascii="Baskerville Old Face" w:hAnsi="Baskerville Old Face"/>
-          <w:u w:val="single"/>
-        </w:rPr>
-        <w:tab/>
-      </w:r>
-      <w:r>
-        <w:rPr>
-          <w:rFonts w:ascii="Baskerville Old Face" w:hAnsi="Baskerville Old Face"/>
-          <w:u w:val="single"/>
-        </w:rPr>
-        <w:tab/>
-      </w:r>
-      <w:r>
-        <w:rPr>
-          <w:rFonts w:ascii="Baskerville Old Face" w:hAnsi="Baskerville Old Face"/>
-          <w:u w:val="single"/>
+        </w:rPr>
+        <w:tab/>
+      </w:r>
+      <w:r>
+        <w:rPr>
+          <w:rFonts w:ascii="Baskerville Old Face" w:hAnsi="Baskerville Old Face"/>
+        </w:rPr>
+        <w:tab/>
+      </w:r>
+      <w:r>
+        <w:rPr>
+          <w:rFonts w:ascii="Baskerville Old Face" w:hAnsi="Baskerville Old Face"/>
+        </w:rPr>
+        <w:tab/>
+      </w:r>
+      <w:r>
+        <w:rPr>
+          <w:rFonts w:ascii="Baskerville Old Face" w:hAnsi="Baskerville Old Face"/>
+        </w:rPr>
+        <w:tab/>
+      </w:r>
+      <w:r>
+        <w:rPr>
+          <w:rFonts w:ascii="Baskerville Old Face" w:hAnsi="Baskerville Old Face"/>
+        </w:rPr>
+        <w:tab/>
+      </w:r>
+      <w:r>
+        <w:rPr>
+          <w:rFonts w:ascii="Baskerville Old Face" w:hAnsi="Baskerville Old Face"/>
         </w:rPr>
         <w:tab/>
       </w:r>
@@ -4472,14 +7234,12 @@
       <w:r>
         <w:rPr>
           <w:rFonts w:ascii="Baskerville Old Face" w:hAnsi="Baskerville Old Face"/>
-          <w:u w:val="single"/>
-        </w:rPr>
-        <w:tab/>
-      </w:r>
-      <w:r>
-        <w:rPr>
-          <w:rFonts w:ascii="Baskerville Old Face" w:hAnsi="Baskerville Old Face"/>
-          <w:u w:val="single"/>
+        </w:rPr>
+        <w:tab/>
+      </w:r>
+      <w:r>
+        <w:rPr>
+          <w:rFonts w:ascii="Baskerville Old Face" w:hAnsi="Baskerville Old Face"/>
         </w:rPr>
         <w:tab/>
       </w:r>
@@ -4541,7 +7301,6 @@
       <w:r>
         <w:rPr>
           <w:rFonts w:ascii="Baskerville Old Face" w:hAnsi="Baskerville Old Face"/>
-          <w:u w:val="single"/>
         </w:rPr>
         <w:t xml:space="preserve">                 </w:t>
       </w:r>
@@ -4566,14 +7325,12 @@
       <w:r>
         <w:rPr>
           <w:rFonts w:ascii="Baskerville Old Face" w:hAnsi="Baskerville Old Face"/>
-          <w:u w:val="single"/>
-        </w:rPr>
-        <w:tab/>
-      </w:r>
-      <w:r>
-        <w:rPr>
-          <w:rFonts w:ascii="Baskerville Old Face" w:hAnsi="Baskerville Old Face"/>
-          <w:u w:val="single"/>
+        </w:rPr>
+        <w:tab/>
+      </w:r>
+      <w:r>
+        <w:rPr>
+          <w:rFonts w:ascii="Baskerville Old Face" w:hAnsi="Baskerville Old Face"/>
         </w:rPr>
         <w:t xml:space="preserve">  </w:t>
       </w:r>
@@ -4676,7 +7433,6 @@
       <w:r>
         <w:rPr>
           <w:rFonts w:ascii="Baskerville Old Face" w:hAnsi="Baskerville Old Face"/>
-          <w:u w:val="single"/>
         </w:rPr>
         <w:t xml:space="preserve">                 </w:t>
       </w:r>
@@ -4701,14 +7457,12 @@
       <w:r>
         <w:rPr>
           <w:rFonts w:ascii="Baskerville Old Face" w:hAnsi="Baskerville Old Face"/>
-          <w:u w:val="single"/>
-        </w:rPr>
-        <w:tab/>
-      </w:r>
-      <w:r>
-        <w:rPr>
-          <w:rFonts w:ascii="Baskerville Old Face" w:hAnsi="Baskerville Old Face"/>
-          <w:u w:val="single"/>
+        </w:rPr>
+        <w:tab/>
+      </w:r>
+      <w:r>
+        <w:rPr>
+          <w:rFonts w:ascii="Baskerville Old Face" w:hAnsi="Baskerville Old Face"/>
         </w:rPr>
         <w:t xml:space="preserve">  </w:t>
       </w:r>
@@ -6053,14 +8807,12 @@
       <w:r>
         <w:rPr>
           <w:rFonts w:ascii="Baskerville Old Face" w:hAnsi="Baskerville Old Face"/>
-          <w:u w:val="single"/>
-        </w:rPr>
-        <w:tab/>
-      </w:r>
-      <w:r>
-        <w:rPr>
-          <w:rFonts w:ascii="Baskerville Old Face" w:hAnsi="Baskerville Old Face"/>
-          <w:u w:val="single"/>
+        </w:rPr>
+        <w:tab/>
+      </w:r>
+      <w:r>
+        <w:rPr>
+          <w:rFonts w:ascii="Baskerville Old Face" w:hAnsi="Baskerville Old Face"/>
         </w:rPr>
         <w:tab/>
       </w:r>
@@ -6126,14 +8878,12 @@
       <w:r>
         <w:rPr>
           <w:rFonts w:ascii="Baskerville Old Face" w:hAnsi="Baskerville Old Face"/>
-          <w:u w:val="single"/>
-        </w:rPr>
-        <w:tab/>
-      </w:r>
-      <w:r>
-        <w:rPr>
-          <w:rFonts w:ascii="Baskerville Old Face" w:hAnsi="Baskerville Old Face"/>
-          <w:u w:val="single"/>
+        </w:rPr>
+        <w:tab/>
+      </w:r>
+      <w:r>
+        <w:rPr>
+          <w:rFonts w:ascii="Baskerville Old Face" w:hAnsi="Baskerville Old Face"/>
         </w:rPr>
         <w:tab/>
       </w:r>
@@ -6218,14 +8968,12 @@
       <w:r>
         <w:rPr>
           <w:rFonts w:ascii="Baskerville Old Face" w:hAnsi="Baskerville Old Face"/>
-          <w:u w:val="single"/>
-        </w:rPr>
-        <w:tab/>
-      </w:r>
-      <w:r>
-        <w:rPr>
-          <w:rFonts w:ascii="Baskerville Old Face" w:hAnsi="Baskerville Old Face"/>
-          <w:u w:val="single"/>
+        </w:rPr>
+        <w:tab/>
+      </w:r>
+      <w:r>
+        <w:rPr>
+          <w:rFonts w:ascii="Baskerville Old Face" w:hAnsi="Baskerville Old Face"/>
         </w:rPr>
         <w:tab/>
       </w:r>
@@ -6291,14 +9039,12 @@
       <w:r>
         <w:rPr>
           <w:rFonts w:ascii="Baskerville Old Face" w:hAnsi="Baskerville Old Face"/>
-          <w:u w:val="single"/>
-        </w:rPr>
-        <w:tab/>
-      </w:r>
-      <w:r>
-        <w:rPr>
-          <w:rFonts w:ascii="Baskerville Old Face" w:hAnsi="Baskerville Old Face"/>
-          <w:u w:val="single"/>
+        </w:rPr>
+        <w:tab/>
+      </w:r>
+      <w:r>
+        <w:rPr>
+          <w:rFonts w:ascii="Baskerville Old Face" w:hAnsi="Baskerville Old Face"/>
         </w:rPr>
         <w:tab/>
       </w:r>
@@ -6356,32 +9102,208 @@
           <w:rFonts w:ascii="Baskerville Old Face" w:hAnsi="Baskerville Old Face"/>
           <w:noProof/>
         </w:rPr>
-        <w:pict>
-          <v:roundrect id="_x0000_s1125" style="position:absolute;left:0;text-align:left;margin-left:82.05pt;margin-top:.55pt;width:10.7pt;height:10.65pt;z-index:251675136" arcsize="10923f" fillcolor="#c6d9f1"/>
-        </w:pict>
       </w:r>
       <w:r>
         <w:rPr>
           <w:rFonts w:ascii="Baskerville Old Face" w:hAnsi="Baskerville Old Face"/>
           <w:noProof/>
         </w:rPr>
-        <w:pict>
-          <v:roundrect id="_x0000_s1126" style="position:absolute;left:0;text-align:left;margin-left:153.3pt;margin-top:.55pt;width:10.7pt;height:10.65pt;z-index:251676160" arcsize="10923f" fillcolor="#c6d9f1"/>
-        </w:pict>
-      </w:r>
-      <w:r>
-        <w:rPr>
-          <w:rFonts w:ascii="Baskerville Old Face" w:hAnsi="Baskerville Old Face"/>
-        </w:rPr>
-        <w:tab/>
-        <w:t>{#container_yard_ada}[X] {/container_yard_ada}{^container_yard_ada}[ ] {/container_yard_ada}Ada</w:t>
-      </w:r>
-      <w:r>
-        <w:rPr>
-          <w:rFonts w:ascii="Baskerville Old Face" w:hAnsi="Baskerville Old Face"/>
-        </w:rPr>
-        <w:tab/>
-        <w:t>{#container_yard_tidak_ada}[X] {/container_yard_tidak_ada}{^container_yard_tidak_ada}[ ] {/container_yard_tidak_ada}Tidak ada</w:t>
+      </w:r>
+      <w:r>
+        <w:rPr>
+          <w:rFonts w:ascii="Baskerville Old Face" w:hAnsi="Baskerville Old Face"/>
+        </w:rPr>
+        <w:t xml:space="preserve">{#container_yard_ada}</w:t>
+      </w:r>
+      <w:r>
+        <w:rPr>
+          <w:rFonts w:ascii="Baskerville Old Face" w:hAnsi="Baskerville Old Face"/>
+        </w:rPr>
+        <w:drawing>
+          <wp:inline distT="0" distB="0" distL="0" distR="0">
+            <wp:extent cx="130000" cy="130000"/>
+            <wp:effectExtent l="0" t="0" r="0" b="0"/>
+            <wp:docPr id="900000069" name="checked"/>
+            <wp:cNvGraphicFramePr>
+              <a:graphicFrameLocks xmlns:a="http://schemas.openxmlformats.org/drawingml/2006/main" noChangeAspect="1"/>
+            </wp:cNvGraphicFramePr>
+            <a:graphic xmlns:a="http://schemas.openxmlformats.org/drawingml/2006/main">
+              <a:graphicData uri="http://schemas.openxmlformats.org/drawingml/2006/picture">
+                <pic:pic xmlns:pic="http://schemas.openxmlformats.org/drawingml/2006/picture">
+                  <pic:nvPicPr>
+                    <pic:cNvPr id="0" name="checked"/>
+                    <pic:cNvPicPr/>
+                  </pic:nvPicPr>
+                  <pic:blipFill>
+                    <a:blip r:embed="rId101"/>
+                    <a:stretch>
+                      <a:fillRect/>
+                    </a:stretch>
+                  </pic:blipFill>
+                  <pic:spPr>
+                    <a:xfrm>
+                      <a:off x="0" y="0"/>
+                      <a:ext cx="130000" cy="130000"/>
+                    </a:xfrm>
+                    <a:prstGeom prst="rect">
+                      <a:avLst/>
+                    </a:prstGeom>
+                  </pic:spPr>
+                </pic:pic>
+              </a:graphicData>
+            </a:graphic>
+          </wp:inline>
+        </w:drawing>
+      </w:r>
+      <w:r>
+        <w:rPr>
+          <w:rFonts w:ascii="Baskerville Old Face" w:hAnsi="Baskerville Old Face"/>
+        </w:rPr>
+        <w:t xml:space="preserve"> {/container_yard_ada}{^container_yard_ada}</w:t>
+      </w:r>
+      <w:r>
+        <w:rPr>
+          <w:rFonts w:ascii="Baskerville Old Face" w:hAnsi="Baskerville Old Face"/>
+        </w:rPr>
+        <w:drawing>
+          <wp:inline distT="0" distB="0" distL="0" distR="0">
+            <wp:extent cx="130000" cy="130000"/>
+            <wp:effectExtent l="0" t="0" r="0" b="0"/>
+            <wp:docPr id="900000070" name="unchecked"/>
+            <wp:cNvGraphicFramePr>
+              <a:graphicFrameLocks xmlns:a="http://schemas.openxmlformats.org/drawingml/2006/main" noChangeAspect="1"/>
+            </wp:cNvGraphicFramePr>
+            <a:graphic xmlns:a="http://schemas.openxmlformats.org/drawingml/2006/main">
+              <a:graphicData uri="http://schemas.openxmlformats.org/drawingml/2006/picture">
+                <pic:pic xmlns:pic="http://schemas.openxmlformats.org/drawingml/2006/picture">
+                  <pic:nvPicPr>
+                    <pic:cNvPr id="0" name="unchecked"/>
+                    <pic:cNvPicPr/>
+                  </pic:nvPicPr>
+                  <pic:blipFill>
+                    <a:blip r:embed="rId102"/>
+                    <a:stretch>
+                      <a:fillRect/>
+                    </a:stretch>
+                  </pic:blipFill>
+                  <pic:spPr>
+                    <a:xfrm>
+                      <a:off x="0" y="0"/>
+                      <a:ext cx="130000" cy="130000"/>
+                    </a:xfrm>
+                    <a:prstGeom prst="rect">
+                      <a:avLst/>
+                    </a:prstGeom>
+                  </pic:spPr>
+                </pic:pic>
+              </a:graphicData>
+            </a:graphic>
+          </wp:inline>
+        </w:drawing>
+      </w:r>
+      <w:r>
+        <w:rPr>
+          <w:rFonts w:ascii="Baskerville Old Face" w:hAnsi="Baskerville Old Face"/>
+        </w:rPr>
+        <w:t xml:space="preserve"> {/container_yard_ada}Ada</w:t>
+      </w:r>
+      <w:r>
+        <w:rPr>
+          <w:rFonts w:ascii="Baskerville Old Face" w:hAnsi="Baskerville Old Face"/>
+        </w:rPr>
+        <w:t xml:space="preserve">{#container_yard_tidak_ada}</w:t>
+      </w:r>
+      <w:r>
+        <w:rPr>
+          <w:rFonts w:ascii="Baskerville Old Face" w:hAnsi="Baskerville Old Face"/>
+        </w:rPr>
+        <w:drawing>
+          <wp:inline distT="0" distB="0" distL="0" distR="0">
+            <wp:extent cx="130000" cy="130000"/>
+            <wp:effectExtent l="0" t="0" r="0" b="0"/>
+            <wp:docPr id="900000071" name="checked"/>
+            <wp:cNvGraphicFramePr>
+              <a:graphicFrameLocks xmlns:a="http://schemas.openxmlformats.org/drawingml/2006/main" noChangeAspect="1"/>
+            </wp:cNvGraphicFramePr>
+            <a:graphic xmlns:a="http://schemas.openxmlformats.org/drawingml/2006/main">
+              <a:graphicData uri="http://schemas.openxmlformats.org/drawingml/2006/picture">
+                <pic:pic xmlns:pic="http://schemas.openxmlformats.org/drawingml/2006/picture">
+                  <pic:nvPicPr>
+                    <pic:cNvPr id="0" name="checked"/>
+                    <pic:cNvPicPr/>
+                  </pic:nvPicPr>
+                  <pic:blipFill>
+                    <a:blip r:embed="rId101"/>
+                    <a:stretch>
+                      <a:fillRect/>
+                    </a:stretch>
+                  </pic:blipFill>
+                  <pic:spPr>
+                    <a:xfrm>
+                      <a:off x="0" y="0"/>
+                      <a:ext cx="130000" cy="130000"/>
+                    </a:xfrm>
+                    <a:prstGeom prst="rect">
+                      <a:avLst/>
+                    </a:prstGeom>
+                  </pic:spPr>
+                </pic:pic>
+              </a:graphicData>
+            </a:graphic>
+          </wp:inline>
+        </w:drawing>
+      </w:r>
+      <w:r>
+        <w:rPr>
+          <w:rFonts w:ascii="Baskerville Old Face" w:hAnsi="Baskerville Old Face"/>
+        </w:rPr>
+        <w:t xml:space="preserve"> {/container_yard_tidak_ada}{^container_yard_tidak_ada}</w:t>
+      </w:r>
+      <w:r>
+        <w:rPr>
+          <w:rFonts w:ascii="Baskerville Old Face" w:hAnsi="Baskerville Old Face"/>
+        </w:rPr>
+        <w:drawing>
+          <wp:inline distT="0" distB="0" distL="0" distR="0">
+            <wp:extent cx="130000" cy="130000"/>
+            <wp:effectExtent l="0" t="0" r="0" b="0"/>
+            <wp:docPr id="900000072" name="unchecked"/>
+            <wp:cNvGraphicFramePr>
+              <a:graphicFrameLocks xmlns:a="http://schemas.openxmlformats.org/drawingml/2006/main" noChangeAspect="1"/>
+            </wp:cNvGraphicFramePr>
+            <a:graphic xmlns:a="http://schemas.openxmlformats.org/drawingml/2006/main">
+              <a:graphicData uri="http://schemas.openxmlformats.org/drawingml/2006/picture">
+                <pic:pic xmlns:pic="http://schemas.openxmlformats.org/drawingml/2006/picture">
+                  <pic:nvPicPr>
+                    <pic:cNvPr id="0" name="unchecked"/>
+                    <pic:cNvPicPr/>
+                  </pic:nvPicPr>
+                  <pic:blipFill>
+                    <a:blip r:embed="rId102"/>
+                    <a:stretch>
+                      <a:fillRect/>
+                    </a:stretch>
+                  </pic:blipFill>
+                  <pic:spPr>
+                    <a:xfrm>
+                      <a:off x="0" y="0"/>
+                      <a:ext cx="130000" cy="130000"/>
+                    </a:xfrm>
+                    <a:prstGeom prst="rect">
+                      <a:avLst/>
+                    </a:prstGeom>
+                  </pic:spPr>
+                </pic:pic>
+              </a:graphicData>
+            </a:graphic>
+          </wp:inline>
+        </w:drawing>
+      </w:r>
+      <w:r>
+        <w:rPr>
+          <w:rFonts w:ascii="Baskerville Old Face" w:hAnsi="Baskerville Old Face"/>
+        </w:rPr>
+        <w:t xml:space="preserve"> {/container_yard_tidak_ada}Tidak ada</w:t>
       </w:r>
     </w:p>
     <w:p>
@@ -6459,21 +9381,18 @@
       <w:r>
         <w:rPr>
           <w:rFonts w:ascii="Baskerville Old Face" w:hAnsi="Baskerville Old Face"/>
-          <w:u w:val="single"/>
-        </w:rPr>
-        <w:tab/>
-      </w:r>
-      <w:r>
-        <w:rPr>
-          <w:rFonts w:ascii="Baskerville Old Face" w:hAnsi="Baskerville Old Face"/>
-          <w:u w:val="single"/>
-        </w:rPr>
-        <w:tab/>
-      </w:r>
-      <w:r>
-        <w:rPr>
-          <w:rFonts w:ascii="Baskerville Old Face" w:hAnsi="Baskerville Old Face"/>
-          <w:u w:val="single"/>
+        </w:rPr>
+        <w:tab/>
+      </w:r>
+      <w:r>
+        <w:rPr>
+          <w:rFonts w:ascii="Baskerville Old Face" w:hAnsi="Baskerville Old Face"/>
+        </w:rPr>
+        <w:tab/>
+      </w:r>
+      <w:r>
+        <w:rPr>
+          <w:rFonts w:ascii="Baskerville Old Face" w:hAnsi="Baskerville Old Face"/>
         </w:rPr>
         <w:tab/>
       </w:r>
@@ -6538,21 +9457,18 @@
       <w:r>
         <w:rPr>
           <w:rFonts w:ascii="Baskerville Old Face" w:hAnsi="Baskerville Old Face"/>
-          <w:u w:val="single"/>
-        </w:rPr>
-        <w:tab/>
-      </w:r>
-      <w:r>
-        <w:rPr>
-          <w:rFonts w:ascii="Baskerville Old Face" w:hAnsi="Baskerville Old Face"/>
-          <w:u w:val="single"/>
-        </w:rPr>
-        <w:tab/>
-      </w:r>
-      <w:r>
-        <w:rPr>
-          <w:rFonts w:ascii="Baskerville Old Face" w:hAnsi="Baskerville Old Face"/>
-          <w:u w:val="single"/>
+        </w:rPr>
+        <w:tab/>
+      </w:r>
+      <w:r>
+        <w:rPr>
+          <w:rFonts w:ascii="Baskerville Old Face" w:hAnsi="Baskerville Old Face"/>
+        </w:rPr>
+        <w:tab/>
+      </w:r>
+      <w:r>
+        <w:rPr>
+          <w:rFonts w:ascii="Baskerville Old Face" w:hAnsi="Baskerville Old Face"/>
         </w:rPr>
         <w:tab/>
       </w:r>
@@ -6643,21 +9559,18 @@
       <w:r>
         <w:rPr>
           <w:rFonts w:ascii="Baskerville Old Face" w:hAnsi="Baskerville Old Face"/>
-          <w:u w:val="single"/>
-        </w:rPr>
-        <w:tab/>
-      </w:r>
-      <w:r>
-        <w:rPr>
-          <w:rFonts w:ascii="Baskerville Old Face" w:hAnsi="Baskerville Old Face"/>
-          <w:u w:val="single"/>
-        </w:rPr>
-        <w:tab/>
-      </w:r>
-      <w:r>
-        <w:rPr>
-          <w:rFonts w:ascii="Baskerville Old Face" w:hAnsi="Baskerville Old Face"/>
-          <w:u w:val="single"/>
+        </w:rPr>
+        <w:tab/>
+      </w:r>
+      <w:r>
+        <w:rPr>
+          <w:rFonts w:ascii="Baskerville Old Face" w:hAnsi="Baskerville Old Face"/>
+        </w:rPr>
+        <w:tab/>
+      </w:r>
+      <w:r>
+        <w:rPr>
+          <w:rFonts w:ascii="Baskerville Old Face" w:hAnsi="Baskerville Old Face"/>
         </w:rPr>
         <w:tab/>
       </w:r>
@@ -6759,21 +9672,18 @@
       <w:r>
         <w:rPr>
           <w:rFonts w:ascii="Baskerville Old Face" w:hAnsi="Baskerville Old Face"/>
-          <w:u w:val="single"/>
-        </w:rPr>
-        <w:tab/>
-      </w:r>
-      <w:r>
-        <w:rPr>
-          <w:rFonts w:ascii="Baskerville Old Face" w:hAnsi="Baskerville Old Face"/>
-          <w:u w:val="single"/>
-        </w:rPr>
-        <w:tab/>
-      </w:r>
-      <w:r>
-        <w:rPr>
-          <w:rFonts w:ascii="Baskerville Old Face" w:hAnsi="Baskerville Old Face"/>
-          <w:u w:val="single"/>
+        </w:rPr>
+        <w:tab/>
+      </w:r>
+      <w:r>
+        <w:rPr>
+          <w:rFonts w:ascii="Baskerville Old Face" w:hAnsi="Baskerville Old Face"/>
+        </w:rPr>
+        <w:tab/>
+      </w:r>
+      <w:r>
+        <w:rPr>
+          <w:rFonts w:ascii="Baskerville Old Face" w:hAnsi="Baskerville Old Face"/>
         </w:rPr>
         <w:tab/>
       </w:r>
@@ -6826,21 +9736,18 @@
       <w:r>
         <w:rPr>
           <w:rFonts w:ascii="Baskerville Old Face" w:hAnsi="Baskerville Old Face"/>
-          <w:u w:val="single"/>
-        </w:rPr>
-        <w:tab/>
-      </w:r>
-      <w:r>
-        <w:rPr>
-          <w:rFonts w:ascii="Baskerville Old Face" w:hAnsi="Baskerville Old Face"/>
-          <w:u w:val="single"/>
-        </w:rPr>
-        <w:tab/>
-      </w:r>
-      <w:r>
-        <w:rPr>
-          <w:rFonts w:ascii="Baskerville Old Face" w:hAnsi="Baskerville Old Face"/>
-          <w:u w:val="single"/>
+        </w:rPr>
+        <w:tab/>
+      </w:r>
+      <w:r>
+        <w:rPr>
+          <w:rFonts w:ascii="Baskerville Old Face" w:hAnsi="Baskerville Old Face"/>
+        </w:rPr>
+        <w:tab/>
+      </w:r>
+      <w:r>
+        <w:rPr>
+          <w:rFonts w:ascii="Baskerville Old Face" w:hAnsi="Baskerville Old Face"/>
         </w:rPr>
         <w:tab/>
       </w:r>
@@ -6944,21 +9851,18 @@
       <w:r>
         <w:rPr>
           <w:rFonts w:ascii="Baskerville Old Face" w:hAnsi="Baskerville Old Face"/>
-          <w:u w:val="single"/>
-        </w:rPr>
-        <w:tab/>
-      </w:r>
-      <w:r>
-        <w:rPr>
-          <w:rFonts w:ascii="Baskerville Old Face" w:hAnsi="Baskerville Old Face"/>
-          <w:u w:val="single"/>
-        </w:rPr>
-        <w:tab/>
-      </w:r>
-      <w:r>
-        <w:rPr>
-          <w:rFonts w:ascii="Baskerville Old Face" w:hAnsi="Baskerville Old Face"/>
-          <w:u w:val="single"/>
+        </w:rPr>
+        <w:tab/>
+      </w:r>
+      <w:r>
+        <w:rPr>
+          <w:rFonts w:ascii="Baskerville Old Face" w:hAnsi="Baskerville Old Face"/>
+        </w:rPr>
+        <w:tab/>
+      </w:r>
+      <w:r>
+        <w:rPr>
+          <w:rFonts w:ascii="Baskerville Old Face" w:hAnsi="Baskerville Old Face"/>
         </w:rPr>
         <w:tab/>
       </w:r>
@@ -7023,21 +9927,18 @@
       <w:r>
         <w:rPr>
           <w:rFonts w:ascii="Baskerville Old Face" w:hAnsi="Baskerville Old Face"/>
-          <w:u w:val="single"/>
-        </w:rPr>
-        <w:tab/>
-      </w:r>
-      <w:r>
-        <w:rPr>
-          <w:rFonts w:ascii="Baskerville Old Face" w:hAnsi="Baskerville Old Face"/>
-          <w:u w:val="single"/>
-        </w:rPr>
-        <w:tab/>
-      </w:r>
-      <w:r>
-        <w:rPr>
-          <w:rFonts w:ascii="Baskerville Old Face" w:hAnsi="Baskerville Old Face"/>
-          <w:u w:val="single"/>
+        </w:rPr>
+        <w:tab/>
+      </w:r>
+      <w:r>
+        <w:rPr>
+          <w:rFonts w:ascii="Baskerville Old Face" w:hAnsi="Baskerville Old Face"/>
+        </w:rPr>
+        <w:tab/>
+      </w:r>
+      <w:r>
+        <w:rPr>
+          <w:rFonts w:ascii="Baskerville Old Face" w:hAnsi="Baskerville Old Face"/>
         </w:rPr>
         <w:tab/>
       </w:r>
@@ -7115,21 +10016,18 @@
       <w:r>
         <w:rPr>
           <w:rFonts w:ascii="Baskerville Old Face" w:hAnsi="Baskerville Old Face"/>
-          <w:u w:val="single"/>
-        </w:rPr>
-        <w:tab/>
-      </w:r>
-      <w:r>
-        <w:rPr>
-          <w:rFonts w:ascii="Baskerville Old Face" w:hAnsi="Baskerville Old Face"/>
-          <w:u w:val="single"/>
-        </w:rPr>
-        <w:tab/>
-      </w:r>
-      <w:r>
-        <w:rPr>
-          <w:rFonts w:ascii="Baskerville Old Face" w:hAnsi="Baskerville Old Face"/>
-          <w:u w:val="single"/>
+        </w:rPr>
+        <w:tab/>
+      </w:r>
+      <w:r>
+        <w:rPr>
+          <w:rFonts w:ascii="Baskerville Old Face" w:hAnsi="Baskerville Old Face"/>
+        </w:rPr>
+        <w:tab/>
+      </w:r>
+      <w:r>
+        <w:rPr>
+          <w:rFonts w:ascii="Baskerville Old Face" w:hAnsi="Baskerville Old Face"/>
         </w:rPr>
         <w:tab/>
       </w:r>
@@ -7207,21 +10105,18 @@
       <w:r>
         <w:rPr>
           <w:rFonts w:ascii="Baskerville Old Face" w:hAnsi="Baskerville Old Face"/>
-          <w:u w:val="single"/>
-        </w:rPr>
-        <w:tab/>
-      </w:r>
-      <w:r>
-        <w:rPr>
-          <w:rFonts w:ascii="Baskerville Old Face" w:hAnsi="Baskerville Old Face"/>
-          <w:u w:val="single"/>
-        </w:rPr>
-        <w:tab/>
-      </w:r>
-      <w:r>
-        <w:rPr>
-          <w:rFonts w:ascii="Baskerville Old Face" w:hAnsi="Baskerville Old Face"/>
-          <w:u w:val="single"/>
+        </w:rPr>
+        <w:tab/>
+      </w:r>
+      <w:r>
+        <w:rPr>
+          <w:rFonts w:ascii="Baskerville Old Face" w:hAnsi="Baskerville Old Face"/>
+        </w:rPr>
+        <w:tab/>
+      </w:r>
+      <w:r>
+        <w:rPr>
+          <w:rFonts w:ascii="Baskerville Old Face" w:hAnsi="Baskerville Old Face"/>
         </w:rPr>
         <w:tab/>
       </w:r>
@@ -7285,32 +10180,208 @@
           <w:rFonts w:ascii="Baskerville Old Face" w:hAnsi="Baskerville Old Face"/>
           <w:noProof/>
         </w:rPr>
-        <w:pict>
-          <v:roundrect id="_x0000_s1127" style="position:absolute;left:0;text-align:left;margin-left:81.3pt;margin-top:1.35pt;width:10.7pt;height:10.65pt;z-index:251677184" arcsize="10923f" fillcolor="#c6d9f1"/>
-        </w:pict>
       </w:r>
       <w:r>
         <w:rPr>
           <w:rFonts w:ascii="Baskerville Old Face" w:hAnsi="Baskerville Old Face"/>
           <w:noProof/>
         </w:rPr>
-        <w:pict>
-          <v:roundrect id="_x0000_s1128" style="position:absolute;left:0;text-align:left;margin-left:152.55pt;margin-top:1.35pt;width:10.7pt;height:10.65pt;z-index:251678208" arcsize="10923f" fillcolor="#c6d9f1"/>
-        </w:pict>
-      </w:r>
-      <w:r>
-        <w:rPr>
-          <w:rFonts w:ascii="Baskerville Old Face" w:hAnsi="Baskerville Old Face"/>
-        </w:rPr>
-        <w:tab/>
-        <w:t>{#limbah_ada}[X] {/limbah_ada}{^limbah_ada}[ ] {/limbah_ada}Ada</w:t>
-      </w:r>
-      <w:r>
-        <w:rPr>
-          <w:rFonts w:ascii="Baskerville Old Face" w:hAnsi="Baskerville Old Face"/>
-        </w:rPr>
-        <w:tab/>
-        <w:t>{#limbah_tidak_ada}[X] {/limbah_tidak_ada}{^limbah_tidak_ada}[ ] {/limbah_tidak_ada}Tidak ada</w:t>
+      </w:r>
+      <w:r>
+        <w:rPr>
+          <w:rFonts w:ascii="Baskerville Old Face" w:hAnsi="Baskerville Old Face"/>
+        </w:rPr>
+        <w:t xml:space="preserve">{#limbah_ada}</w:t>
+      </w:r>
+      <w:r>
+        <w:rPr>
+          <w:rFonts w:ascii="Baskerville Old Face" w:hAnsi="Baskerville Old Face"/>
+        </w:rPr>
+        <w:drawing>
+          <wp:inline distT="0" distB="0" distL="0" distR="0">
+            <wp:extent cx="130000" cy="130000"/>
+            <wp:effectExtent l="0" t="0" r="0" b="0"/>
+            <wp:docPr id="900000073" name="checked"/>
+            <wp:cNvGraphicFramePr>
+              <a:graphicFrameLocks xmlns:a="http://schemas.openxmlformats.org/drawingml/2006/main" noChangeAspect="1"/>
+            </wp:cNvGraphicFramePr>
+            <a:graphic xmlns:a="http://schemas.openxmlformats.org/drawingml/2006/main">
+              <a:graphicData uri="http://schemas.openxmlformats.org/drawingml/2006/picture">
+                <pic:pic xmlns:pic="http://schemas.openxmlformats.org/drawingml/2006/picture">
+                  <pic:nvPicPr>
+                    <pic:cNvPr id="0" name="checked"/>
+                    <pic:cNvPicPr/>
+                  </pic:nvPicPr>
+                  <pic:blipFill>
+                    <a:blip r:embed="rId101"/>
+                    <a:stretch>
+                      <a:fillRect/>
+                    </a:stretch>
+                  </pic:blipFill>
+                  <pic:spPr>
+                    <a:xfrm>
+                      <a:off x="0" y="0"/>
+                      <a:ext cx="130000" cy="130000"/>
+                    </a:xfrm>
+                    <a:prstGeom prst="rect">
+                      <a:avLst/>
+                    </a:prstGeom>
+                  </pic:spPr>
+                </pic:pic>
+              </a:graphicData>
+            </a:graphic>
+          </wp:inline>
+        </w:drawing>
+      </w:r>
+      <w:r>
+        <w:rPr>
+          <w:rFonts w:ascii="Baskerville Old Face" w:hAnsi="Baskerville Old Face"/>
+        </w:rPr>
+        <w:t xml:space="preserve"> {/limbah_ada}{^limbah_ada}</w:t>
+      </w:r>
+      <w:r>
+        <w:rPr>
+          <w:rFonts w:ascii="Baskerville Old Face" w:hAnsi="Baskerville Old Face"/>
+        </w:rPr>
+        <w:drawing>
+          <wp:inline distT="0" distB="0" distL="0" distR="0">
+            <wp:extent cx="130000" cy="130000"/>
+            <wp:effectExtent l="0" t="0" r="0" b="0"/>
+            <wp:docPr id="900000074" name="unchecked"/>
+            <wp:cNvGraphicFramePr>
+              <a:graphicFrameLocks xmlns:a="http://schemas.openxmlformats.org/drawingml/2006/main" noChangeAspect="1"/>
+            </wp:cNvGraphicFramePr>
+            <a:graphic xmlns:a="http://schemas.openxmlformats.org/drawingml/2006/main">
+              <a:graphicData uri="http://schemas.openxmlformats.org/drawingml/2006/picture">
+                <pic:pic xmlns:pic="http://schemas.openxmlformats.org/drawingml/2006/picture">
+                  <pic:nvPicPr>
+                    <pic:cNvPr id="0" name="unchecked"/>
+                    <pic:cNvPicPr/>
+                  </pic:nvPicPr>
+                  <pic:blipFill>
+                    <a:blip r:embed="rId102"/>
+                    <a:stretch>
+                      <a:fillRect/>
+                    </a:stretch>
+                  </pic:blipFill>
+                  <pic:spPr>
+                    <a:xfrm>
+                      <a:off x="0" y="0"/>
+                      <a:ext cx="130000" cy="130000"/>
+                    </a:xfrm>
+                    <a:prstGeom prst="rect">
+                      <a:avLst/>
+                    </a:prstGeom>
+                  </pic:spPr>
+                </pic:pic>
+              </a:graphicData>
+            </a:graphic>
+          </wp:inline>
+        </w:drawing>
+      </w:r>
+      <w:r>
+        <w:rPr>
+          <w:rFonts w:ascii="Baskerville Old Face" w:hAnsi="Baskerville Old Face"/>
+        </w:rPr>
+        <w:t xml:space="preserve"> {/limbah_ada}Ada</w:t>
+      </w:r>
+      <w:r>
+        <w:rPr>
+          <w:rFonts w:ascii="Baskerville Old Face" w:hAnsi="Baskerville Old Face"/>
+        </w:rPr>
+        <w:t xml:space="preserve">{#limbah_tidak_ada}</w:t>
+      </w:r>
+      <w:r>
+        <w:rPr>
+          <w:rFonts w:ascii="Baskerville Old Face" w:hAnsi="Baskerville Old Face"/>
+        </w:rPr>
+        <w:drawing>
+          <wp:inline distT="0" distB="0" distL="0" distR="0">
+            <wp:extent cx="130000" cy="130000"/>
+            <wp:effectExtent l="0" t="0" r="0" b="0"/>
+            <wp:docPr id="900000075" name="checked"/>
+            <wp:cNvGraphicFramePr>
+              <a:graphicFrameLocks xmlns:a="http://schemas.openxmlformats.org/drawingml/2006/main" noChangeAspect="1"/>
+            </wp:cNvGraphicFramePr>
+            <a:graphic xmlns:a="http://schemas.openxmlformats.org/drawingml/2006/main">
+              <a:graphicData uri="http://schemas.openxmlformats.org/drawingml/2006/picture">
+                <pic:pic xmlns:pic="http://schemas.openxmlformats.org/drawingml/2006/picture">
+                  <pic:nvPicPr>
+                    <pic:cNvPr id="0" name="checked"/>
+                    <pic:cNvPicPr/>
+                  </pic:nvPicPr>
+                  <pic:blipFill>
+                    <a:blip r:embed="rId101"/>
+                    <a:stretch>
+                      <a:fillRect/>
+                    </a:stretch>
+                  </pic:blipFill>
+                  <pic:spPr>
+                    <a:xfrm>
+                      <a:off x="0" y="0"/>
+                      <a:ext cx="130000" cy="130000"/>
+                    </a:xfrm>
+                    <a:prstGeom prst="rect">
+                      <a:avLst/>
+                    </a:prstGeom>
+                  </pic:spPr>
+                </pic:pic>
+              </a:graphicData>
+            </a:graphic>
+          </wp:inline>
+        </w:drawing>
+      </w:r>
+      <w:r>
+        <w:rPr>
+          <w:rFonts w:ascii="Baskerville Old Face" w:hAnsi="Baskerville Old Face"/>
+        </w:rPr>
+        <w:t xml:space="preserve"> {/limbah_tidak_ada}{^limbah_tidak_ada}</w:t>
+      </w:r>
+      <w:r>
+        <w:rPr>
+          <w:rFonts w:ascii="Baskerville Old Face" w:hAnsi="Baskerville Old Face"/>
+        </w:rPr>
+        <w:drawing>
+          <wp:inline distT="0" distB="0" distL="0" distR="0">
+            <wp:extent cx="130000" cy="130000"/>
+            <wp:effectExtent l="0" t="0" r="0" b="0"/>
+            <wp:docPr id="900000076" name="unchecked"/>
+            <wp:cNvGraphicFramePr>
+              <a:graphicFrameLocks xmlns:a="http://schemas.openxmlformats.org/drawingml/2006/main" noChangeAspect="1"/>
+            </wp:cNvGraphicFramePr>
+            <a:graphic xmlns:a="http://schemas.openxmlformats.org/drawingml/2006/main">
+              <a:graphicData uri="http://schemas.openxmlformats.org/drawingml/2006/picture">
+                <pic:pic xmlns:pic="http://schemas.openxmlformats.org/drawingml/2006/picture">
+                  <pic:nvPicPr>
+                    <pic:cNvPr id="0" name="unchecked"/>
+                    <pic:cNvPicPr/>
+                  </pic:nvPicPr>
+                  <pic:blipFill>
+                    <a:blip r:embed="rId102"/>
+                    <a:stretch>
+                      <a:fillRect/>
+                    </a:stretch>
+                  </pic:blipFill>
+                  <pic:spPr>
+                    <a:xfrm>
+                      <a:off x="0" y="0"/>
+                      <a:ext cx="130000" cy="130000"/>
+                    </a:xfrm>
+                    <a:prstGeom prst="rect">
+                      <a:avLst/>
+                    </a:prstGeom>
+                  </pic:spPr>
+                </pic:pic>
+              </a:graphicData>
+            </a:graphic>
+          </wp:inline>
+        </w:drawing>
+      </w:r>
+      <w:r>
+        <w:rPr>
+          <w:rFonts w:ascii="Baskerville Old Face" w:hAnsi="Baskerville Old Face"/>
+        </w:rPr>
+        <w:t xml:space="preserve"> {/limbah_tidak_ada}Tidak ada</w:t>
       </w:r>
     </w:p>
     <w:p>
@@ -7939,45 +11010,30 @@
           <w:rFonts w:ascii="Baskerville Old Face" w:hAnsi="Baskerville Old Face"/>
           <w:noProof/>
         </w:rPr>
-        <w:pict>
-          <v:roundrect id="_x0000_s1124" style="position:absolute;left:0;text-align:left;margin-left:310.7pt;margin-top:18.4pt;width:10.7pt;height:10.65pt;z-index:251674112" arcsize="10923f" fillcolor="#d99594"/>
-        </w:pict>
       </w:r>
       <w:r>
         <w:rPr>
           <w:rFonts w:ascii="Baskerville Old Face" w:hAnsi="Baskerville Old Face"/>
           <w:noProof/>
         </w:rPr>
-        <w:pict>
-          <v:roundrect id="_x0000_s1122" style="position:absolute;left:0;text-align:left;margin-left:416.8pt;margin-top:-.35pt;width:10.7pt;height:10.65pt;z-index:251672064" arcsize="10923f" fillcolor="#d99594"/>
-        </w:pict>
       </w:r>
       <w:r>
         <w:rPr>
           <w:rFonts w:ascii="Baskerville Old Face" w:hAnsi="Baskerville Old Face"/>
           <w:noProof/>
         </w:rPr>
-        <w:pict>
-          <v:roundrect id="_x0000_s1121" style="position:absolute;left:0;text-align:left;margin-left:310.7pt;margin-top:-.35pt;width:10.7pt;height:10.65pt;z-index:251671040" arcsize="10923f" fillcolor="#d99594"/>
-        </w:pict>
       </w:r>
       <w:r>
         <w:rPr>
           <w:rFonts w:ascii="Baskerville Old Face" w:hAnsi="Baskerville Old Face"/>
           <w:noProof/>
         </w:rPr>
-        <w:pict>
-          <v:roundrect id="_x0000_s1123" style="position:absolute;left:0;text-align:left;margin-left:178.75pt;margin-top:18.4pt;width:10.7pt;height:10.65pt;z-index:251673088" arcsize="10923f" fillcolor="#d99594"/>
-        </w:pict>
       </w:r>
       <w:r>
         <w:rPr>
           <w:rFonts w:ascii="Baskerville Old Face" w:hAnsi="Baskerville Old Face"/>
           <w:noProof/>
         </w:rPr>
-        <w:pict>
-          <v:roundrect id="_x0000_s1120" style="position:absolute;left:0;text-align:left;margin-left:178.85pt;margin-top:-.35pt;width:10.7pt;height:10.65pt;z-index:251670016" arcsize="10923f" fillcolor="#d99594"/>
-        </w:pict>
       </w:r>
       <w:r>
         <w:rPr>
@@ -8003,28 +11059,301 @@
         <w:rPr>
           <w:rFonts w:ascii="Baskerville Old Face" w:hAnsi="Baskerville Old Face"/>
         </w:rPr>
-        <w:tab/>
-        <w:t>{#fas_telepon_umum}[X] {/fas_telepon_umum}{^fas_telepon_umum}[ ] {/fas_telepon_umum}Telepon Umum</w:t>
-      </w:r>
-      <w:r>
-        <w:rPr>
-          <w:rFonts w:ascii="Baskerville Old Face" w:hAnsi="Baskerville Old Face"/>
-        </w:rPr>
-        <w:tab/>
-        <w:t>{#fas_rumah_sakit}[X] {/fas_rumah_sakit}{^fas_rumah_sakit}[ ] {/fas_rumah_sakit}Rumah sakit</w:t>
-      </w:r>
-      <w:r>
-        <w:rPr>
-          <w:rFonts w:ascii="Baskerville Old Face" w:hAnsi="Baskerville Old Face"/>
-        </w:rPr>
-        <w:tab/>
-      </w:r>
-      <w:r>
-        <w:rPr>
-          <w:rFonts w:ascii="Baskerville Old Face" w:hAnsi="Baskerville Old Face"/>
-        </w:rPr>
-        <w:tab/>
-        <w:t>{#fas_bank}[X] {/fas_bank}{^fas_bank}[ ] {/fas_bank}Bank</w:t>
+        <w:t xml:space="preserve">{#fas_telepon_umum}</w:t>
+      </w:r>
+      <w:r>
+        <w:rPr>
+          <w:rFonts w:ascii="Baskerville Old Face" w:hAnsi="Baskerville Old Face"/>
+        </w:rPr>
+        <w:drawing>
+          <wp:inline distT="0" distB="0" distL="0" distR="0">
+            <wp:extent cx="130000" cy="130000"/>
+            <wp:effectExtent l="0" t="0" r="0" b="0"/>
+            <wp:docPr id="900000077" name="checked"/>
+            <wp:cNvGraphicFramePr>
+              <a:graphicFrameLocks xmlns:a="http://schemas.openxmlformats.org/drawingml/2006/main" noChangeAspect="1"/>
+            </wp:cNvGraphicFramePr>
+            <a:graphic xmlns:a="http://schemas.openxmlformats.org/drawingml/2006/main">
+              <a:graphicData uri="http://schemas.openxmlformats.org/drawingml/2006/picture">
+                <pic:pic xmlns:pic="http://schemas.openxmlformats.org/drawingml/2006/picture">
+                  <pic:nvPicPr>
+                    <pic:cNvPr id="0" name="checked"/>
+                    <pic:cNvPicPr/>
+                  </pic:nvPicPr>
+                  <pic:blipFill>
+                    <a:blip r:embed="rId101"/>
+                    <a:stretch>
+                      <a:fillRect/>
+                    </a:stretch>
+                  </pic:blipFill>
+                  <pic:spPr>
+                    <a:xfrm>
+                      <a:off x="0" y="0"/>
+                      <a:ext cx="130000" cy="130000"/>
+                    </a:xfrm>
+                    <a:prstGeom prst="rect">
+                      <a:avLst/>
+                    </a:prstGeom>
+                  </pic:spPr>
+                </pic:pic>
+              </a:graphicData>
+            </a:graphic>
+          </wp:inline>
+        </w:drawing>
+      </w:r>
+      <w:r>
+        <w:rPr>
+          <w:rFonts w:ascii="Baskerville Old Face" w:hAnsi="Baskerville Old Face"/>
+        </w:rPr>
+        <w:t xml:space="preserve"> {/fas_telepon_umum}{^fas_telepon_umum}</w:t>
+      </w:r>
+      <w:r>
+        <w:rPr>
+          <w:rFonts w:ascii="Baskerville Old Face" w:hAnsi="Baskerville Old Face"/>
+        </w:rPr>
+        <w:drawing>
+          <wp:inline distT="0" distB="0" distL="0" distR="0">
+            <wp:extent cx="130000" cy="130000"/>
+            <wp:effectExtent l="0" t="0" r="0" b="0"/>
+            <wp:docPr id="900000078" name="unchecked"/>
+            <wp:cNvGraphicFramePr>
+              <a:graphicFrameLocks xmlns:a="http://schemas.openxmlformats.org/drawingml/2006/main" noChangeAspect="1"/>
+            </wp:cNvGraphicFramePr>
+            <a:graphic xmlns:a="http://schemas.openxmlformats.org/drawingml/2006/main">
+              <a:graphicData uri="http://schemas.openxmlformats.org/drawingml/2006/picture">
+                <pic:pic xmlns:pic="http://schemas.openxmlformats.org/drawingml/2006/picture">
+                  <pic:nvPicPr>
+                    <pic:cNvPr id="0" name="unchecked"/>
+                    <pic:cNvPicPr/>
+                  </pic:nvPicPr>
+                  <pic:blipFill>
+                    <a:blip r:embed="rId102"/>
+                    <a:stretch>
+                      <a:fillRect/>
+                    </a:stretch>
+                  </pic:blipFill>
+                  <pic:spPr>
+                    <a:xfrm>
+                      <a:off x="0" y="0"/>
+                      <a:ext cx="130000" cy="130000"/>
+                    </a:xfrm>
+                    <a:prstGeom prst="rect">
+                      <a:avLst/>
+                    </a:prstGeom>
+                  </pic:spPr>
+                </pic:pic>
+              </a:graphicData>
+            </a:graphic>
+          </wp:inline>
+        </w:drawing>
+      </w:r>
+      <w:r>
+        <w:rPr>
+          <w:rFonts w:ascii="Baskerville Old Face" w:hAnsi="Baskerville Old Face"/>
+        </w:rPr>
+        <w:t xml:space="preserve"> {/fas_telepon_umum}Telepon Umum</w:t>
+      </w:r>
+      <w:r>
+        <w:rPr>
+          <w:rFonts w:ascii="Baskerville Old Face" w:hAnsi="Baskerville Old Face"/>
+        </w:rPr>
+        <w:t xml:space="preserve">{#fas_rumah_sakit}</w:t>
+      </w:r>
+      <w:r>
+        <w:rPr>
+          <w:rFonts w:ascii="Baskerville Old Face" w:hAnsi="Baskerville Old Face"/>
+        </w:rPr>
+        <w:drawing>
+          <wp:inline distT="0" distB="0" distL="0" distR="0">
+            <wp:extent cx="130000" cy="130000"/>
+            <wp:effectExtent l="0" t="0" r="0" b="0"/>
+            <wp:docPr id="900000079" name="checked"/>
+            <wp:cNvGraphicFramePr>
+              <a:graphicFrameLocks xmlns:a="http://schemas.openxmlformats.org/drawingml/2006/main" noChangeAspect="1"/>
+            </wp:cNvGraphicFramePr>
+            <a:graphic xmlns:a="http://schemas.openxmlformats.org/drawingml/2006/main">
+              <a:graphicData uri="http://schemas.openxmlformats.org/drawingml/2006/picture">
+                <pic:pic xmlns:pic="http://schemas.openxmlformats.org/drawingml/2006/picture">
+                  <pic:nvPicPr>
+                    <pic:cNvPr id="0" name="checked"/>
+                    <pic:cNvPicPr/>
+                  </pic:nvPicPr>
+                  <pic:blipFill>
+                    <a:blip r:embed="rId101"/>
+                    <a:stretch>
+                      <a:fillRect/>
+                    </a:stretch>
+                  </pic:blipFill>
+                  <pic:spPr>
+                    <a:xfrm>
+                      <a:off x="0" y="0"/>
+                      <a:ext cx="130000" cy="130000"/>
+                    </a:xfrm>
+                    <a:prstGeom prst="rect">
+                      <a:avLst/>
+                    </a:prstGeom>
+                  </pic:spPr>
+                </pic:pic>
+              </a:graphicData>
+            </a:graphic>
+          </wp:inline>
+        </w:drawing>
+      </w:r>
+      <w:r>
+        <w:rPr>
+          <w:rFonts w:ascii="Baskerville Old Face" w:hAnsi="Baskerville Old Face"/>
+        </w:rPr>
+        <w:t xml:space="preserve"> {/fas_rumah_sakit}{^fas_rumah_sakit}</w:t>
+      </w:r>
+      <w:r>
+        <w:rPr>
+          <w:rFonts w:ascii="Baskerville Old Face" w:hAnsi="Baskerville Old Face"/>
+        </w:rPr>
+        <w:drawing>
+          <wp:inline distT="0" distB="0" distL="0" distR="0">
+            <wp:extent cx="130000" cy="130000"/>
+            <wp:effectExtent l="0" t="0" r="0" b="0"/>
+            <wp:docPr id="900000080" name="unchecked"/>
+            <wp:cNvGraphicFramePr>
+              <a:graphicFrameLocks xmlns:a="http://schemas.openxmlformats.org/drawingml/2006/main" noChangeAspect="1"/>
+            </wp:cNvGraphicFramePr>
+            <a:graphic xmlns:a="http://schemas.openxmlformats.org/drawingml/2006/main">
+              <a:graphicData uri="http://schemas.openxmlformats.org/drawingml/2006/picture">
+                <pic:pic xmlns:pic="http://schemas.openxmlformats.org/drawingml/2006/picture">
+                  <pic:nvPicPr>
+                    <pic:cNvPr id="0" name="unchecked"/>
+                    <pic:cNvPicPr/>
+                  </pic:nvPicPr>
+                  <pic:blipFill>
+                    <a:blip r:embed="rId102"/>
+                    <a:stretch>
+                      <a:fillRect/>
+                    </a:stretch>
+                  </pic:blipFill>
+                  <pic:spPr>
+                    <a:xfrm>
+                      <a:off x="0" y="0"/>
+                      <a:ext cx="130000" cy="130000"/>
+                    </a:xfrm>
+                    <a:prstGeom prst="rect">
+                      <a:avLst/>
+                    </a:prstGeom>
+                  </pic:spPr>
+                </pic:pic>
+              </a:graphicData>
+            </a:graphic>
+          </wp:inline>
+        </w:drawing>
+      </w:r>
+      <w:r>
+        <w:rPr>
+          <w:rFonts w:ascii="Baskerville Old Face" w:hAnsi="Baskerville Old Face"/>
+        </w:rPr>
+        <w:t xml:space="preserve"> {/fas_rumah_sakit}Rumah sakit</w:t>
+      </w:r>
+      <w:r>
+        <w:rPr>
+          <w:rFonts w:ascii="Baskerville Old Face" w:hAnsi="Baskerville Old Face"/>
+        </w:rPr>
+        <w:tab/>
+      </w:r>
+      <w:r>
+        <w:rPr>
+          <w:rFonts w:ascii="Baskerville Old Face" w:hAnsi="Baskerville Old Face"/>
+        </w:rPr>
+        <w:t xml:space="preserve">{#fas_bank}</w:t>
+      </w:r>
+      <w:r>
+        <w:rPr>
+          <w:rFonts w:ascii="Baskerville Old Face" w:hAnsi="Baskerville Old Face"/>
+        </w:rPr>
+        <w:drawing>
+          <wp:inline distT="0" distB="0" distL="0" distR="0">
+            <wp:extent cx="130000" cy="130000"/>
+            <wp:effectExtent l="0" t="0" r="0" b="0"/>
+            <wp:docPr id="900000081" name="checked"/>
+            <wp:cNvGraphicFramePr>
+              <a:graphicFrameLocks xmlns:a="http://schemas.openxmlformats.org/drawingml/2006/main" noChangeAspect="1"/>
+            </wp:cNvGraphicFramePr>
+            <a:graphic xmlns:a="http://schemas.openxmlformats.org/drawingml/2006/main">
+              <a:graphicData uri="http://schemas.openxmlformats.org/drawingml/2006/picture">
+                <pic:pic xmlns:pic="http://schemas.openxmlformats.org/drawingml/2006/picture">
+                  <pic:nvPicPr>
+                    <pic:cNvPr id="0" name="checked"/>
+                    <pic:cNvPicPr/>
+                  </pic:nvPicPr>
+                  <pic:blipFill>
+                    <a:blip r:embed="rId101"/>
+                    <a:stretch>
+                      <a:fillRect/>
+                    </a:stretch>
+                  </pic:blipFill>
+                  <pic:spPr>
+                    <a:xfrm>
+                      <a:off x="0" y="0"/>
+                      <a:ext cx="130000" cy="130000"/>
+                    </a:xfrm>
+                    <a:prstGeom prst="rect">
+                      <a:avLst/>
+                    </a:prstGeom>
+                  </pic:spPr>
+                </pic:pic>
+              </a:graphicData>
+            </a:graphic>
+          </wp:inline>
+        </w:drawing>
+      </w:r>
+      <w:r>
+        <w:rPr>
+          <w:rFonts w:ascii="Baskerville Old Face" w:hAnsi="Baskerville Old Face"/>
+        </w:rPr>
+        <w:t xml:space="preserve"> {/fas_bank}{^fas_bank}</w:t>
+      </w:r>
+      <w:r>
+        <w:rPr>
+          <w:rFonts w:ascii="Baskerville Old Face" w:hAnsi="Baskerville Old Face"/>
+        </w:rPr>
+        <w:drawing>
+          <wp:inline distT="0" distB="0" distL="0" distR="0">
+            <wp:extent cx="130000" cy="130000"/>
+            <wp:effectExtent l="0" t="0" r="0" b="0"/>
+            <wp:docPr id="900000082" name="unchecked"/>
+            <wp:cNvGraphicFramePr>
+              <a:graphicFrameLocks xmlns:a="http://schemas.openxmlformats.org/drawingml/2006/main" noChangeAspect="1"/>
+            </wp:cNvGraphicFramePr>
+            <a:graphic xmlns:a="http://schemas.openxmlformats.org/drawingml/2006/main">
+              <a:graphicData uri="http://schemas.openxmlformats.org/drawingml/2006/picture">
+                <pic:pic xmlns:pic="http://schemas.openxmlformats.org/drawingml/2006/picture">
+                  <pic:nvPicPr>
+                    <pic:cNvPr id="0" name="unchecked"/>
+                    <pic:cNvPicPr/>
+                  </pic:nvPicPr>
+                  <pic:blipFill>
+                    <a:blip r:embed="rId102"/>
+                    <a:stretch>
+                      <a:fillRect/>
+                    </a:stretch>
+                  </pic:blipFill>
+                  <pic:spPr>
+                    <a:xfrm>
+                      <a:off x="0" y="0"/>
+                      <a:ext cx="130000" cy="130000"/>
+                    </a:xfrm>
+                    <a:prstGeom prst="rect">
+                      <a:avLst/>
+                    </a:prstGeom>
+                  </pic:spPr>
+                </pic:pic>
+              </a:graphicData>
+            </a:graphic>
+          </wp:inline>
+        </w:drawing>
+      </w:r>
+      <w:r>
+        <w:rPr>
+          <w:rFonts w:ascii="Baskerville Old Face" w:hAnsi="Baskerville Old Face"/>
+        </w:rPr>
+        <w:t xml:space="preserve"> {/fas_bank}Bank</w:t>
       </w:r>
       <w:r>
         <w:rPr>
@@ -8062,14 +11391,197 @@
         <w:rPr>
           <w:rFonts w:ascii="Baskerville Old Face" w:hAnsi="Baskerville Old Face"/>
         </w:rPr>
-        <w:t>{#fas_pemadam}[X] {/fas_pemadam}{^fas_pemadam}[ ] {/fas_pemadam}Pemadam Kebakaran</w:t>
-      </w:r>
-      <w:r>
-        <w:rPr>
-          <w:rFonts w:ascii="Baskerville Old Face" w:hAnsi="Baskerville Old Face"/>
-        </w:rPr>
-        <w:tab/>
-        <w:t>{#fas_pencemaran}[X] {/fas_pencemaran}{^fas_pencemaran}[ ] {/fas_pencemaran}Penanggulangan Pencemaran</w:t>
+        <w:t xml:space="preserve">{#fas_pemadam}</w:t>
+      </w:r>
+      <w:r>
+        <w:rPr>
+          <w:rFonts w:ascii="Baskerville Old Face" w:hAnsi="Baskerville Old Face"/>
+        </w:rPr>
+        <w:drawing>
+          <wp:inline distT="0" distB="0" distL="0" distR="0">
+            <wp:extent cx="130000" cy="130000"/>
+            <wp:effectExtent l="0" t="0" r="0" b="0"/>
+            <wp:docPr id="900000083" name="checked"/>
+            <wp:cNvGraphicFramePr>
+              <a:graphicFrameLocks xmlns:a="http://schemas.openxmlformats.org/drawingml/2006/main" noChangeAspect="1"/>
+            </wp:cNvGraphicFramePr>
+            <a:graphic xmlns:a="http://schemas.openxmlformats.org/drawingml/2006/main">
+              <a:graphicData uri="http://schemas.openxmlformats.org/drawingml/2006/picture">
+                <pic:pic xmlns:pic="http://schemas.openxmlformats.org/drawingml/2006/picture">
+                  <pic:nvPicPr>
+                    <pic:cNvPr id="0" name="checked"/>
+                    <pic:cNvPicPr/>
+                  </pic:nvPicPr>
+                  <pic:blipFill>
+                    <a:blip r:embed="rId101"/>
+                    <a:stretch>
+                      <a:fillRect/>
+                    </a:stretch>
+                  </pic:blipFill>
+                  <pic:spPr>
+                    <a:xfrm>
+                      <a:off x="0" y="0"/>
+                      <a:ext cx="130000" cy="130000"/>
+                    </a:xfrm>
+                    <a:prstGeom prst="rect">
+                      <a:avLst/>
+                    </a:prstGeom>
+                  </pic:spPr>
+                </pic:pic>
+              </a:graphicData>
+            </a:graphic>
+          </wp:inline>
+        </w:drawing>
+      </w:r>
+      <w:r>
+        <w:rPr>
+          <w:rFonts w:ascii="Baskerville Old Face" w:hAnsi="Baskerville Old Face"/>
+        </w:rPr>
+        <w:t xml:space="preserve"> {/fas_pemadam}{^fas_pemadam}</w:t>
+      </w:r>
+      <w:r>
+        <w:rPr>
+          <w:rFonts w:ascii="Baskerville Old Face" w:hAnsi="Baskerville Old Face"/>
+        </w:rPr>
+        <w:drawing>
+          <wp:inline distT="0" distB="0" distL="0" distR="0">
+            <wp:extent cx="130000" cy="130000"/>
+            <wp:effectExtent l="0" t="0" r="0" b="0"/>
+            <wp:docPr id="900000084" name="unchecked"/>
+            <wp:cNvGraphicFramePr>
+              <a:graphicFrameLocks xmlns:a="http://schemas.openxmlformats.org/drawingml/2006/main" noChangeAspect="1"/>
+            </wp:cNvGraphicFramePr>
+            <a:graphic xmlns:a="http://schemas.openxmlformats.org/drawingml/2006/main">
+              <a:graphicData uri="http://schemas.openxmlformats.org/drawingml/2006/picture">
+                <pic:pic xmlns:pic="http://schemas.openxmlformats.org/drawingml/2006/picture">
+                  <pic:nvPicPr>
+                    <pic:cNvPr id="0" name="unchecked"/>
+                    <pic:cNvPicPr/>
+                  </pic:nvPicPr>
+                  <pic:blipFill>
+                    <a:blip r:embed="rId102"/>
+                    <a:stretch>
+                      <a:fillRect/>
+                    </a:stretch>
+                  </pic:blipFill>
+                  <pic:spPr>
+                    <a:xfrm>
+                      <a:off x="0" y="0"/>
+                      <a:ext cx="130000" cy="130000"/>
+                    </a:xfrm>
+                    <a:prstGeom prst="rect">
+                      <a:avLst/>
+                    </a:prstGeom>
+                  </pic:spPr>
+                </pic:pic>
+              </a:graphicData>
+            </a:graphic>
+          </wp:inline>
+        </w:drawing>
+      </w:r>
+      <w:r>
+        <w:rPr>
+          <w:rFonts w:ascii="Baskerville Old Face" w:hAnsi="Baskerville Old Face"/>
+        </w:rPr>
+        <w:t xml:space="preserve"> {/fas_pemadam}Pemadam Kebakaran</w:t>
+      </w:r>
+      <w:r>
+        <w:rPr>
+          <w:rFonts w:ascii="Baskerville Old Face" w:hAnsi="Baskerville Old Face"/>
+        </w:rPr>
+        <w:t xml:space="preserve">{#fas_pencemaran}</w:t>
+      </w:r>
+      <w:r>
+        <w:rPr>
+          <w:rFonts w:ascii="Baskerville Old Face" w:hAnsi="Baskerville Old Face"/>
+        </w:rPr>
+        <w:drawing>
+          <wp:inline distT="0" distB="0" distL="0" distR="0">
+            <wp:extent cx="130000" cy="130000"/>
+            <wp:effectExtent l="0" t="0" r="0" b="0"/>
+            <wp:docPr id="900000085" name="checked"/>
+            <wp:cNvGraphicFramePr>
+              <a:graphicFrameLocks xmlns:a="http://schemas.openxmlformats.org/drawingml/2006/main" noChangeAspect="1"/>
+            </wp:cNvGraphicFramePr>
+            <a:graphic xmlns:a="http://schemas.openxmlformats.org/drawingml/2006/main">
+              <a:graphicData uri="http://schemas.openxmlformats.org/drawingml/2006/picture">
+                <pic:pic xmlns:pic="http://schemas.openxmlformats.org/drawingml/2006/picture">
+                  <pic:nvPicPr>
+                    <pic:cNvPr id="0" name="checked"/>
+                    <pic:cNvPicPr/>
+                  </pic:nvPicPr>
+                  <pic:blipFill>
+                    <a:blip r:embed="rId101"/>
+                    <a:stretch>
+                      <a:fillRect/>
+                    </a:stretch>
+                  </pic:blipFill>
+                  <pic:spPr>
+                    <a:xfrm>
+                      <a:off x="0" y="0"/>
+                      <a:ext cx="130000" cy="130000"/>
+                    </a:xfrm>
+                    <a:prstGeom prst="rect">
+                      <a:avLst/>
+                    </a:prstGeom>
+                  </pic:spPr>
+                </pic:pic>
+              </a:graphicData>
+            </a:graphic>
+          </wp:inline>
+        </w:drawing>
+      </w:r>
+      <w:r>
+        <w:rPr>
+          <w:rFonts w:ascii="Baskerville Old Face" w:hAnsi="Baskerville Old Face"/>
+        </w:rPr>
+        <w:t xml:space="preserve"> {/fas_pencemaran}{^fas_pencemaran}</w:t>
+      </w:r>
+      <w:r>
+        <w:rPr>
+          <w:rFonts w:ascii="Baskerville Old Face" w:hAnsi="Baskerville Old Face"/>
+        </w:rPr>
+        <w:drawing>
+          <wp:inline distT="0" distB="0" distL="0" distR="0">
+            <wp:extent cx="130000" cy="130000"/>
+            <wp:effectExtent l="0" t="0" r="0" b="0"/>
+            <wp:docPr id="900000086" name="unchecked"/>
+            <wp:cNvGraphicFramePr>
+              <a:graphicFrameLocks xmlns:a="http://schemas.openxmlformats.org/drawingml/2006/main" noChangeAspect="1"/>
+            </wp:cNvGraphicFramePr>
+            <a:graphic xmlns:a="http://schemas.openxmlformats.org/drawingml/2006/main">
+              <a:graphicData uri="http://schemas.openxmlformats.org/drawingml/2006/picture">
+                <pic:pic xmlns:pic="http://schemas.openxmlformats.org/drawingml/2006/picture">
+                  <pic:nvPicPr>
+                    <pic:cNvPr id="0" name="unchecked"/>
+                    <pic:cNvPicPr/>
+                  </pic:nvPicPr>
+                  <pic:blipFill>
+                    <a:blip r:embed="rId102"/>
+                    <a:stretch>
+                      <a:fillRect/>
+                    </a:stretch>
+                  </pic:blipFill>
+                  <pic:spPr>
+                    <a:xfrm>
+                      <a:off x="0" y="0"/>
+                      <a:ext cx="130000" cy="130000"/>
+                    </a:xfrm>
+                    <a:prstGeom prst="rect">
+                      <a:avLst/>
+                    </a:prstGeom>
+                  </pic:spPr>
+                </pic:pic>
+              </a:graphicData>
+            </a:graphic>
+          </wp:inline>
+        </w:drawing>
+      </w:r>
+      <w:r>
+        <w:rPr>
+          <w:rFonts w:ascii="Baskerville Old Face" w:hAnsi="Baskerville Old Face"/>
+        </w:rPr>
+        <w:t xml:space="preserve"> {/fas_pencemaran}Penanggulangan Pencemaran</w:t>
       </w:r>
     </w:p>
     <w:p>
@@ -8100,27 +11612,18 @@
           <w:rFonts w:ascii="Baskerville Old Face" w:hAnsi="Baskerville Old Face"/>
           <w:noProof/>
         </w:rPr>
-        <w:pict>
-          <v:roundrect id="_x0000_s1076" style="position:absolute;left:0;text-align:left;margin-left:178.1pt;margin-top:1pt;width:10.7pt;height:10.65pt;z-index:251637248" arcsize="10923f" o:regroupid="10" fillcolor="#ccc0d9"/>
-        </w:pict>
       </w:r>
       <w:r>
         <w:rPr>
           <w:rFonts w:ascii="Baskerville Old Face" w:hAnsi="Baskerville Old Face"/>
           <w:noProof/>
         </w:rPr>
-        <w:pict>
-          <v:roundrect id="_x0000_s1077" style="position:absolute;left:0;text-align:left;margin-left:310.95pt;margin-top:1pt;width:10.7pt;height:10.65pt;z-index:251638272" arcsize="10923f" o:regroupid="10" fillcolor="#ccc0d9"/>
-        </w:pict>
       </w:r>
       <w:r>
         <w:rPr>
           <w:rFonts w:ascii="Baskerville Old Face" w:hAnsi="Baskerville Old Face"/>
           <w:noProof/>
         </w:rPr>
-        <w:pict>
-          <v:roundrect id="_x0000_s1078" style="position:absolute;left:0;text-align:left;margin-left:417pt;margin-top:1pt;width:10.7pt;height:10.65pt;z-index:251639296" arcsize="10923f" o:regroupid="10" fillcolor="#ccc0d9"/>
-        </w:pict>
       </w:r>
       <w:r>
         <w:rPr>
@@ -8146,39 +11649,313 @@
         <w:rPr>
           <w:rFonts w:ascii="Baskerville Old Face" w:hAnsi="Baskerville Old Face"/>
         </w:rPr>
-        <w:tab/>
-        <w:t>{#status_data_telah_disurvey}[X] {/status_data_telah_disurvey}{^status_data_telah_disurvey}[ ] {/status_data_telah_disurvey}Telah disurvey</w:t>
-      </w:r>
-      <w:r>
-        <w:rPr>
-          <w:rFonts w:ascii="Baskerville Old Face" w:hAnsi="Baskerville Old Face"/>
-        </w:rPr>
-        <w:tab/>
-      </w:r>
-      <w:r>
-        <w:rPr>
-          <w:rFonts w:ascii="Baskerville Old Face" w:hAnsi="Baskerville Old Face"/>
-        </w:rPr>
-        <w:tab/>
-        <w:t>{#status_data_belum_disurvey}[X] {/status_data_belum_disurvey}{^status_data_belum_disurvey}[ ] {/status_data_belum_disurvey}Belum disurvey</w:t>
-      </w:r>
-      <w:r>
-        <w:rPr>
-          <w:rFonts w:ascii="Baskerville Old Face" w:hAnsi="Baskerville Old Face"/>
-        </w:rPr>
-        <w:tab/>
-      </w:r>
-      <w:r>
-        <w:rPr>
-          <w:rFonts w:ascii="Baskerville Old Face" w:hAnsi="Baskerville Old Face"/>
-        </w:rPr>
-        <w:tab/>
-      </w:r>
-      <w:r>
-        <w:rPr>
-          <w:rFonts w:ascii="Baskerville Old Face" w:hAnsi="Baskerville Old Face"/>
-        </w:rPr>
-        <w:t>{#status_data_baru}[X] {/status_data_baru}{^status_data_baru}[ ] {/status_data_baru}Baru</w:t>
+        <w:t xml:space="preserve">{#status_data_telah_disurvey}</w:t>
+      </w:r>
+      <w:r>
+        <w:rPr>
+          <w:rFonts w:ascii="Baskerville Old Face" w:hAnsi="Baskerville Old Face"/>
+        </w:rPr>
+        <w:drawing>
+          <wp:inline distT="0" distB="0" distL="0" distR="0">
+            <wp:extent cx="130000" cy="130000"/>
+            <wp:effectExtent l="0" t="0" r="0" b="0"/>
+            <wp:docPr id="900000087" name="checked"/>
+            <wp:cNvGraphicFramePr>
+              <a:graphicFrameLocks xmlns:a="http://schemas.openxmlformats.org/drawingml/2006/main" noChangeAspect="1"/>
+            </wp:cNvGraphicFramePr>
+            <a:graphic xmlns:a="http://schemas.openxmlformats.org/drawingml/2006/main">
+              <a:graphicData uri="http://schemas.openxmlformats.org/drawingml/2006/picture">
+                <pic:pic xmlns:pic="http://schemas.openxmlformats.org/drawingml/2006/picture">
+                  <pic:nvPicPr>
+                    <pic:cNvPr id="0" name="checked"/>
+                    <pic:cNvPicPr/>
+                  </pic:nvPicPr>
+                  <pic:blipFill>
+                    <a:blip r:embed="rId101"/>
+                    <a:stretch>
+                      <a:fillRect/>
+                    </a:stretch>
+                  </pic:blipFill>
+                  <pic:spPr>
+                    <a:xfrm>
+                      <a:off x="0" y="0"/>
+                      <a:ext cx="130000" cy="130000"/>
+                    </a:xfrm>
+                    <a:prstGeom prst="rect">
+                      <a:avLst/>
+                    </a:prstGeom>
+                  </pic:spPr>
+                </pic:pic>
+              </a:graphicData>
+            </a:graphic>
+          </wp:inline>
+        </w:drawing>
+      </w:r>
+      <w:r>
+        <w:rPr>
+          <w:rFonts w:ascii="Baskerville Old Face" w:hAnsi="Baskerville Old Face"/>
+        </w:rPr>
+        <w:t xml:space="preserve"> {/status_data_telah_disurvey}{^status_data_telah_disurvey}</w:t>
+      </w:r>
+      <w:r>
+        <w:rPr>
+          <w:rFonts w:ascii="Baskerville Old Face" w:hAnsi="Baskerville Old Face"/>
+        </w:rPr>
+        <w:drawing>
+          <wp:inline distT="0" distB="0" distL="0" distR="0">
+            <wp:extent cx="130000" cy="130000"/>
+            <wp:effectExtent l="0" t="0" r="0" b="0"/>
+            <wp:docPr id="900000088" name="unchecked"/>
+            <wp:cNvGraphicFramePr>
+              <a:graphicFrameLocks xmlns:a="http://schemas.openxmlformats.org/drawingml/2006/main" noChangeAspect="1"/>
+            </wp:cNvGraphicFramePr>
+            <a:graphic xmlns:a="http://schemas.openxmlformats.org/drawingml/2006/main">
+              <a:graphicData uri="http://schemas.openxmlformats.org/drawingml/2006/picture">
+                <pic:pic xmlns:pic="http://schemas.openxmlformats.org/drawingml/2006/picture">
+                  <pic:nvPicPr>
+                    <pic:cNvPr id="0" name="unchecked"/>
+                    <pic:cNvPicPr/>
+                  </pic:nvPicPr>
+                  <pic:blipFill>
+                    <a:blip r:embed="rId102"/>
+                    <a:stretch>
+                      <a:fillRect/>
+                    </a:stretch>
+                  </pic:blipFill>
+                  <pic:spPr>
+                    <a:xfrm>
+                      <a:off x="0" y="0"/>
+                      <a:ext cx="130000" cy="130000"/>
+                    </a:xfrm>
+                    <a:prstGeom prst="rect">
+                      <a:avLst/>
+                    </a:prstGeom>
+                  </pic:spPr>
+                </pic:pic>
+              </a:graphicData>
+            </a:graphic>
+          </wp:inline>
+        </w:drawing>
+      </w:r>
+      <w:r>
+        <w:rPr>
+          <w:rFonts w:ascii="Baskerville Old Face" w:hAnsi="Baskerville Old Face"/>
+        </w:rPr>
+        <w:t xml:space="preserve"> {/status_data_telah_disurvey}Telah disurvey</w:t>
+      </w:r>
+      <w:r>
+        <w:rPr>
+          <w:rFonts w:ascii="Baskerville Old Face" w:hAnsi="Baskerville Old Face"/>
+        </w:rPr>
+        <w:tab/>
+      </w:r>
+      <w:r>
+        <w:rPr>
+          <w:rFonts w:ascii="Baskerville Old Face" w:hAnsi="Baskerville Old Face"/>
+        </w:rPr>
+        <w:t xml:space="preserve">{#status_data_belum_disurvey}</w:t>
+      </w:r>
+      <w:r>
+        <w:rPr>
+          <w:rFonts w:ascii="Baskerville Old Face" w:hAnsi="Baskerville Old Face"/>
+        </w:rPr>
+        <w:drawing>
+          <wp:inline distT="0" distB="0" distL="0" distR="0">
+            <wp:extent cx="130000" cy="130000"/>
+            <wp:effectExtent l="0" t="0" r="0" b="0"/>
+            <wp:docPr id="900000089" name="checked"/>
+            <wp:cNvGraphicFramePr>
+              <a:graphicFrameLocks xmlns:a="http://schemas.openxmlformats.org/drawingml/2006/main" noChangeAspect="1"/>
+            </wp:cNvGraphicFramePr>
+            <a:graphic xmlns:a="http://schemas.openxmlformats.org/drawingml/2006/main">
+              <a:graphicData uri="http://schemas.openxmlformats.org/drawingml/2006/picture">
+                <pic:pic xmlns:pic="http://schemas.openxmlformats.org/drawingml/2006/picture">
+                  <pic:nvPicPr>
+                    <pic:cNvPr id="0" name="checked"/>
+                    <pic:cNvPicPr/>
+                  </pic:nvPicPr>
+                  <pic:blipFill>
+                    <a:blip r:embed="rId101"/>
+                    <a:stretch>
+                      <a:fillRect/>
+                    </a:stretch>
+                  </pic:blipFill>
+                  <pic:spPr>
+                    <a:xfrm>
+                      <a:off x="0" y="0"/>
+                      <a:ext cx="130000" cy="130000"/>
+                    </a:xfrm>
+                    <a:prstGeom prst="rect">
+                      <a:avLst/>
+                    </a:prstGeom>
+                  </pic:spPr>
+                </pic:pic>
+              </a:graphicData>
+            </a:graphic>
+          </wp:inline>
+        </w:drawing>
+      </w:r>
+      <w:r>
+        <w:rPr>
+          <w:rFonts w:ascii="Baskerville Old Face" w:hAnsi="Baskerville Old Face"/>
+        </w:rPr>
+        <w:t xml:space="preserve"> {/status_data_belum_disurvey}{^status_data_belum_disurvey}</w:t>
+      </w:r>
+      <w:r>
+        <w:rPr>
+          <w:rFonts w:ascii="Baskerville Old Face" w:hAnsi="Baskerville Old Face"/>
+        </w:rPr>
+        <w:drawing>
+          <wp:inline distT="0" distB="0" distL="0" distR="0">
+            <wp:extent cx="130000" cy="130000"/>
+            <wp:effectExtent l="0" t="0" r="0" b="0"/>
+            <wp:docPr id="900000090" name="unchecked"/>
+            <wp:cNvGraphicFramePr>
+              <a:graphicFrameLocks xmlns:a="http://schemas.openxmlformats.org/drawingml/2006/main" noChangeAspect="1"/>
+            </wp:cNvGraphicFramePr>
+            <a:graphic xmlns:a="http://schemas.openxmlformats.org/drawingml/2006/main">
+              <a:graphicData uri="http://schemas.openxmlformats.org/drawingml/2006/picture">
+                <pic:pic xmlns:pic="http://schemas.openxmlformats.org/drawingml/2006/picture">
+                  <pic:nvPicPr>
+                    <pic:cNvPr id="0" name="unchecked"/>
+                    <pic:cNvPicPr/>
+                  </pic:nvPicPr>
+                  <pic:blipFill>
+                    <a:blip r:embed="rId102"/>
+                    <a:stretch>
+                      <a:fillRect/>
+                    </a:stretch>
+                  </pic:blipFill>
+                  <pic:spPr>
+                    <a:xfrm>
+                      <a:off x="0" y="0"/>
+                      <a:ext cx="130000" cy="130000"/>
+                    </a:xfrm>
+                    <a:prstGeom prst="rect">
+                      <a:avLst/>
+                    </a:prstGeom>
+                  </pic:spPr>
+                </pic:pic>
+              </a:graphicData>
+            </a:graphic>
+          </wp:inline>
+        </w:drawing>
+      </w:r>
+      <w:r>
+        <w:rPr>
+          <w:rFonts w:ascii="Baskerville Old Face" w:hAnsi="Baskerville Old Face"/>
+        </w:rPr>
+        <w:t xml:space="preserve"> {/status_data_belum_disurvey}Belum disurvey</w:t>
+      </w:r>
+      <w:r>
+        <w:rPr>
+          <w:rFonts w:ascii="Baskerville Old Face" w:hAnsi="Baskerville Old Face"/>
+        </w:rPr>
+        <w:tab/>
+      </w:r>
+      <w:r>
+        <w:rPr>
+          <w:rFonts w:ascii="Baskerville Old Face" w:hAnsi="Baskerville Old Face"/>
+        </w:rPr>
+        <w:tab/>
+      </w:r>
+      <w:r>
+        <w:rPr>
+          <w:rFonts w:ascii="Baskerville Old Face" w:hAnsi="Baskerville Old Face"/>
+        </w:rPr>
+        <w:t xml:space="preserve">{#status_data_baru}</w:t>
+      </w:r>
+      <w:r>
+        <w:rPr>
+          <w:rFonts w:ascii="Baskerville Old Face" w:hAnsi="Baskerville Old Face"/>
+        </w:rPr>
+        <w:drawing>
+          <wp:inline distT="0" distB="0" distL="0" distR="0">
+            <wp:extent cx="130000" cy="130000"/>
+            <wp:effectExtent l="0" t="0" r="0" b="0"/>
+            <wp:docPr id="900000091" name="checked"/>
+            <wp:cNvGraphicFramePr>
+              <a:graphicFrameLocks xmlns:a="http://schemas.openxmlformats.org/drawingml/2006/main" noChangeAspect="1"/>
+            </wp:cNvGraphicFramePr>
+            <a:graphic xmlns:a="http://schemas.openxmlformats.org/drawingml/2006/main">
+              <a:graphicData uri="http://schemas.openxmlformats.org/drawingml/2006/picture">
+                <pic:pic xmlns:pic="http://schemas.openxmlformats.org/drawingml/2006/picture">
+                  <pic:nvPicPr>
+                    <pic:cNvPr id="0" name="checked"/>
+                    <pic:cNvPicPr/>
+                  </pic:nvPicPr>
+                  <pic:blipFill>
+                    <a:blip r:embed="rId101"/>
+                    <a:stretch>
+                      <a:fillRect/>
+                    </a:stretch>
+                  </pic:blipFill>
+                  <pic:spPr>
+                    <a:xfrm>
+                      <a:off x="0" y="0"/>
+                      <a:ext cx="130000" cy="130000"/>
+                    </a:xfrm>
+                    <a:prstGeom prst="rect">
+                      <a:avLst/>
+                    </a:prstGeom>
+                  </pic:spPr>
+                </pic:pic>
+              </a:graphicData>
+            </a:graphic>
+          </wp:inline>
+        </w:drawing>
+      </w:r>
+      <w:r>
+        <w:rPr>
+          <w:rFonts w:ascii="Baskerville Old Face" w:hAnsi="Baskerville Old Face"/>
+        </w:rPr>
+        <w:t xml:space="preserve"> {/status_data_baru}{^status_data_baru}</w:t>
+      </w:r>
+      <w:r>
+        <w:rPr>
+          <w:rFonts w:ascii="Baskerville Old Face" w:hAnsi="Baskerville Old Face"/>
+        </w:rPr>
+        <w:drawing>
+          <wp:inline distT="0" distB="0" distL="0" distR="0">
+            <wp:extent cx="130000" cy="130000"/>
+            <wp:effectExtent l="0" t="0" r="0" b="0"/>
+            <wp:docPr id="900000092" name="unchecked"/>
+            <wp:cNvGraphicFramePr>
+              <a:graphicFrameLocks xmlns:a="http://schemas.openxmlformats.org/drawingml/2006/main" noChangeAspect="1"/>
+            </wp:cNvGraphicFramePr>
+            <a:graphic xmlns:a="http://schemas.openxmlformats.org/drawingml/2006/main">
+              <a:graphicData uri="http://schemas.openxmlformats.org/drawingml/2006/picture">
+                <pic:pic xmlns:pic="http://schemas.openxmlformats.org/drawingml/2006/picture">
+                  <pic:nvPicPr>
+                    <pic:cNvPr id="0" name="unchecked"/>
+                    <pic:cNvPicPr/>
+                  </pic:nvPicPr>
+                  <pic:blipFill>
+                    <a:blip r:embed="rId102"/>
+                    <a:stretch>
+                      <a:fillRect/>
+                    </a:stretch>
+                  </pic:blipFill>
+                  <pic:spPr>
+                    <a:xfrm>
+                      <a:off x="0" y="0"/>
+                      <a:ext cx="130000" cy="130000"/>
+                    </a:xfrm>
+                    <a:prstGeom prst="rect">
+                      <a:avLst/>
+                    </a:prstGeom>
+                  </pic:spPr>
+                </pic:pic>
+              </a:graphicData>
+            </a:graphic>
+          </wp:inline>
+        </w:drawing>
+      </w:r>
+      <w:r>
+        <w:rPr>
+          <w:rFonts w:ascii="Baskerville Old Face" w:hAnsi="Baskerville Old Face"/>
+        </w:rPr>
+        <w:t xml:space="preserve"> {/status_data_baru}Baru</w:t>
       </w:r>
     </w:p>
     <w:p>
@@ -8239,14 +12016,12 @@
       <w:r>
         <w:rPr>
           <w:rFonts w:ascii="Baskerville Old Face" w:hAnsi="Baskerville Old Face"/>
-          <w:u w:val="single"/>
-        </w:rPr>
-        <w:tab/>
-      </w:r>
-      <w:r>
-        <w:rPr>
-          <w:rFonts w:ascii="Baskerville Old Face" w:hAnsi="Baskerville Old Face"/>
-          <w:u w:val="single"/>
+        </w:rPr>
+        <w:tab/>
+      </w:r>
+      <w:r>
+        <w:rPr>
+          <w:rFonts w:ascii="Baskerville Old Face" w:hAnsi="Baskerville Old Face"/>
           <w:lang w:val="id-ID"/>
         </w:rPr>
         <w:tab/>
@@ -8254,7 +12029,6 @@
       <w:r>
         <w:rPr>
           <w:rFonts w:ascii="Baskerville Old Face" w:hAnsi="Baskerville Old Face"/>
-          <w:u w:val="single"/>
           <w:lang w:val="id-ID"/>
         </w:rPr>
         <w:tab/>
@@ -8262,28 +12036,24 @@
       <w:r>
         <w:rPr>
           <w:rFonts w:ascii="Baskerville Old Face" w:hAnsi="Baskerville Old Face"/>
-          <w:u w:val="single"/>
-        </w:rPr>
-        <w:tab/>
-      </w:r>
-      <w:r>
-        <w:rPr>
-          <w:rFonts w:ascii="Baskerville Old Face" w:hAnsi="Baskerville Old Face"/>
-          <w:u w:val="single"/>
-        </w:rPr>
-        <w:tab/>
-      </w:r>
-      <w:r>
-        <w:rPr>
-          <w:rFonts w:ascii="Baskerville Old Face" w:hAnsi="Baskerville Old Face"/>
-          <w:u w:val="single"/>
-        </w:rPr>
-        <w:tab/>
-      </w:r>
-      <w:r>
-        <w:rPr>
-          <w:rFonts w:ascii="Baskerville Old Face" w:hAnsi="Baskerville Old Face"/>
-          <w:u w:val="single"/>
+        </w:rPr>
+        <w:tab/>
+      </w:r>
+      <w:r>
+        <w:rPr>
+          <w:rFonts w:ascii="Baskerville Old Face" w:hAnsi="Baskerville Old Face"/>
+        </w:rPr>
+        <w:tab/>
+      </w:r>
+      <w:r>
+        <w:rPr>
+          <w:rFonts w:ascii="Baskerville Old Face" w:hAnsi="Baskerville Old Face"/>
+        </w:rPr>
+        <w:tab/>
+      </w:r>
+      <w:r>
+        <w:rPr>
+          <w:rFonts w:ascii="Baskerville Old Face" w:hAnsi="Baskerville Old Face"/>
         </w:rPr>
         <w:tab/>
       </w:r>
@@ -8305,7 +12075,6 @@
         <w:spacing w:line="360" w:lineRule="auto"/>
         <w:rPr>
           <w:rFonts w:ascii="Baskerville Old Face" w:hAnsi="Baskerville Old Face"/>
-          <w:u w:val="single"/>
         </w:rPr>
       </w:pPr>
       <w:r>
@@ -8337,49 +12106,42 @@
       <w:r>
         <w:rPr>
           <w:rFonts w:ascii="Baskerville Old Face" w:hAnsi="Baskerville Old Face"/>
-          <w:u w:val="single"/>
-        </w:rPr>
-        <w:tab/>
-      </w:r>
-      <w:r>
-        <w:rPr>
-          <w:rFonts w:ascii="Baskerville Old Face" w:hAnsi="Baskerville Old Face"/>
-          <w:u w:val="single"/>
-        </w:rPr>
-        <w:tab/>
-      </w:r>
-      <w:r>
-        <w:rPr>
-          <w:rFonts w:ascii="Baskerville Old Face" w:hAnsi="Baskerville Old Face"/>
-          <w:u w:val="single"/>
-        </w:rPr>
-        <w:tab/>
-      </w:r>
-      <w:r>
-        <w:rPr>
-          <w:rFonts w:ascii="Baskerville Old Face" w:hAnsi="Baskerville Old Face"/>
-          <w:u w:val="single"/>
-        </w:rPr>
-        <w:tab/>
-      </w:r>
-      <w:r>
-        <w:rPr>
-          <w:rFonts w:ascii="Baskerville Old Face" w:hAnsi="Baskerville Old Face"/>
-          <w:u w:val="single"/>
-        </w:rPr>
-        <w:tab/>
-      </w:r>
-      <w:r>
-        <w:rPr>
-          <w:rFonts w:ascii="Baskerville Old Face" w:hAnsi="Baskerville Old Face"/>
-          <w:u w:val="single"/>
-        </w:rPr>
-        <w:tab/>
-      </w:r>
-      <w:r>
-        <w:rPr>
-          <w:rFonts w:ascii="Baskerville Old Face" w:hAnsi="Baskerville Old Face"/>
-          <w:u w:val="single"/>
+        </w:rPr>
+        <w:tab/>
+      </w:r>
+      <w:r>
+        <w:rPr>
+          <w:rFonts w:ascii="Baskerville Old Face" w:hAnsi="Baskerville Old Face"/>
+        </w:rPr>
+        <w:tab/>
+      </w:r>
+      <w:r>
+        <w:rPr>
+          <w:rFonts w:ascii="Baskerville Old Face" w:hAnsi="Baskerville Old Face"/>
+        </w:rPr>
+        <w:tab/>
+      </w:r>
+      <w:r>
+        <w:rPr>
+          <w:rFonts w:ascii="Baskerville Old Face" w:hAnsi="Baskerville Old Face"/>
+        </w:rPr>
+        <w:tab/>
+      </w:r>
+      <w:r>
+        <w:rPr>
+          <w:rFonts w:ascii="Baskerville Old Face" w:hAnsi="Baskerville Old Face"/>
+        </w:rPr>
+        <w:tab/>
+      </w:r>
+      <w:r>
+        <w:rPr>
+          <w:rFonts w:ascii="Baskerville Old Face" w:hAnsi="Baskerville Old Face"/>
+        </w:rPr>
+        <w:tab/>
+      </w:r>
+      <w:r>
+        <w:rPr>
+          <w:rFonts w:ascii="Baskerville Old Face" w:hAnsi="Baskerville Old Face"/>
         </w:rPr>
         <w:tab/>
       </w:r>
@@ -8434,49 +12196,42 @@
       <w:r>
         <w:rPr>
           <w:rFonts w:ascii="Baskerville Old Face" w:hAnsi="Baskerville Old Face"/>
-          <w:u w:val="single"/>
-        </w:rPr>
-        <w:tab/>
-      </w:r>
-      <w:r>
-        <w:rPr>
-          <w:rFonts w:ascii="Baskerville Old Face" w:hAnsi="Baskerville Old Face"/>
-          <w:u w:val="single"/>
-        </w:rPr>
-        <w:tab/>
-      </w:r>
-      <w:r>
-        <w:rPr>
-          <w:rFonts w:ascii="Baskerville Old Face" w:hAnsi="Baskerville Old Face"/>
-          <w:u w:val="single"/>
-        </w:rPr>
-        <w:tab/>
-      </w:r>
-      <w:r>
-        <w:rPr>
-          <w:rFonts w:ascii="Baskerville Old Face" w:hAnsi="Baskerville Old Face"/>
-          <w:u w:val="single"/>
-        </w:rPr>
-        <w:tab/>
-      </w:r>
-      <w:r>
-        <w:rPr>
-          <w:rFonts w:ascii="Baskerville Old Face" w:hAnsi="Baskerville Old Face"/>
-          <w:u w:val="single"/>
-        </w:rPr>
-        <w:tab/>
-      </w:r>
-      <w:r>
-        <w:rPr>
-          <w:rFonts w:ascii="Baskerville Old Face" w:hAnsi="Baskerville Old Face"/>
-          <w:u w:val="single"/>
-        </w:rPr>
-        <w:tab/>
-      </w:r>
-      <w:r>
-        <w:rPr>
-          <w:rFonts w:ascii="Baskerville Old Face" w:hAnsi="Baskerville Old Face"/>
-          <w:u w:val="single"/>
+        </w:rPr>
+        <w:tab/>
+      </w:r>
+      <w:r>
+        <w:rPr>
+          <w:rFonts w:ascii="Baskerville Old Face" w:hAnsi="Baskerville Old Face"/>
+        </w:rPr>
+        <w:tab/>
+      </w:r>
+      <w:r>
+        <w:rPr>
+          <w:rFonts w:ascii="Baskerville Old Face" w:hAnsi="Baskerville Old Face"/>
+        </w:rPr>
+        <w:tab/>
+      </w:r>
+      <w:r>
+        <w:rPr>
+          <w:rFonts w:ascii="Baskerville Old Face" w:hAnsi="Baskerville Old Face"/>
+        </w:rPr>
+        <w:tab/>
+      </w:r>
+      <w:r>
+        <w:rPr>
+          <w:rFonts w:ascii="Baskerville Old Face" w:hAnsi="Baskerville Old Face"/>
+        </w:rPr>
+        <w:tab/>
+      </w:r>
+      <w:r>
+        <w:rPr>
+          <w:rFonts w:ascii="Baskerville Old Face" w:hAnsi="Baskerville Old Face"/>
+        </w:rPr>
+        <w:tab/>
+      </w:r>
+      <w:r>
+        <w:rPr>
+          <w:rFonts w:ascii="Baskerville Old Face" w:hAnsi="Baskerville Old Face"/>
         </w:rPr>
         <w:tab/>
       </w:r>
@@ -8537,13 +12292,7 @@
         </w:rPr>
       </w:pPr>
       <w:r>
-        <w:rPr>
-          <w:rFonts w:ascii="Baskerville Old Face" w:hAnsi="Baskerville Old Face"/>
-          <w:noProof/>
-        </w:rPr>
-        <w:pict>
-          <v:rect id="_x0000_s1085" style="position:absolute;left:0;text-align:left;margin-left:39.3pt;margin-top:7.2pt;width:426.75pt;height:219.35pt;z-index:251640320"/>
-        </w:pict>
+        <w:t xml:space="preserve">{@foto_drawing}</w:t>
       </w:r>
     </w:p>
     <w:p>
